--- a/04_System_Design_and_Development/Database_Design_Template.docx
+++ b/04_System_Design_and_Development/Database_Design_Template.docx
@@ -53,8 +53,8 @@
         <w:tblLook w:val="04A0" w:firstRow="1" w:lastRow="0" w:firstColumn="1" w:lastColumn="0" w:noHBand="0" w:noVBand="1"/>
       </w:tblPr>
       <w:tblGrid>
-        <w:gridCol w:w="4861"/>
-        <w:gridCol w:w="5111"/>
+        <w:gridCol w:w="4986"/>
+        <w:gridCol w:w="4986"/>
       </w:tblGrid>
       <w:tr>
         <w:trPr>
@@ -77,7 +77,7 @@
           </w:tcPr>
           <w:p>
             <w:r>
-              <w:t>________________________________________</w:t>
+              <w:t>TrackWIL: Work-Integrated Learning Logbook Tracking</w:t>
             </w:r>
           </w:p>
         </w:tc>
@@ -103,7 +103,7 @@
           </w:tcPr>
           <w:p>
             <w:r>
-              <w:t>________________________________________</w:t>
+              <w:t>Willem Basson, Dylan Shepard, Moegammad Green, Sihle Kayise</w:t>
             </w:r>
           </w:p>
         </w:tc>
@@ -129,7 +129,7 @@
           </w:tcPr>
           <w:p>
             <w:r>
-              <w:t>________________________________________</w:t>
+              <w:t>SPM622 (Software Engineering 2)</w:t>
             </w:r>
           </w:p>
         </w:tc>
@@ -155,7 +155,7 @@
           </w:tcPr>
           <w:p>
             <w:r>
-              <w:t>________________________________________</w:t>
+              <w:t>Ms Amenda Raganya</w:t>
             </w:r>
           </w:p>
         </w:tc>
@@ -181,7 +181,7 @@
           </w:tcPr>
           <w:p>
             <w:r>
-              <w:t>________________________________________</w:t>
+              <w:t>Week 4: Build, Test and Presentation</w:t>
             </w:r>
           </w:p>
         </w:tc>
@@ -207,15 +207,98 @@
           </w:tcPr>
           <w:p>
             <w:r>
-              <w:t>________________________________________</w:t>
+              <w:t>23 October 2026</w:t>
             </w:r>
           </w:p>
         </w:tc>
       </w:tr>
     </w:tbl>
     <w:p>
+      <w:pPr>
+        <w:pStyle w:val="Heading1"/>
+      </w:pPr>
       <w:r>
-        <w:br w:type="page"/>
+        <w:t>Database Purpose</w:t>
+      </w:r>
+    </w:p>
+    <w:p>
+      <w:r>
+        <w:t>The TrackWIL database stores everything the application needs to track Work-Integrated Learning logbooks: the accounts of students, coordinators and lecturers; each student's daily logbook entries with their hours, evidence file name and verification status; and the one-time verification links that workplace mentors use to approve or reject entries.</w:t>
+      </w:r>
+    </w:p>
+    <w:p>
+      <w:r>
+        <w:t>The database must support these queries efficiently and reliably:</w:t>
+      </w:r>
+    </w:p>
+    <w:p>
+      <w:pPr>
+        <w:pStyle w:val="ListParagraph"/>
+        <w:numPr>
+          <w:ilvl w:val="0"/>
+          <w:numId w:val="12"/>
+        </w:numPr>
+        <w:ind w:left="1080"/>
+      </w:pPr>
+      <w:r>
+        <w:t>Sign-in: find a user by email address (case-insensitive).</w:t>
+      </w:r>
+    </w:p>
+    <w:p>
+      <w:pPr>
+        <w:pStyle w:val="ListParagraph"/>
+        <w:numPr>
+          <w:ilvl w:val="0"/>
+          <w:numId w:val="12"/>
+        </w:numPr>
+        <w:ind w:left="1080"/>
+      </w:pPr>
+      <w:r>
+        <w:t>Student logbook: list one student's entries, newest first, and total their verified hours.</w:t>
+      </w:r>
+    </w:p>
+    <w:p>
+      <w:pPr>
+        <w:pStyle w:val="ListParagraph"/>
+        <w:numPr>
+          <w:ilvl w:val="0"/>
+          <w:numId w:val="12"/>
+        </w:numPr>
+        <w:ind w:left="1080"/>
+      </w:pPr>
+      <w:r>
+        <w:t>Verification: find a link by its token, check that it is unused and unexpired, and record the mentor's decision on the link and the entry together.</w:t>
+      </w:r>
+    </w:p>
+    <w:p>
+      <w:pPr>
+        <w:pStyle w:val="ListParagraph"/>
+        <w:numPr>
+          <w:ilvl w:val="0"/>
+          <w:numId w:val="12"/>
+        </w:numPr>
+        <w:ind w:left="1080"/>
+      </w:pPr>
+      <w:r>
+        <w:t>Monitoring dashboard: for every student, count entries and pending verifications, total verified hours and find the latest verification date.</w:t>
+      </w:r>
+    </w:p>
+    <w:p>
+      <w:pPr>
+        <w:pStyle w:val="ListParagraph"/>
+        <w:numPr>
+          <w:ilvl w:val="0"/>
+          <w:numId w:val="12"/>
+        </w:numPr>
+        <w:ind w:left="1080"/>
+      </w:pPr>
+      <w:r>
+        <w:t>Evidence download: find the entry that owns an evidence file to check who may open it.</w:t>
+      </w:r>
+    </w:p>
+    <w:p>
+      <w:r>
+        <w:t>SQLite was chosen because it is a full relational database (keys, constraints and transactions) that runs inside the application through Node.js's built-in node:sqlite module, so no database server has to be installed. The database is a single file, data/trackwil.db, which is created and seeded automatically when the application first starts.</w:t>
       </w:r>
     </w:p>
     <w:p>
@@ -224,27 +307,440 @@
       </w:pPr>
       <w:r>
         <w:lastRenderedPageBreak/>
-        <w:t>Database Purpose</w:t>
+        <w:t>Entity-Relationship Diagram</w:t>
       </w:r>
     </w:p>
     <w:p>
+      <w:pPr>
+        <w:keepNext/>
+        <w:jc w:val="center"/>
+      </w:pPr>
       <w:r>
-        <w:t>Explain what information the database must support.</w:t>
+        <w:rPr>
+          <w:noProof/>
+        </w:rPr>
+        <w:drawing>
+          <wp:inline distT="0" distB="0" distL="0" distR="0" wp14:anchorId="41DD01C1" wp14:editId="13352D30">
+            <wp:extent cx="6332220" cy="3206750"/>
+            <wp:effectExtent l="0" t="0" r="0" b="0"/>
+            <wp:docPr id="610371349" name="Picture 1"/>
+            <wp:cNvGraphicFramePr>
+              <a:graphicFrameLocks xmlns:a="http://schemas.openxmlformats.org/drawingml/2006/main" noChangeAspect="1"/>
+            </wp:cNvGraphicFramePr>
+            <a:graphic xmlns:a="http://schemas.openxmlformats.org/drawingml/2006/main">
+              <a:graphicData uri="http://schemas.openxmlformats.org/drawingml/2006/picture">
+                <pic:pic xmlns:pic="http://schemas.openxmlformats.org/drawingml/2006/picture">
+                  <pic:nvPicPr>
+                    <pic:cNvPr id="610371349" name=""/>
+                    <pic:cNvPicPr/>
+                  </pic:nvPicPr>
+                  <pic:blipFill>
+                    <a:blip r:embed="rId8"/>
+                    <a:stretch>
+                      <a:fillRect/>
+                    </a:stretch>
+                  </pic:blipFill>
+                  <pic:spPr>
+                    <a:xfrm>
+                      <a:off x="0" y="0"/>
+                      <a:ext cx="6332220" cy="3206750"/>
+                    </a:xfrm>
+                    <a:prstGeom prst="rect">
+                      <a:avLst/>
+                    </a:prstGeom>
+                  </pic:spPr>
+                </pic:pic>
+              </a:graphicData>
+            </a:graphic>
+          </wp:inline>
+        </w:drawing>
       </w:r>
     </w:p>
     <w:p>
+      <w:pPr>
+        <w:pStyle w:val="Caption"/>
+        <w:rPr>
+          <w:b w:val="0"/>
+        </w:rPr>
+      </w:pPr>
       <w:r>
-        <w:t>________________________________________________________________________________</w:t>
+        <w:rPr>
+          <w:b w:val="0"/>
+        </w:rPr>
+        <w:t xml:space="preserve">Figure </w:t>
+      </w:r>
+      <w:r>
+        <w:rPr>
+          <w:b w:val="0"/>
+        </w:rPr>
+        <w:fldChar w:fldCharType="begin"/>
+      </w:r>
+      <w:r>
+        <w:rPr>
+          <w:b w:val="0"/>
+        </w:rPr>
+        <w:instrText xml:space="preserve"> SEQ Figure \* ARABIC </w:instrText>
+      </w:r>
+      <w:r>
+        <w:rPr>
+          <w:b w:val="0"/>
+        </w:rPr>
+        <w:fldChar w:fldCharType="separate"/>
+      </w:r>
+      <w:r>
+        <w:rPr>
+          <w:b w:val="0"/>
+          <w:noProof/>
+        </w:rPr>
+        <w:t>1</w:t>
+      </w:r>
+      <w:r>
+        <w:rPr>
+          <w:b w:val="0"/>
+        </w:rPr>
+        <w:fldChar w:fldCharType="end"/>
+      </w:r>
+      <w:r>
+        <w:rPr>
+          <w:b w:val="0"/>
+        </w:rPr>
+        <w:t>: Entity-relationship diagram</w:t>
       </w:r>
     </w:p>
     <w:p>
+      <w:pPr>
+        <w:pStyle w:val="Caption"/>
+        <w:keepNext/>
+        <w:rPr>
+          <w:b w:val="0"/>
+        </w:rPr>
+      </w:pPr>
       <w:r>
-        <w:t>________________________________________________________________________________</w:t>
+        <w:rPr>
+          <w:b w:val="0"/>
+        </w:rPr>
+        <w:t xml:space="preserve">Table </w:t>
+      </w:r>
+      <w:r>
+        <w:rPr>
+          <w:b w:val="0"/>
+        </w:rPr>
+        <w:fldChar w:fldCharType="begin"/>
+      </w:r>
+      <w:r>
+        <w:rPr>
+          <w:b w:val="0"/>
+        </w:rPr>
+        <w:instrText xml:space="preserve"> SEQ Table \* ARABIC </w:instrText>
+      </w:r>
+      <w:r>
+        <w:rPr>
+          <w:b w:val="0"/>
+        </w:rPr>
+        <w:fldChar w:fldCharType="separate"/>
+      </w:r>
+      <w:r>
+        <w:rPr>
+          <w:b w:val="0"/>
+          <w:noProof/>
+        </w:rPr>
+        <w:t>1</w:t>
+      </w:r>
+      <w:r>
+        <w:rPr>
+          <w:b w:val="0"/>
+        </w:rPr>
+        <w:fldChar w:fldCharType="end"/>
+      </w:r>
+      <w:r>
+        <w:rPr>
+          <w:b w:val="0"/>
+        </w:rPr>
+        <w:t>: Relationships and cardinalities</w:t>
       </w:r>
     </w:p>
+    <w:tbl>
+      <w:tblPr>
+        <w:tblStyle w:val="TableGrid"/>
+        <w:tblW w:w="9979" w:type="dxa"/>
+        <w:tblLayout w:type="fixed"/>
+        <w:tblLook w:val="04A0" w:firstRow="1" w:lastRow="0" w:firstColumn="1" w:lastColumn="0" w:noHBand="0" w:noVBand="1"/>
+      </w:tblPr>
+      <w:tblGrid>
+        <w:gridCol w:w="2834"/>
+        <w:gridCol w:w="1903"/>
+        <w:gridCol w:w="3164"/>
+        <w:gridCol w:w="2078"/>
+      </w:tblGrid>
+      <w:tr>
+        <w:trPr>
+          <w:cantSplit/>
+          <w:tblHeader/>
+        </w:trPr>
+        <w:tc>
+          <w:tcPr>
+            <w:tcW w:w="2834" w:type="dxa"/>
+            <w:shd w:val="clear" w:color="auto" w:fill="E6E6E6"/>
+          </w:tcPr>
+          <w:p>
+            <w:pPr>
+              <w:keepNext/>
+              <w:spacing w:before="40" w:after="40"/>
+              <w:rPr>
+                <w:b/>
+                <w:sz w:val="20"/>
+              </w:rPr>
+            </w:pPr>
+            <w:r>
+              <w:rPr>
+                <w:b/>
+                <w:sz w:val="20"/>
+              </w:rPr>
+              <w:t>Relationship</w:t>
+            </w:r>
+          </w:p>
+        </w:tc>
+        <w:tc>
+          <w:tcPr>
+            <w:tcW w:w="1903" w:type="dxa"/>
+            <w:shd w:val="clear" w:color="auto" w:fill="E6E6E6"/>
+          </w:tcPr>
+          <w:p>
+            <w:pPr>
+              <w:keepNext/>
+              <w:spacing w:before="40" w:after="40"/>
+              <w:rPr>
+                <w:b/>
+                <w:sz w:val="20"/>
+              </w:rPr>
+            </w:pPr>
+            <w:r>
+              <w:rPr>
+                <w:b/>
+                <w:sz w:val="20"/>
+              </w:rPr>
+              <w:t>Cardinality</w:t>
+            </w:r>
+          </w:p>
+        </w:tc>
+        <w:tc>
+          <w:tcPr>
+            <w:tcW w:w="3164" w:type="dxa"/>
+            <w:shd w:val="clear" w:color="auto" w:fill="E6E6E6"/>
+          </w:tcPr>
+          <w:p>
+            <w:pPr>
+              <w:keepNext/>
+              <w:spacing w:before="40" w:after="40"/>
+              <w:rPr>
+                <w:b/>
+                <w:sz w:val="20"/>
+              </w:rPr>
+            </w:pPr>
+            <w:r>
+              <w:rPr>
+                <w:b/>
+                <w:sz w:val="20"/>
+              </w:rPr>
+              <w:t>Implemented by</w:t>
+            </w:r>
+          </w:p>
+        </w:tc>
+        <w:tc>
+          <w:tcPr>
+            <w:tcW w:w="2078" w:type="dxa"/>
+            <w:shd w:val="clear" w:color="auto" w:fill="E6E6E6"/>
+          </w:tcPr>
+          <w:p>
+            <w:pPr>
+              <w:keepNext/>
+              <w:spacing w:before="40" w:after="40"/>
+              <w:rPr>
+                <w:b/>
+                <w:sz w:val="20"/>
+              </w:rPr>
+            </w:pPr>
+            <w:r>
+              <w:rPr>
+                <w:b/>
+                <w:sz w:val="20"/>
+              </w:rPr>
+              <w:t>Meaning</w:t>
+            </w:r>
+          </w:p>
+        </w:tc>
+      </w:tr>
+      <w:tr>
+        <w:trPr>
+          <w:cantSplit/>
+        </w:trPr>
+        <w:tc>
+          <w:tcPr>
+            <w:tcW w:w="2834" w:type="dxa"/>
+          </w:tcPr>
+          <w:p>
+            <w:pPr>
+              <w:keepNext/>
+              <w:spacing w:before="40" w:after="40"/>
+              <w:rPr>
+                <w:sz w:val="20"/>
+              </w:rPr>
+            </w:pPr>
+            <w:r>
+              <w:rPr>
+                <w:sz w:val="20"/>
+              </w:rPr>
+              <w:t>users to logbook_entries</w:t>
+            </w:r>
+          </w:p>
+        </w:tc>
+        <w:tc>
+          <w:tcPr>
+            <w:tcW w:w="1903" w:type="dxa"/>
+          </w:tcPr>
+          <w:p>
+            <w:pPr>
+              <w:keepNext/>
+              <w:spacing w:before="40" w:after="40"/>
+              <w:rPr>
+                <w:sz w:val="20"/>
+              </w:rPr>
+            </w:pPr>
+            <w:r>
+              <w:rPr>
+                <w:sz w:val="20"/>
+              </w:rPr>
+              <w:t>One to zero-or-many</w:t>
+            </w:r>
+          </w:p>
+        </w:tc>
+        <w:tc>
+          <w:tcPr>
+            <w:tcW w:w="3164" w:type="dxa"/>
+          </w:tcPr>
+          <w:p>
+            <w:pPr>
+              <w:keepNext/>
+              <w:spacing w:before="40" w:after="40"/>
+              <w:rPr>
+                <w:sz w:val="20"/>
+              </w:rPr>
+            </w:pPr>
+            <w:r>
+              <w:rPr>
+                <w:sz w:val="20"/>
+              </w:rPr>
+              <w:t>logbook_entries.student_id references users.id</w:t>
+            </w:r>
+          </w:p>
+        </w:tc>
+        <w:tc>
+          <w:tcPr>
+            <w:tcW w:w="2078" w:type="dxa"/>
+          </w:tcPr>
+          <w:p>
+            <w:pPr>
+              <w:keepNext/>
+              <w:spacing w:before="40" w:after="40"/>
+              <w:rPr>
+                <w:sz w:val="20"/>
+              </w:rPr>
+            </w:pPr>
+            <w:r>
+              <w:rPr>
+                <w:sz w:val="20"/>
+              </w:rPr>
+              <w:t>A student can have any number of entries; each entry belongs to exactly one student</w:t>
+            </w:r>
+          </w:p>
+        </w:tc>
+      </w:tr>
+      <w:tr>
+        <w:trPr>
+          <w:cantSplit/>
+        </w:trPr>
+        <w:tc>
+          <w:tcPr>
+            <w:tcW w:w="2834" w:type="dxa"/>
+          </w:tcPr>
+          <w:p>
+            <w:pPr>
+              <w:spacing w:before="40" w:after="40"/>
+              <w:rPr>
+                <w:sz w:val="20"/>
+              </w:rPr>
+            </w:pPr>
+            <w:r>
+              <w:rPr>
+                <w:sz w:val="20"/>
+              </w:rPr>
+              <w:t>logbook_entries to verification_tokens</w:t>
+            </w:r>
+          </w:p>
+        </w:tc>
+        <w:tc>
+          <w:tcPr>
+            <w:tcW w:w="1903" w:type="dxa"/>
+          </w:tcPr>
+          <w:p>
+            <w:pPr>
+              <w:spacing w:before="40" w:after="40"/>
+              <w:rPr>
+                <w:sz w:val="20"/>
+              </w:rPr>
+            </w:pPr>
+            <w:r>
+              <w:rPr>
+                <w:sz w:val="20"/>
+              </w:rPr>
+              <w:t>One to zero-or-many</w:t>
+            </w:r>
+          </w:p>
+        </w:tc>
+        <w:tc>
+          <w:tcPr>
+            <w:tcW w:w="3164" w:type="dxa"/>
+          </w:tcPr>
+          <w:p>
+            <w:pPr>
+              <w:spacing w:before="40" w:after="40"/>
+              <w:rPr>
+                <w:sz w:val="20"/>
+              </w:rPr>
+            </w:pPr>
+            <w:r>
+              <w:rPr>
+                <w:sz w:val="20"/>
+              </w:rPr>
+              <w:t>verification_tokens.entry_id references logbook_entries.id</w:t>
+            </w:r>
+          </w:p>
+        </w:tc>
+        <w:tc>
+          <w:tcPr>
+            <w:tcW w:w="2078" w:type="dxa"/>
+          </w:tcPr>
+          <w:p>
+            <w:pPr>
+              <w:spacing w:before="40" w:after="40"/>
+              <w:rPr>
+                <w:sz w:val="20"/>
+              </w:rPr>
+            </w:pPr>
+            <w:r>
+              <w:rPr>
+                <w:sz w:val="20"/>
+              </w:rPr>
+              <w:t>An entry gets a new link each time it is submitted (including resubmission after rejection); each link belongs to exactly one entry</w:t>
+            </w:r>
+          </w:p>
+        </w:tc>
+      </w:tr>
+    </w:tbl>
+    <w:p/>
     <w:p>
       <w:r>
-        <w:t>________________________________________________________________________________</w:t>
+        <w:t>Mentors are not stored as a separate entity because they have no account in version 1.0. The mentor is identified by the email address stored on each entry, and each verification is recorded on the token that the mentor used.</w:t>
       </w:r>
     </w:p>
     <w:p>
@@ -252,119 +748,3293 @@
         <w:pStyle w:val="Heading1"/>
       </w:pPr>
       <w:r>
-        <w:t>Entity-Relationship Diagram</w:t>
+        <w:lastRenderedPageBreak/>
+        <w:t>Data Dictionary</w:t>
       </w:r>
     </w:p>
     <w:p>
       <w:r>
-        <w:t>Insert the ERD and explain cardinalities.</w:t>
+        <w:t>All text values are stored as TEXT and all numbers as REAL, which are SQLite's storage classes. Dates and times are stored as ISO-8601 text in UTC (for example 2026-10-22T08:00:00.000Z), which sorts correctly as text.</w:t>
       </w:r>
     </w:p>
     <w:p>
+      <w:pPr>
+        <w:pStyle w:val="Caption"/>
+        <w:keepNext/>
+        <w:rPr>
+          <w:b w:val="0"/>
+        </w:rPr>
+      </w:pPr>
       <w:r>
-        <w:t>________________________________________________________________________________</w:t>
+        <w:rPr>
+          <w:b w:val="0"/>
+        </w:rPr>
+        <w:t xml:space="preserve">Table </w:t>
+      </w:r>
+      <w:r>
+        <w:rPr>
+          <w:b w:val="0"/>
+        </w:rPr>
+        <w:fldChar w:fldCharType="begin"/>
+      </w:r>
+      <w:r>
+        <w:rPr>
+          <w:b w:val="0"/>
+        </w:rPr>
+        <w:instrText xml:space="preserve"> SEQ Table \* ARABIC </w:instrText>
+      </w:r>
+      <w:r>
+        <w:rPr>
+          <w:b w:val="0"/>
+        </w:rPr>
+        <w:fldChar w:fldCharType="separate"/>
+      </w:r>
+      <w:r>
+        <w:rPr>
+          <w:b w:val="0"/>
+          <w:noProof/>
+        </w:rPr>
+        <w:t>2</w:t>
+      </w:r>
+      <w:r>
+        <w:rPr>
+          <w:b w:val="0"/>
+        </w:rPr>
+        <w:fldChar w:fldCharType="end"/>
+      </w:r>
+      <w:r>
+        <w:rPr>
+          <w:b w:val="0"/>
+        </w:rPr>
+        <w:t>: users</w:t>
       </w:r>
     </w:p>
+    <w:tbl>
+      <w:tblPr>
+        <w:tblStyle w:val="TableGrid"/>
+        <w:tblW w:w="9980" w:type="dxa"/>
+        <w:tblLayout w:type="fixed"/>
+        <w:tblLook w:val="04A0" w:firstRow="1" w:lastRow="0" w:firstColumn="1" w:lastColumn="0" w:noHBand="0" w:noVBand="1"/>
+      </w:tblPr>
+      <w:tblGrid>
+        <w:gridCol w:w="2211"/>
+        <w:gridCol w:w="865"/>
+        <w:gridCol w:w="2587"/>
+        <w:gridCol w:w="865"/>
+        <w:gridCol w:w="1144"/>
+        <w:gridCol w:w="2308"/>
+      </w:tblGrid>
+      <w:tr>
+        <w:trPr>
+          <w:cantSplit/>
+          <w:tblHeader/>
+        </w:trPr>
+        <w:tc>
+          <w:tcPr>
+            <w:tcW w:w="2211" w:type="dxa"/>
+            <w:shd w:val="clear" w:color="auto" w:fill="E6E6E6"/>
+          </w:tcPr>
+          <w:p>
+            <w:pPr>
+              <w:keepNext/>
+              <w:spacing w:before="40" w:after="40"/>
+              <w:rPr>
+                <w:b/>
+                <w:sz w:val="20"/>
+              </w:rPr>
+            </w:pPr>
+            <w:r>
+              <w:rPr>
+                <w:b/>
+                <w:sz w:val="20"/>
+              </w:rPr>
+              <w:t>Column</w:t>
+            </w:r>
+          </w:p>
+        </w:tc>
+        <w:tc>
+          <w:tcPr>
+            <w:tcW w:w="865" w:type="dxa"/>
+            <w:shd w:val="clear" w:color="auto" w:fill="E6E6E6"/>
+          </w:tcPr>
+          <w:p>
+            <w:pPr>
+              <w:keepNext/>
+              <w:spacing w:before="40" w:after="40"/>
+              <w:rPr>
+                <w:b/>
+                <w:sz w:val="20"/>
+              </w:rPr>
+            </w:pPr>
+            <w:r>
+              <w:rPr>
+                <w:b/>
+                <w:sz w:val="20"/>
+              </w:rPr>
+              <w:t>Type</w:t>
+            </w:r>
+          </w:p>
+        </w:tc>
+        <w:tc>
+          <w:tcPr>
+            <w:tcW w:w="2587" w:type="dxa"/>
+            <w:shd w:val="clear" w:color="auto" w:fill="E6E6E6"/>
+          </w:tcPr>
+          <w:p>
+            <w:pPr>
+              <w:keepNext/>
+              <w:spacing w:before="40" w:after="40"/>
+              <w:rPr>
+                <w:b/>
+                <w:sz w:val="20"/>
+              </w:rPr>
+            </w:pPr>
+            <w:r>
+              <w:rPr>
+                <w:b/>
+                <w:sz w:val="20"/>
+              </w:rPr>
+              <w:t>Size / format</w:t>
+            </w:r>
+          </w:p>
+        </w:tc>
+        <w:tc>
+          <w:tcPr>
+            <w:tcW w:w="865" w:type="dxa"/>
+            <w:shd w:val="clear" w:color="auto" w:fill="E6E6E6"/>
+          </w:tcPr>
+          <w:p>
+            <w:pPr>
+              <w:keepNext/>
+              <w:spacing w:before="40" w:after="40"/>
+              <w:rPr>
+                <w:b/>
+                <w:sz w:val="20"/>
+              </w:rPr>
+            </w:pPr>
+            <w:r>
+              <w:rPr>
+                <w:b/>
+                <w:sz w:val="20"/>
+              </w:rPr>
+              <w:t>Null</w:t>
+            </w:r>
+          </w:p>
+        </w:tc>
+        <w:tc>
+          <w:tcPr>
+            <w:tcW w:w="1144" w:type="dxa"/>
+            <w:shd w:val="clear" w:color="auto" w:fill="E6E6E6"/>
+          </w:tcPr>
+          <w:p>
+            <w:pPr>
+              <w:keepNext/>
+              <w:spacing w:before="40" w:after="40"/>
+              <w:rPr>
+                <w:b/>
+                <w:sz w:val="20"/>
+              </w:rPr>
+            </w:pPr>
+            <w:r>
+              <w:rPr>
+                <w:b/>
+                <w:sz w:val="20"/>
+              </w:rPr>
+              <w:t>Key</w:t>
+            </w:r>
+          </w:p>
+        </w:tc>
+        <w:tc>
+          <w:tcPr>
+            <w:tcW w:w="2308" w:type="dxa"/>
+            <w:shd w:val="clear" w:color="auto" w:fill="E6E6E6"/>
+          </w:tcPr>
+          <w:p>
+            <w:pPr>
+              <w:keepNext/>
+              <w:spacing w:before="40" w:after="40"/>
+              <w:rPr>
+                <w:b/>
+                <w:sz w:val="20"/>
+              </w:rPr>
+            </w:pPr>
+            <w:r>
+              <w:rPr>
+                <w:b/>
+                <w:sz w:val="20"/>
+              </w:rPr>
+              <w:t>Constraint and description</w:t>
+            </w:r>
+          </w:p>
+        </w:tc>
+      </w:tr>
+      <w:tr>
+        <w:trPr>
+          <w:cantSplit/>
+        </w:trPr>
+        <w:tc>
+          <w:tcPr>
+            <w:tcW w:w="2211" w:type="dxa"/>
+          </w:tcPr>
+          <w:p>
+            <w:pPr>
+              <w:keepNext/>
+              <w:spacing w:before="40" w:after="40"/>
+              <w:rPr>
+                <w:sz w:val="20"/>
+              </w:rPr>
+            </w:pPr>
+            <w:r>
+              <w:rPr>
+                <w:sz w:val="20"/>
+              </w:rPr>
+              <w:t>id</w:t>
+            </w:r>
+          </w:p>
+        </w:tc>
+        <w:tc>
+          <w:tcPr>
+            <w:tcW w:w="865" w:type="dxa"/>
+          </w:tcPr>
+          <w:p>
+            <w:pPr>
+              <w:keepNext/>
+              <w:spacing w:before="40" w:after="40"/>
+              <w:rPr>
+                <w:sz w:val="20"/>
+              </w:rPr>
+            </w:pPr>
+            <w:r>
+              <w:rPr>
+                <w:sz w:val="20"/>
+              </w:rPr>
+              <w:t>TEXT</w:t>
+            </w:r>
+          </w:p>
+        </w:tc>
+        <w:tc>
+          <w:tcPr>
+            <w:tcW w:w="2587" w:type="dxa"/>
+          </w:tcPr>
+          <w:p>
+            <w:pPr>
+              <w:keepNext/>
+              <w:spacing w:before="40" w:after="40"/>
+              <w:rPr>
+                <w:sz w:val="20"/>
+              </w:rPr>
+            </w:pPr>
+            <w:r>
+              <w:rPr>
+                <w:sz w:val="20"/>
+              </w:rPr>
+              <w:t>Up to 44 characters (e.g. student-&lt;UUID&gt;)</w:t>
+            </w:r>
+          </w:p>
+        </w:tc>
+        <w:tc>
+          <w:tcPr>
+            <w:tcW w:w="865" w:type="dxa"/>
+          </w:tcPr>
+          <w:p>
+            <w:pPr>
+              <w:keepNext/>
+              <w:spacing w:before="40" w:after="40"/>
+              <w:rPr>
+                <w:sz w:val="20"/>
+              </w:rPr>
+            </w:pPr>
+            <w:r>
+              <w:rPr>
+                <w:sz w:val="20"/>
+              </w:rPr>
+              <w:t>No</w:t>
+            </w:r>
+          </w:p>
+        </w:tc>
+        <w:tc>
+          <w:tcPr>
+            <w:tcW w:w="1144" w:type="dxa"/>
+          </w:tcPr>
+          <w:p>
+            <w:pPr>
+              <w:keepNext/>
+              <w:spacing w:before="40" w:after="40"/>
+              <w:rPr>
+                <w:sz w:val="20"/>
+              </w:rPr>
+            </w:pPr>
+            <w:r>
+              <w:rPr>
+                <w:sz w:val="20"/>
+              </w:rPr>
+              <w:t>PK</w:t>
+            </w:r>
+          </w:p>
+        </w:tc>
+        <w:tc>
+          <w:tcPr>
+            <w:tcW w:w="2308" w:type="dxa"/>
+          </w:tcPr>
+          <w:p>
+            <w:pPr>
+              <w:keepNext/>
+              <w:spacing w:before="40" w:after="40"/>
+              <w:rPr>
+                <w:sz w:val="20"/>
+              </w:rPr>
+            </w:pPr>
+            <w:r>
+              <w:rPr>
+                <w:sz w:val="20"/>
+              </w:rPr>
+              <w:t>Unique account identifier</w:t>
+            </w:r>
+          </w:p>
+        </w:tc>
+      </w:tr>
+      <w:tr>
+        <w:trPr>
+          <w:cantSplit/>
+        </w:trPr>
+        <w:tc>
+          <w:tcPr>
+            <w:tcW w:w="2211" w:type="dxa"/>
+          </w:tcPr>
+          <w:p>
+            <w:pPr>
+              <w:keepNext/>
+              <w:spacing w:before="40" w:after="40"/>
+              <w:rPr>
+                <w:sz w:val="20"/>
+              </w:rPr>
+            </w:pPr>
+            <w:r>
+              <w:rPr>
+                <w:sz w:val="20"/>
+              </w:rPr>
+              <w:t>full_name</w:t>
+            </w:r>
+          </w:p>
+        </w:tc>
+        <w:tc>
+          <w:tcPr>
+            <w:tcW w:w="865" w:type="dxa"/>
+          </w:tcPr>
+          <w:p>
+            <w:pPr>
+              <w:keepNext/>
+              <w:spacing w:before="40" w:after="40"/>
+              <w:rPr>
+                <w:sz w:val="20"/>
+              </w:rPr>
+            </w:pPr>
+            <w:r>
+              <w:rPr>
+                <w:sz w:val="20"/>
+              </w:rPr>
+              <w:t>TEXT</w:t>
+            </w:r>
+          </w:p>
+        </w:tc>
+        <w:tc>
+          <w:tcPr>
+            <w:tcW w:w="2587" w:type="dxa"/>
+          </w:tcPr>
+          <w:p>
+            <w:pPr>
+              <w:keepNext/>
+              <w:spacing w:before="40" w:after="40"/>
+              <w:rPr>
+                <w:sz w:val="20"/>
+              </w:rPr>
+            </w:pPr>
+            <w:r>
+              <w:rPr>
+                <w:sz w:val="20"/>
+              </w:rPr>
+              <w:t>Up to about 120 characters</w:t>
+            </w:r>
+          </w:p>
+        </w:tc>
+        <w:tc>
+          <w:tcPr>
+            <w:tcW w:w="865" w:type="dxa"/>
+          </w:tcPr>
+          <w:p>
+            <w:pPr>
+              <w:keepNext/>
+              <w:spacing w:before="40" w:after="40"/>
+              <w:rPr>
+                <w:sz w:val="20"/>
+              </w:rPr>
+            </w:pPr>
+            <w:r>
+              <w:rPr>
+                <w:sz w:val="20"/>
+              </w:rPr>
+              <w:t>No</w:t>
+            </w:r>
+          </w:p>
+        </w:tc>
+        <w:tc>
+          <w:tcPr>
+            <w:tcW w:w="1144" w:type="dxa"/>
+          </w:tcPr>
+          <w:p>
+            <w:pPr>
+              <w:keepNext/>
+              <w:spacing w:before="40" w:after="40"/>
+              <w:rPr>
+                <w:sz w:val="20"/>
+              </w:rPr>
+            </w:pPr>
+          </w:p>
+        </w:tc>
+        <w:tc>
+          <w:tcPr>
+            <w:tcW w:w="2308" w:type="dxa"/>
+          </w:tcPr>
+          <w:p>
+            <w:pPr>
+              <w:keepNext/>
+              <w:spacing w:before="40" w:after="40"/>
+              <w:rPr>
+                <w:sz w:val="20"/>
+              </w:rPr>
+            </w:pPr>
+            <w:r>
+              <w:rPr>
+                <w:sz w:val="20"/>
+              </w:rPr>
+              <w:t>The user's full name, shown in headers and the dashboard</w:t>
+            </w:r>
+          </w:p>
+        </w:tc>
+      </w:tr>
+      <w:tr>
+        <w:trPr>
+          <w:cantSplit/>
+        </w:trPr>
+        <w:tc>
+          <w:tcPr>
+            <w:tcW w:w="2211" w:type="dxa"/>
+          </w:tcPr>
+          <w:p>
+            <w:pPr>
+              <w:keepNext/>
+              <w:spacing w:before="40" w:after="40"/>
+              <w:rPr>
+                <w:sz w:val="20"/>
+              </w:rPr>
+            </w:pPr>
+            <w:r>
+              <w:rPr>
+                <w:sz w:val="20"/>
+              </w:rPr>
+              <w:t>email</w:t>
+            </w:r>
+          </w:p>
+        </w:tc>
+        <w:tc>
+          <w:tcPr>
+            <w:tcW w:w="865" w:type="dxa"/>
+          </w:tcPr>
+          <w:p>
+            <w:pPr>
+              <w:keepNext/>
+              <w:spacing w:before="40" w:after="40"/>
+              <w:rPr>
+                <w:sz w:val="20"/>
+              </w:rPr>
+            </w:pPr>
+            <w:r>
+              <w:rPr>
+                <w:sz w:val="20"/>
+              </w:rPr>
+              <w:t>TEXT</w:t>
+            </w:r>
+          </w:p>
+        </w:tc>
+        <w:tc>
+          <w:tcPr>
+            <w:tcW w:w="2587" w:type="dxa"/>
+          </w:tcPr>
+          <w:p>
+            <w:pPr>
+              <w:keepNext/>
+              <w:spacing w:before="40" w:after="40"/>
+              <w:rPr>
+                <w:sz w:val="20"/>
+              </w:rPr>
+            </w:pPr>
+            <w:r>
+              <w:rPr>
+                <w:sz w:val="20"/>
+              </w:rPr>
+              <w:t>Up to about 150 characters</w:t>
+            </w:r>
+          </w:p>
+        </w:tc>
+        <w:tc>
+          <w:tcPr>
+            <w:tcW w:w="865" w:type="dxa"/>
+          </w:tcPr>
+          <w:p>
+            <w:pPr>
+              <w:keepNext/>
+              <w:spacing w:before="40" w:after="40"/>
+              <w:rPr>
+                <w:sz w:val="20"/>
+              </w:rPr>
+            </w:pPr>
+            <w:r>
+              <w:rPr>
+                <w:sz w:val="20"/>
+              </w:rPr>
+              <w:t>No</w:t>
+            </w:r>
+          </w:p>
+        </w:tc>
+        <w:tc>
+          <w:tcPr>
+            <w:tcW w:w="1144" w:type="dxa"/>
+          </w:tcPr>
+          <w:p>
+            <w:pPr>
+              <w:keepNext/>
+              <w:spacing w:before="40" w:after="40"/>
+              <w:rPr>
+                <w:sz w:val="20"/>
+              </w:rPr>
+            </w:pPr>
+            <w:r>
+              <w:rPr>
+                <w:sz w:val="20"/>
+              </w:rPr>
+              <w:t>Unique</w:t>
+            </w:r>
+          </w:p>
+        </w:tc>
+        <w:tc>
+          <w:tcPr>
+            <w:tcW w:w="2308" w:type="dxa"/>
+          </w:tcPr>
+          <w:p>
+            <w:pPr>
+              <w:keepNext/>
+              <w:spacing w:before="40" w:after="40"/>
+              <w:rPr>
+                <w:sz w:val="20"/>
+              </w:rPr>
+            </w:pPr>
+            <w:r>
+              <w:rPr>
+                <w:sz w:val="20"/>
+              </w:rPr>
+              <w:t>Sign-in name; UNIQUE with COLLATE NOCASE so letter case does not matter</w:t>
+            </w:r>
+          </w:p>
+        </w:tc>
+      </w:tr>
+      <w:tr>
+        <w:trPr>
+          <w:cantSplit/>
+        </w:trPr>
+        <w:tc>
+          <w:tcPr>
+            <w:tcW w:w="2211" w:type="dxa"/>
+          </w:tcPr>
+          <w:p>
+            <w:pPr>
+              <w:keepNext/>
+              <w:spacing w:before="40" w:after="40"/>
+              <w:rPr>
+                <w:sz w:val="20"/>
+              </w:rPr>
+            </w:pPr>
+            <w:r>
+              <w:rPr>
+                <w:sz w:val="20"/>
+              </w:rPr>
+              <w:t>role</w:t>
+            </w:r>
+          </w:p>
+        </w:tc>
+        <w:tc>
+          <w:tcPr>
+            <w:tcW w:w="865" w:type="dxa"/>
+          </w:tcPr>
+          <w:p>
+            <w:pPr>
+              <w:keepNext/>
+              <w:spacing w:before="40" w:after="40"/>
+              <w:rPr>
+                <w:sz w:val="20"/>
+              </w:rPr>
+            </w:pPr>
+            <w:r>
+              <w:rPr>
+                <w:sz w:val="20"/>
+              </w:rPr>
+              <w:t>TEXT</w:t>
+            </w:r>
+          </w:p>
+        </w:tc>
+        <w:tc>
+          <w:tcPr>
+            <w:tcW w:w="2587" w:type="dxa"/>
+          </w:tcPr>
+          <w:p>
+            <w:pPr>
+              <w:keepNext/>
+              <w:spacing w:before="40" w:after="40"/>
+              <w:rPr>
+                <w:sz w:val="20"/>
+              </w:rPr>
+            </w:pPr>
+            <w:r>
+              <w:rPr>
+                <w:sz w:val="20"/>
+              </w:rPr>
+              <w:t>student, coordinator or lecturer</w:t>
+            </w:r>
+          </w:p>
+        </w:tc>
+        <w:tc>
+          <w:tcPr>
+            <w:tcW w:w="865" w:type="dxa"/>
+          </w:tcPr>
+          <w:p>
+            <w:pPr>
+              <w:keepNext/>
+              <w:spacing w:before="40" w:after="40"/>
+              <w:rPr>
+                <w:sz w:val="20"/>
+              </w:rPr>
+            </w:pPr>
+            <w:r>
+              <w:rPr>
+                <w:sz w:val="20"/>
+              </w:rPr>
+              <w:t>No</w:t>
+            </w:r>
+          </w:p>
+        </w:tc>
+        <w:tc>
+          <w:tcPr>
+            <w:tcW w:w="1144" w:type="dxa"/>
+          </w:tcPr>
+          <w:p>
+            <w:pPr>
+              <w:keepNext/>
+              <w:spacing w:before="40" w:after="40"/>
+              <w:rPr>
+                <w:sz w:val="20"/>
+              </w:rPr>
+            </w:pPr>
+          </w:p>
+        </w:tc>
+        <w:tc>
+          <w:tcPr>
+            <w:tcW w:w="2308" w:type="dxa"/>
+          </w:tcPr>
+          <w:p>
+            <w:pPr>
+              <w:keepNext/>
+              <w:spacing w:before="40" w:after="40"/>
+              <w:rPr>
+                <w:sz w:val="20"/>
+              </w:rPr>
+            </w:pPr>
+            <w:r>
+              <w:rPr>
+                <w:sz w:val="20"/>
+              </w:rPr>
+              <w:t>CHECK limits the value to the three roles</w:t>
+            </w:r>
+          </w:p>
+        </w:tc>
+      </w:tr>
+      <w:tr>
+        <w:trPr>
+          <w:cantSplit/>
+        </w:trPr>
+        <w:tc>
+          <w:tcPr>
+            <w:tcW w:w="2211" w:type="dxa"/>
+          </w:tcPr>
+          <w:p>
+            <w:pPr>
+              <w:keepNext/>
+              <w:spacing w:before="40" w:after="40"/>
+              <w:rPr>
+                <w:sz w:val="20"/>
+              </w:rPr>
+            </w:pPr>
+            <w:r>
+              <w:rPr>
+                <w:sz w:val="20"/>
+              </w:rPr>
+              <w:t>password_hash</w:t>
+            </w:r>
+          </w:p>
+        </w:tc>
+        <w:tc>
+          <w:tcPr>
+            <w:tcW w:w="865" w:type="dxa"/>
+          </w:tcPr>
+          <w:p>
+            <w:pPr>
+              <w:keepNext/>
+              <w:spacing w:before="40" w:after="40"/>
+              <w:rPr>
+                <w:sz w:val="20"/>
+              </w:rPr>
+            </w:pPr>
+            <w:r>
+              <w:rPr>
+                <w:sz w:val="20"/>
+              </w:rPr>
+              <w:t>TEXT</w:t>
+            </w:r>
+          </w:p>
+        </w:tc>
+        <w:tc>
+          <w:tcPr>
+            <w:tcW w:w="2587" w:type="dxa"/>
+          </w:tcPr>
+          <w:p>
+            <w:pPr>
+              <w:keepNext/>
+              <w:spacing w:before="40" w:after="40"/>
+              <w:rPr>
+                <w:sz w:val="20"/>
+              </w:rPr>
+            </w:pPr>
+            <w:r>
+              <w:rPr>
+                <w:sz w:val="20"/>
+              </w:rPr>
+              <w:t>32-character salt, a colon and a 128-character key</w:t>
+            </w:r>
+          </w:p>
+        </w:tc>
+        <w:tc>
+          <w:tcPr>
+            <w:tcW w:w="865" w:type="dxa"/>
+          </w:tcPr>
+          <w:p>
+            <w:pPr>
+              <w:keepNext/>
+              <w:spacing w:before="40" w:after="40"/>
+              <w:rPr>
+                <w:sz w:val="20"/>
+              </w:rPr>
+            </w:pPr>
+            <w:r>
+              <w:rPr>
+                <w:sz w:val="20"/>
+              </w:rPr>
+              <w:t>No</w:t>
+            </w:r>
+          </w:p>
+        </w:tc>
+        <w:tc>
+          <w:tcPr>
+            <w:tcW w:w="1144" w:type="dxa"/>
+          </w:tcPr>
+          <w:p>
+            <w:pPr>
+              <w:keepNext/>
+              <w:spacing w:before="40" w:after="40"/>
+              <w:rPr>
+                <w:sz w:val="20"/>
+              </w:rPr>
+            </w:pPr>
+          </w:p>
+        </w:tc>
+        <w:tc>
+          <w:tcPr>
+            <w:tcW w:w="2308" w:type="dxa"/>
+          </w:tcPr>
+          <w:p>
+            <w:pPr>
+              <w:keepNext/>
+              <w:spacing w:before="40" w:after="40"/>
+              <w:rPr>
+                <w:sz w:val="20"/>
+              </w:rPr>
+            </w:pPr>
+            <w:r>
+              <w:rPr>
+                <w:sz w:val="20"/>
+              </w:rPr>
+              <w:t>scrypt hash of the password; the password itself is never stored</w:t>
+            </w:r>
+          </w:p>
+        </w:tc>
+      </w:tr>
+      <w:tr>
+        <w:trPr>
+          <w:cantSplit/>
+        </w:trPr>
+        <w:tc>
+          <w:tcPr>
+            <w:tcW w:w="2211" w:type="dxa"/>
+          </w:tcPr>
+          <w:p>
+            <w:pPr>
+              <w:spacing w:before="40" w:after="40"/>
+              <w:rPr>
+                <w:sz w:val="20"/>
+              </w:rPr>
+            </w:pPr>
+            <w:r>
+              <w:rPr>
+                <w:sz w:val="20"/>
+              </w:rPr>
+              <w:t>required_hours</w:t>
+            </w:r>
+          </w:p>
+        </w:tc>
+        <w:tc>
+          <w:tcPr>
+            <w:tcW w:w="865" w:type="dxa"/>
+          </w:tcPr>
+          <w:p>
+            <w:pPr>
+              <w:spacing w:before="40" w:after="40"/>
+              <w:rPr>
+                <w:sz w:val="20"/>
+              </w:rPr>
+            </w:pPr>
+            <w:r>
+              <w:rPr>
+                <w:sz w:val="20"/>
+              </w:rPr>
+              <w:t>REAL</w:t>
+            </w:r>
+          </w:p>
+        </w:tc>
+        <w:tc>
+          <w:tcPr>
+            <w:tcW w:w="2587" w:type="dxa"/>
+          </w:tcPr>
+          <w:p>
+            <w:pPr>
+              <w:spacing w:before="40" w:after="40"/>
+              <w:rPr>
+                <w:sz w:val="20"/>
+              </w:rPr>
+            </w:pPr>
+            <w:r>
+              <w:rPr>
+                <w:sz w:val="20"/>
+              </w:rPr>
+              <w:t>0 or more</w:t>
+            </w:r>
+          </w:p>
+        </w:tc>
+        <w:tc>
+          <w:tcPr>
+            <w:tcW w:w="865" w:type="dxa"/>
+          </w:tcPr>
+          <w:p>
+            <w:pPr>
+              <w:spacing w:before="40" w:after="40"/>
+              <w:rPr>
+                <w:sz w:val="20"/>
+              </w:rPr>
+            </w:pPr>
+            <w:r>
+              <w:rPr>
+                <w:sz w:val="20"/>
+              </w:rPr>
+              <w:t>No</w:t>
+            </w:r>
+          </w:p>
+        </w:tc>
+        <w:tc>
+          <w:tcPr>
+            <w:tcW w:w="1144" w:type="dxa"/>
+          </w:tcPr>
+          <w:p>
+            <w:pPr>
+              <w:spacing w:before="40" w:after="40"/>
+              <w:rPr>
+                <w:sz w:val="20"/>
+              </w:rPr>
+            </w:pPr>
+          </w:p>
+        </w:tc>
+        <w:tc>
+          <w:tcPr>
+            <w:tcW w:w="2308" w:type="dxa"/>
+          </w:tcPr>
+          <w:p>
+            <w:pPr>
+              <w:spacing w:before="40" w:after="40"/>
+              <w:rPr>
+                <w:sz w:val="20"/>
+              </w:rPr>
+            </w:pPr>
+            <w:r>
+              <w:rPr>
+                <w:sz w:val="20"/>
+              </w:rPr>
+              <w:t>Hours the student must complete (default 200 for students, 0 for staff); CHECK (&gt;= 0)</w:t>
+            </w:r>
+          </w:p>
+        </w:tc>
+      </w:tr>
+    </w:tbl>
+    <w:p/>
     <w:p>
+      <w:pPr>
+        <w:pStyle w:val="Caption"/>
+        <w:keepNext/>
+        <w:rPr>
+          <w:b w:val="0"/>
+        </w:rPr>
+      </w:pPr>
       <w:r>
-        <w:t>________________________________________________________________________________</w:t>
+        <w:rPr>
+          <w:b w:val="0"/>
+        </w:rPr>
+        <w:t xml:space="preserve">Table </w:t>
+      </w:r>
+      <w:r>
+        <w:rPr>
+          <w:b w:val="0"/>
+        </w:rPr>
+        <w:fldChar w:fldCharType="begin"/>
+      </w:r>
+      <w:r>
+        <w:rPr>
+          <w:b w:val="0"/>
+        </w:rPr>
+        <w:instrText xml:space="preserve"> SEQ Table \* ARABIC </w:instrText>
+      </w:r>
+      <w:r>
+        <w:rPr>
+          <w:b w:val="0"/>
+        </w:rPr>
+        <w:fldChar w:fldCharType="separate"/>
+      </w:r>
+      <w:r>
+        <w:rPr>
+          <w:b w:val="0"/>
+          <w:noProof/>
+        </w:rPr>
+        <w:t>3</w:t>
+      </w:r>
+      <w:r>
+        <w:rPr>
+          <w:b w:val="0"/>
+        </w:rPr>
+        <w:fldChar w:fldCharType="end"/>
+      </w:r>
+      <w:r>
+        <w:rPr>
+          <w:b w:val="0"/>
+        </w:rPr>
+        <w:t>: logbook_entries</w:t>
       </w:r>
     </w:p>
+    <w:tbl>
+      <w:tblPr>
+        <w:tblStyle w:val="TableGrid"/>
+        <w:tblW w:w="9980" w:type="dxa"/>
+        <w:tblLayout w:type="fixed"/>
+        <w:tblLook w:val="04A0" w:firstRow="1" w:lastRow="0" w:firstColumn="1" w:lastColumn="0" w:noHBand="0" w:noVBand="1"/>
+      </w:tblPr>
+      <w:tblGrid>
+        <w:gridCol w:w="2583"/>
+        <w:gridCol w:w="821"/>
+        <w:gridCol w:w="2966"/>
+        <w:gridCol w:w="821"/>
+        <w:gridCol w:w="1081"/>
+        <w:gridCol w:w="1708"/>
+      </w:tblGrid>
+      <w:tr>
+        <w:trPr>
+          <w:cantSplit/>
+          <w:tblHeader/>
+        </w:trPr>
+        <w:tc>
+          <w:tcPr>
+            <w:tcW w:w="2583" w:type="dxa"/>
+            <w:shd w:val="clear" w:color="auto" w:fill="E6E6E6"/>
+          </w:tcPr>
+          <w:p>
+            <w:pPr>
+              <w:spacing w:before="40" w:after="40"/>
+              <w:rPr>
+                <w:b/>
+                <w:sz w:val="20"/>
+              </w:rPr>
+            </w:pPr>
+            <w:r>
+              <w:rPr>
+                <w:b/>
+                <w:sz w:val="20"/>
+              </w:rPr>
+              <w:t>Column</w:t>
+            </w:r>
+          </w:p>
+        </w:tc>
+        <w:tc>
+          <w:tcPr>
+            <w:tcW w:w="821" w:type="dxa"/>
+            <w:shd w:val="clear" w:color="auto" w:fill="E6E6E6"/>
+          </w:tcPr>
+          <w:p>
+            <w:pPr>
+              <w:spacing w:before="40" w:after="40"/>
+              <w:rPr>
+                <w:b/>
+                <w:sz w:val="20"/>
+              </w:rPr>
+            </w:pPr>
+            <w:r>
+              <w:rPr>
+                <w:b/>
+                <w:sz w:val="20"/>
+              </w:rPr>
+              <w:t>Type</w:t>
+            </w:r>
+          </w:p>
+        </w:tc>
+        <w:tc>
+          <w:tcPr>
+            <w:tcW w:w="2966" w:type="dxa"/>
+            <w:shd w:val="clear" w:color="auto" w:fill="E6E6E6"/>
+          </w:tcPr>
+          <w:p>
+            <w:pPr>
+              <w:spacing w:before="40" w:after="40"/>
+              <w:rPr>
+                <w:b/>
+                <w:sz w:val="20"/>
+              </w:rPr>
+            </w:pPr>
+            <w:r>
+              <w:rPr>
+                <w:b/>
+                <w:sz w:val="20"/>
+              </w:rPr>
+              <w:t>Size / format</w:t>
+            </w:r>
+          </w:p>
+        </w:tc>
+        <w:tc>
+          <w:tcPr>
+            <w:tcW w:w="821" w:type="dxa"/>
+            <w:shd w:val="clear" w:color="auto" w:fill="E6E6E6"/>
+          </w:tcPr>
+          <w:p>
+            <w:pPr>
+              <w:spacing w:before="40" w:after="40"/>
+              <w:rPr>
+                <w:b/>
+                <w:sz w:val="20"/>
+              </w:rPr>
+            </w:pPr>
+            <w:r>
+              <w:rPr>
+                <w:b/>
+                <w:sz w:val="20"/>
+              </w:rPr>
+              <w:t>Null</w:t>
+            </w:r>
+          </w:p>
+        </w:tc>
+        <w:tc>
+          <w:tcPr>
+            <w:tcW w:w="1081" w:type="dxa"/>
+            <w:shd w:val="clear" w:color="auto" w:fill="E6E6E6"/>
+          </w:tcPr>
+          <w:p>
+            <w:pPr>
+              <w:spacing w:before="40" w:after="40"/>
+              <w:rPr>
+                <w:b/>
+                <w:sz w:val="20"/>
+              </w:rPr>
+            </w:pPr>
+            <w:r>
+              <w:rPr>
+                <w:b/>
+                <w:sz w:val="20"/>
+              </w:rPr>
+              <w:t>Key</w:t>
+            </w:r>
+          </w:p>
+        </w:tc>
+        <w:tc>
+          <w:tcPr>
+            <w:tcW w:w="1708" w:type="dxa"/>
+            <w:shd w:val="clear" w:color="auto" w:fill="E6E6E6"/>
+          </w:tcPr>
+          <w:p>
+            <w:pPr>
+              <w:spacing w:before="40" w:after="40"/>
+              <w:rPr>
+                <w:b/>
+                <w:sz w:val="20"/>
+              </w:rPr>
+            </w:pPr>
+            <w:r>
+              <w:rPr>
+                <w:b/>
+                <w:sz w:val="20"/>
+              </w:rPr>
+              <w:t>Constraint and description</w:t>
+            </w:r>
+          </w:p>
+        </w:tc>
+      </w:tr>
+      <w:tr>
+        <w:trPr>
+          <w:cantSplit/>
+        </w:trPr>
+        <w:tc>
+          <w:tcPr>
+            <w:tcW w:w="2583" w:type="dxa"/>
+          </w:tcPr>
+          <w:p>
+            <w:pPr>
+              <w:spacing w:before="40" w:after="40"/>
+              <w:rPr>
+                <w:sz w:val="20"/>
+              </w:rPr>
+            </w:pPr>
+            <w:r>
+              <w:rPr>
+                <w:sz w:val="20"/>
+              </w:rPr>
+              <w:t>id</w:t>
+            </w:r>
+          </w:p>
+        </w:tc>
+        <w:tc>
+          <w:tcPr>
+            <w:tcW w:w="821" w:type="dxa"/>
+          </w:tcPr>
+          <w:p>
+            <w:pPr>
+              <w:spacing w:before="40" w:after="40"/>
+              <w:rPr>
+                <w:sz w:val="20"/>
+              </w:rPr>
+            </w:pPr>
+            <w:r>
+              <w:rPr>
+                <w:sz w:val="20"/>
+              </w:rPr>
+              <w:t>TEXT</w:t>
+            </w:r>
+          </w:p>
+        </w:tc>
+        <w:tc>
+          <w:tcPr>
+            <w:tcW w:w="2966" w:type="dxa"/>
+          </w:tcPr>
+          <w:p>
+            <w:pPr>
+              <w:spacing w:before="40" w:after="40"/>
+              <w:rPr>
+                <w:sz w:val="20"/>
+              </w:rPr>
+            </w:pPr>
+            <w:r>
+              <w:rPr>
+                <w:sz w:val="20"/>
+              </w:rPr>
+              <w:t>UUID (36 characters)</w:t>
+            </w:r>
+          </w:p>
+        </w:tc>
+        <w:tc>
+          <w:tcPr>
+            <w:tcW w:w="821" w:type="dxa"/>
+          </w:tcPr>
+          <w:p>
+            <w:pPr>
+              <w:spacing w:before="40" w:after="40"/>
+              <w:rPr>
+                <w:sz w:val="20"/>
+              </w:rPr>
+            </w:pPr>
+            <w:r>
+              <w:rPr>
+                <w:sz w:val="20"/>
+              </w:rPr>
+              <w:t>No</w:t>
+            </w:r>
+          </w:p>
+        </w:tc>
+        <w:tc>
+          <w:tcPr>
+            <w:tcW w:w="1081" w:type="dxa"/>
+          </w:tcPr>
+          <w:p>
+            <w:pPr>
+              <w:spacing w:before="40" w:after="40"/>
+              <w:rPr>
+                <w:sz w:val="20"/>
+              </w:rPr>
+            </w:pPr>
+            <w:r>
+              <w:rPr>
+                <w:sz w:val="20"/>
+              </w:rPr>
+              <w:t>PK</w:t>
+            </w:r>
+          </w:p>
+        </w:tc>
+        <w:tc>
+          <w:tcPr>
+            <w:tcW w:w="1708" w:type="dxa"/>
+          </w:tcPr>
+          <w:p>
+            <w:pPr>
+              <w:spacing w:before="40" w:after="40"/>
+              <w:rPr>
+                <w:sz w:val="20"/>
+              </w:rPr>
+            </w:pPr>
+            <w:r>
+              <w:rPr>
+                <w:sz w:val="20"/>
+              </w:rPr>
+              <w:t>Unique entry identifier</w:t>
+            </w:r>
+          </w:p>
+        </w:tc>
+      </w:tr>
+      <w:tr>
+        <w:trPr>
+          <w:cantSplit/>
+        </w:trPr>
+        <w:tc>
+          <w:tcPr>
+            <w:tcW w:w="2583" w:type="dxa"/>
+          </w:tcPr>
+          <w:p>
+            <w:pPr>
+              <w:spacing w:before="40" w:after="40"/>
+              <w:rPr>
+                <w:sz w:val="20"/>
+              </w:rPr>
+            </w:pPr>
+            <w:r>
+              <w:rPr>
+                <w:sz w:val="20"/>
+              </w:rPr>
+              <w:t>student_id</w:t>
+            </w:r>
+          </w:p>
+        </w:tc>
+        <w:tc>
+          <w:tcPr>
+            <w:tcW w:w="821" w:type="dxa"/>
+          </w:tcPr>
+          <w:p>
+            <w:pPr>
+              <w:spacing w:before="40" w:after="40"/>
+              <w:rPr>
+                <w:sz w:val="20"/>
+              </w:rPr>
+            </w:pPr>
+            <w:r>
+              <w:rPr>
+                <w:sz w:val="20"/>
+              </w:rPr>
+              <w:t>TEXT</w:t>
+            </w:r>
+          </w:p>
+        </w:tc>
+        <w:tc>
+          <w:tcPr>
+            <w:tcW w:w="2966" w:type="dxa"/>
+          </w:tcPr>
+          <w:p>
+            <w:pPr>
+              <w:spacing w:before="40" w:after="40"/>
+              <w:rPr>
+                <w:sz w:val="20"/>
+              </w:rPr>
+            </w:pPr>
+            <w:r>
+              <w:rPr>
+                <w:sz w:val="20"/>
+              </w:rPr>
+              <w:t>As users.id</w:t>
+            </w:r>
+          </w:p>
+        </w:tc>
+        <w:tc>
+          <w:tcPr>
+            <w:tcW w:w="821" w:type="dxa"/>
+          </w:tcPr>
+          <w:p>
+            <w:pPr>
+              <w:spacing w:before="40" w:after="40"/>
+              <w:rPr>
+                <w:sz w:val="20"/>
+              </w:rPr>
+            </w:pPr>
+            <w:r>
+              <w:rPr>
+                <w:sz w:val="20"/>
+              </w:rPr>
+              <w:t>No</w:t>
+            </w:r>
+          </w:p>
+        </w:tc>
+        <w:tc>
+          <w:tcPr>
+            <w:tcW w:w="1081" w:type="dxa"/>
+          </w:tcPr>
+          <w:p>
+            <w:pPr>
+              <w:spacing w:before="40" w:after="40"/>
+              <w:rPr>
+                <w:sz w:val="20"/>
+              </w:rPr>
+            </w:pPr>
+            <w:r>
+              <w:rPr>
+                <w:sz w:val="20"/>
+              </w:rPr>
+              <w:t>FK</w:t>
+            </w:r>
+          </w:p>
+        </w:tc>
+        <w:tc>
+          <w:tcPr>
+            <w:tcW w:w="1708" w:type="dxa"/>
+          </w:tcPr>
+          <w:p>
+            <w:pPr>
+              <w:spacing w:before="40" w:after="40"/>
+              <w:rPr>
+                <w:sz w:val="20"/>
+              </w:rPr>
+            </w:pPr>
+            <w:r>
+              <w:rPr>
+                <w:sz w:val="20"/>
+              </w:rPr>
+              <w:t>References users(id) ON DELETE CASCADE; indexed with work_date</w:t>
+            </w:r>
+          </w:p>
+        </w:tc>
+      </w:tr>
+      <w:tr>
+        <w:trPr>
+          <w:cantSplit/>
+        </w:trPr>
+        <w:tc>
+          <w:tcPr>
+            <w:tcW w:w="2583" w:type="dxa"/>
+          </w:tcPr>
+          <w:p>
+            <w:pPr>
+              <w:spacing w:before="40" w:after="40"/>
+              <w:rPr>
+                <w:sz w:val="20"/>
+              </w:rPr>
+            </w:pPr>
+            <w:r>
+              <w:rPr>
+                <w:sz w:val="20"/>
+              </w:rPr>
+              <w:t>work_date</w:t>
+            </w:r>
+          </w:p>
+        </w:tc>
+        <w:tc>
+          <w:tcPr>
+            <w:tcW w:w="821" w:type="dxa"/>
+          </w:tcPr>
+          <w:p>
+            <w:pPr>
+              <w:spacing w:before="40" w:after="40"/>
+              <w:rPr>
+                <w:sz w:val="20"/>
+              </w:rPr>
+            </w:pPr>
+            <w:r>
+              <w:rPr>
+                <w:sz w:val="20"/>
+              </w:rPr>
+              <w:t>TEXT</w:t>
+            </w:r>
+          </w:p>
+        </w:tc>
+        <w:tc>
+          <w:tcPr>
+            <w:tcW w:w="2966" w:type="dxa"/>
+          </w:tcPr>
+          <w:p>
+            <w:pPr>
+              <w:spacing w:before="40" w:after="40"/>
+              <w:rPr>
+                <w:sz w:val="20"/>
+              </w:rPr>
+            </w:pPr>
+            <w:r>
+              <w:rPr>
+                <w:sz w:val="20"/>
+              </w:rPr>
+              <w:t>YYYY-MM-DD</w:t>
+            </w:r>
+          </w:p>
+        </w:tc>
+        <w:tc>
+          <w:tcPr>
+            <w:tcW w:w="821" w:type="dxa"/>
+          </w:tcPr>
+          <w:p>
+            <w:pPr>
+              <w:spacing w:before="40" w:after="40"/>
+              <w:rPr>
+                <w:sz w:val="20"/>
+              </w:rPr>
+            </w:pPr>
+            <w:r>
+              <w:rPr>
+                <w:sz w:val="20"/>
+              </w:rPr>
+              <w:t>No</w:t>
+            </w:r>
+          </w:p>
+        </w:tc>
+        <w:tc>
+          <w:tcPr>
+            <w:tcW w:w="1081" w:type="dxa"/>
+          </w:tcPr>
+          <w:p>
+            <w:pPr>
+              <w:spacing w:before="40" w:after="40"/>
+              <w:rPr>
+                <w:sz w:val="20"/>
+              </w:rPr>
+            </w:pPr>
+          </w:p>
+        </w:tc>
+        <w:tc>
+          <w:tcPr>
+            <w:tcW w:w="1708" w:type="dxa"/>
+          </w:tcPr>
+          <w:p>
+            <w:pPr>
+              <w:spacing w:before="40" w:after="40"/>
+              <w:rPr>
+                <w:sz w:val="20"/>
+              </w:rPr>
+            </w:pPr>
+            <w:r>
+              <w:rPr>
+                <w:sz w:val="20"/>
+              </w:rPr>
+              <w:t>The day the work was done</w:t>
+            </w:r>
+          </w:p>
+        </w:tc>
+      </w:tr>
+      <w:tr>
+        <w:trPr>
+          <w:cantSplit/>
+        </w:trPr>
+        <w:tc>
+          <w:tcPr>
+            <w:tcW w:w="2583" w:type="dxa"/>
+          </w:tcPr>
+          <w:p>
+            <w:pPr>
+              <w:spacing w:before="40" w:after="40"/>
+              <w:rPr>
+                <w:sz w:val="20"/>
+              </w:rPr>
+            </w:pPr>
+            <w:r>
+              <w:rPr>
+                <w:sz w:val="20"/>
+              </w:rPr>
+              <w:t>description</w:t>
+            </w:r>
+          </w:p>
+        </w:tc>
+        <w:tc>
+          <w:tcPr>
+            <w:tcW w:w="821" w:type="dxa"/>
+          </w:tcPr>
+          <w:p>
+            <w:pPr>
+              <w:spacing w:before="40" w:after="40"/>
+              <w:rPr>
+                <w:sz w:val="20"/>
+              </w:rPr>
+            </w:pPr>
+            <w:r>
+              <w:rPr>
+                <w:sz w:val="20"/>
+              </w:rPr>
+              <w:t>TEXT</w:t>
+            </w:r>
+          </w:p>
+        </w:tc>
+        <w:tc>
+          <w:tcPr>
+            <w:tcW w:w="2966" w:type="dxa"/>
+          </w:tcPr>
+          <w:p>
+            <w:pPr>
+              <w:spacing w:before="40" w:after="40"/>
+              <w:rPr>
+                <w:sz w:val="20"/>
+              </w:rPr>
+            </w:pPr>
+            <w:r>
+              <w:rPr>
+                <w:sz w:val="20"/>
+              </w:rPr>
+              <w:t>Free text</w:t>
+            </w:r>
+          </w:p>
+        </w:tc>
+        <w:tc>
+          <w:tcPr>
+            <w:tcW w:w="821" w:type="dxa"/>
+          </w:tcPr>
+          <w:p>
+            <w:pPr>
+              <w:spacing w:before="40" w:after="40"/>
+              <w:rPr>
+                <w:sz w:val="20"/>
+              </w:rPr>
+            </w:pPr>
+            <w:r>
+              <w:rPr>
+                <w:sz w:val="20"/>
+              </w:rPr>
+              <w:t>No</w:t>
+            </w:r>
+          </w:p>
+        </w:tc>
+        <w:tc>
+          <w:tcPr>
+            <w:tcW w:w="1081" w:type="dxa"/>
+          </w:tcPr>
+          <w:p>
+            <w:pPr>
+              <w:spacing w:before="40" w:after="40"/>
+              <w:rPr>
+                <w:sz w:val="20"/>
+              </w:rPr>
+            </w:pPr>
+          </w:p>
+        </w:tc>
+        <w:tc>
+          <w:tcPr>
+            <w:tcW w:w="1708" w:type="dxa"/>
+          </w:tcPr>
+          <w:p>
+            <w:pPr>
+              <w:spacing w:before="40" w:after="40"/>
+              <w:rPr>
+                <w:sz w:val="20"/>
+              </w:rPr>
+            </w:pPr>
+            <w:r>
+              <w:rPr>
+                <w:sz w:val="20"/>
+              </w:rPr>
+              <w:t>What the student did</w:t>
+            </w:r>
+          </w:p>
+        </w:tc>
+      </w:tr>
+      <w:tr>
+        <w:trPr>
+          <w:cantSplit/>
+        </w:trPr>
+        <w:tc>
+          <w:tcPr>
+            <w:tcW w:w="2583" w:type="dxa"/>
+          </w:tcPr>
+          <w:p>
+            <w:pPr>
+              <w:spacing w:before="40" w:after="40"/>
+              <w:rPr>
+                <w:sz w:val="20"/>
+              </w:rPr>
+            </w:pPr>
+            <w:r>
+              <w:rPr>
+                <w:sz w:val="20"/>
+              </w:rPr>
+              <w:lastRenderedPageBreak/>
+              <w:t>hours</w:t>
+            </w:r>
+          </w:p>
+        </w:tc>
+        <w:tc>
+          <w:tcPr>
+            <w:tcW w:w="821" w:type="dxa"/>
+          </w:tcPr>
+          <w:p>
+            <w:pPr>
+              <w:spacing w:before="40" w:after="40"/>
+              <w:rPr>
+                <w:sz w:val="20"/>
+              </w:rPr>
+            </w:pPr>
+            <w:r>
+              <w:rPr>
+                <w:sz w:val="20"/>
+              </w:rPr>
+              <w:t>REAL</w:t>
+            </w:r>
+          </w:p>
+        </w:tc>
+        <w:tc>
+          <w:tcPr>
+            <w:tcW w:w="2966" w:type="dxa"/>
+          </w:tcPr>
+          <w:p>
+            <w:pPr>
+              <w:spacing w:before="40" w:after="40"/>
+              <w:rPr>
+                <w:sz w:val="20"/>
+              </w:rPr>
+            </w:pPr>
+            <w:r>
+              <w:rPr>
+                <w:sz w:val="20"/>
+              </w:rPr>
+              <w:t>More than 0, at most 24</w:t>
+            </w:r>
+          </w:p>
+        </w:tc>
+        <w:tc>
+          <w:tcPr>
+            <w:tcW w:w="821" w:type="dxa"/>
+          </w:tcPr>
+          <w:p>
+            <w:pPr>
+              <w:spacing w:before="40" w:after="40"/>
+              <w:rPr>
+                <w:sz w:val="20"/>
+              </w:rPr>
+            </w:pPr>
+            <w:r>
+              <w:rPr>
+                <w:sz w:val="20"/>
+              </w:rPr>
+              <w:t>No</w:t>
+            </w:r>
+          </w:p>
+        </w:tc>
+        <w:tc>
+          <w:tcPr>
+            <w:tcW w:w="1081" w:type="dxa"/>
+          </w:tcPr>
+          <w:p>
+            <w:pPr>
+              <w:spacing w:before="40" w:after="40"/>
+              <w:rPr>
+                <w:sz w:val="20"/>
+              </w:rPr>
+            </w:pPr>
+          </w:p>
+        </w:tc>
+        <w:tc>
+          <w:tcPr>
+            <w:tcW w:w="1708" w:type="dxa"/>
+          </w:tcPr>
+          <w:p>
+            <w:pPr>
+              <w:spacing w:before="40" w:after="40"/>
+              <w:rPr>
+                <w:sz w:val="20"/>
+              </w:rPr>
+            </w:pPr>
+            <w:r>
+              <w:rPr>
+                <w:sz w:val="20"/>
+              </w:rPr>
+              <w:t>CHECK (hours &gt; 0 AND hours &lt;= 24)</w:t>
+            </w:r>
+          </w:p>
+        </w:tc>
+      </w:tr>
+      <w:tr>
+        <w:trPr>
+          <w:cantSplit/>
+        </w:trPr>
+        <w:tc>
+          <w:tcPr>
+            <w:tcW w:w="2583" w:type="dxa"/>
+          </w:tcPr>
+          <w:p>
+            <w:pPr>
+              <w:spacing w:before="40" w:after="40"/>
+              <w:rPr>
+                <w:sz w:val="20"/>
+              </w:rPr>
+            </w:pPr>
+            <w:r>
+              <w:rPr>
+                <w:sz w:val="20"/>
+              </w:rPr>
+              <w:t>evidence_file_name</w:t>
+            </w:r>
+          </w:p>
+        </w:tc>
+        <w:tc>
+          <w:tcPr>
+            <w:tcW w:w="821" w:type="dxa"/>
+          </w:tcPr>
+          <w:p>
+            <w:pPr>
+              <w:spacing w:before="40" w:after="40"/>
+              <w:rPr>
+                <w:sz w:val="20"/>
+              </w:rPr>
+            </w:pPr>
+            <w:r>
+              <w:rPr>
+                <w:sz w:val="20"/>
+              </w:rPr>
+              <w:t>TEXT</w:t>
+            </w:r>
+          </w:p>
+        </w:tc>
+        <w:tc>
+          <w:tcPr>
+            <w:tcW w:w="2966" w:type="dxa"/>
+          </w:tcPr>
+          <w:p>
+            <w:pPr>
+              <w:spacing w:before="40" w:after="40"/>
+              <w:rPr>
+                <w:sz w:val="20"/>
+              </w:rPr>
+            </w:pPr>
+            <w:r>
+              <w:rPr>
+                <w:sz w:val="20"/>
+              </w:rPr>
+              <w:t>UUID plus extension</w:t>
+            </w:r>
+          </w:p>
+        </w:tc>
+        <w:tc>
+          <w:tcPr>
+            <w:tcW w:w="821" w:type="dxa"/>
+          </w:tcPr>
+          <w:p>
+            <w:pPr>
+              <w:spacing w:before="40" w:after="40"/>
+              <w:rPr>
+                <w:sz w:val="20"/>
+              </w:rPr>
+            </w:pPr>
+            <w:r>
+              <w:rPr>
+                <w:sz w:val="20"/>
+              </w:rPr>
+              <w:t>Yes</w:t>
+            </w:r>
+          </w:p>
+        </w:tc>
+        <w:tc>
+          <w:tcPr>
+            <w:tcW w:w="1081" w:type="dxa"/>
+          </w:tcPr>
+          <w:p>
+            <w:pPr>
+              <w:spacing w:before="40" w:after="40"/>
+              <w:rPr>
+                <w:sz w:val="20"/>
+              </w:rPr>
+            </w:pPr>
+            <w:r>
+              <w:rPr>
+                <w:sz w:val="20"/>
+              </w:rPr>
+              <w:t>Unique</w:t>
+            </w:r>
+          </w:p>
+        </w:tc>
+        <w:tc>
+          <w:tcPr>
+            <w:tcW w:w="1708" w:type="dxa"/>
+          </w:tcPr>
+          <w:p>
+            <w:pPr>
+              <w:spacing w:before="40" w:after="40"/>
+              <w:rPr>
+                <w:sz w:val="20"/>
+              </w:rPr>
+            </w:pPr>
+            <w:r>
+              <w:rPr>
+                <w:sz w:val="20"/>
+              </w:rPr>
+              <w:t>Name of the stored evidence file, or NULL if none</w:t>
+            </w:r>
+          </w:p>
+        </w:tc>
+      </w:tr>
+      <w:tr>
+        <w:trPr>
+          <w:cantSplit/>
+        </w:trPr>
+        <w:tc>
+          <w:tcPr>
+            <w:tcW w:w="2583" w:type="dxa"/>
+          </w:tcPr>
+          <w:p>
+            <w:pPr>
+              <w:spacing w:before="40" w:after="40"/>
+              <w:rPr>
+                <w:sz w:val="20"/>
+              </w:rPr>
+            </w:pPr>
+            <w:r>
+              <w:rPr>
+                <w:sz w:val="20"/>
+              </w:rPr>
+              <w:t>status</w:t>
+            </w:r>
+          </w:p>
+        </w:tc>
+        <w:tc>
+          <w:tcPr>
+            <w:tcW w:w="821" w:type="dxa"/>
+          </w:tcPr>
+          <w:p>
+            <w:pPr>
+              <w:spacing w:before="40" w:after="40"/>
+              <w:rPr>
+                <w:sz w:val="20"/>
+              </w:rPr>
+            </w:pPr>
+            <w:r>
+              <w:rPr>
+                <w:sz w:val="20"/>
+              </w:rPr>
+              <w:t>TEXT</w:t>
+            </w:r>
+          </w:p>
+        </w:tc>
+        <w:tc>
+          <w:tcPr>
+            <w:tcW w:w="2966" w:type="dxa"/>
+          </w:tcPr>
+          <w:p>
+            <w:pPr>
+              <w:spacing w:before="40" w:after="40"/>
+              <w:rPr>
+                <w:sz w:val="20"/>
+              </w:rPr>
+            </w:pPr>
+            <w:r>
+              <w:rPr>
+                <w:sz w:val="20"/>
+              </w:rPr>
+              <w:t>draft, pending_verification, verified, rejected</w:t>
+            </w:r>
+          </w:p>
+        </w:tc>
+        <w:tc>
+          <w:tcPr>
+            <w:tcW w:w="821" w:type="dxa"/>
+          </w:tcPr>
+          <w:p>
+            <w:pPr>
+              <w:spacing w:before="40" w:after="40"/>
+              <w:rPr>
+                <w:sz w:val="20"/>
+              </w:rPr>
+            </w:pPr>
+            <w:r>
+              <w:rPr>
+                <w:sz w:val="20"/>
+              </w:rPr>
+              <w:t>No</w:t>
+            </w:r>
+          </w:p>
+        </w:tc>
+        <w:tc>
+          <w:tcPr>
+            <w:tcW w:w="1081" w:type="dxa"/>
+          </w:tcPr>
+          <w:p>
+            <w:pPr>
+              <w:spacing w:before="40" w:after="40"/>
+              <w:rPr>
+                <w:sz w:val="20"/>
+              </w:rPr>
+            </w:pPr>
+          </w:p>
+        </w:tc>
+        <w:tc>
+          <w:tcPr>
+            <w:tcW w:w="1708" w:type="dxa"/>
+          </w:tcPr>
+          <w:p>
+            <w:pPr>
+              <w:spacing w:before="40" w:after="40"/>
+              <w:rPr>
+                <w:sz w:val="20"/>
+              </w:rPr>
+            </w:pPr>
+            <w:r>
+              <w:rPr>
+                <w:sz w:val="20"/>
+              </w:rPr>
+              <w:t>CHECK limits the value; default draft</w:t>
+            </w:r>
+          </w:p>
+        </w:tc>
+      </w:tr>
+      <w:tr>
+        <w:trPr>
+          <w:cantSplit/>
+        </w:trPr>
+        <w:tc>
+          <w:tcPr>
+            <w:tcW w:w="2583" w:type="dxa"/>
+          </w:tcPr>
+          <w:p>
+            <w:pPr>
+              <w:spacing w:before="40" w:after="40"/>
+              <w:rPr>
+                <w:sz w:val="20"/>
+              </w:rPr>
+            </w:pPr>
+            <w:r>
+              <w:rPr>
+                <w:sz w:val="20"/>
+              </w:rPr>
+              <w:t>mentor_email</w:t>
+            </w:r>
+          </w:p>
+        </w:tc>
+        <w:tc>
+          <w:tcPr>
+            <w:tcW w:w="821" w:type="dxa"/>
+          </w:tcPr>
+          <w:p>
+            <w:pPr>
+              <w:spacing w:before="40" w:after="40"/>
+              <w:rPr>
+                <w:sz w:val="20"/>
+              </w:rPr>
+            </w:pPr>
+            <w:r>
+              <w:rPr>
+                <w:sz w:val="20"/>
+              </w:rPr>
+              <w:t>TEXT</w:t>
+            </w:r>
+          </w:p>
+        </w:tc>
+        <w:tc>
+          <w:tcPr>
+            <w:tcW w:w="2966" w:type="dxa"/>
+          </w:tcPr>
+          <w:p>
+            <w:pPr>
+              <w:spacing w:before="40" w:after="40"/>
+              <w:rPr>
+                <w:sz w:val="20"/>
+              </w:rPr>
+            </w:pPr>
+            <w:r>
+              <w:rPr>
+                <w:sz w:val="20"/>
+              </w:rPr>
+              <w:t>Email address</w:t>
+            </w:r>
+          </w:p>
+        </w:tc>
+        <w:tc>
+          <w:tcPr>
+            <w:tcW w:w="821" w:type="dxa"/>
+          </w:tcPr>
+          <w:p>
+            <w:pPr>
+              <w:spacing w:before="40" w:after="40"/>
+              <w:rPr>
+                <w:sz w:val="20"/>
+              </w:rPr>
+            </w:pPr>
+            <w:r>
+              <w:rPr>
+                <w:sz w:val="20"/>
+              </w:rPr>
+              <w:t>Yes</w:t>
+            </w:r>
+          </w:p>
+        </w:tc>
+        <w:tc>
+          <w:tcPr>
+            <w:tcW w:w="1081" w:type="dxa"/>
+          </w:tcPr>
+          <w:p>
+            <w:pPr>
+              <w:spacing w:before="40" w:after="40"/>
+              <w:rPr>
+                <w:sz w:val="20"/>
+              </w:rPr>
+            </w:pPr>
+          </w:p>
+        </w:tc>
+        <w:tc>
+          <w:tcPr>
+            <w:tcW w:w="1708" w:type="dxa"/>
+          </w:tcPr>
+          <w:p>
+            <w:pPr>
+              <w:spacing w:before="40" w:after="40"/>
+              <w:rPr>
+                <w:sz w:val="20"/>
+              </w:rPr>
+            </w:pPr>
+            <w:r>
+              <w:rPr>
+                <w:sz w:val="20"/>
+              </w:rPr>
+              <w:t>The workplace mentor for this entry; required before submission</w:t>
+            </w:r>
+          </w:p>
+        </w:tc>
+      </w:tr>
+      <w:tr>
+        <w:trPr>
+          <w:cantSplit/>
+        </w:trPr>
+        <w:tc>
+          <w:tcPr>
+            <w:tcW w:w="2583" w:type="dxa"/>
+          </w:tcPr>
+          <w:p>
+            <w:pPr>
+              <w:spacing w:before="40" w:after="40"/>
+              <w:rPr>
+                <w:sz w:val="20"/>
+              </w:rPr>
+            </w:pPr>
+            <w:r>
+              <w:rPr>
+                <w:sz w:val="20"/>
+              </w:rPr>
+              <w:t>created_at</w:t>
+            </w:r>
+          </w:p>
+        </w:tc>
+        <w:tc>
+          <w:tcPr>
+            <w:tcW w:w="821" w:type="dxa"/>
+          </w:tcPr>
+          <w:p>
+            <w:pPr>
+              <w:spacing w:before="40" w:after="40"/>
+              <w:rPr>
+                <w:sz w:val="20"/>
+              </w:rPr>
+            </w:pPr>
+            <w:r>
+              <w:rPr>
+                <w:sz w:val="20"/>
+              </w:rPr>
+              <w:t>TEXT</w:t>
+            </w:r>
+          </w:p>
+        </w:tc>
+        <w:tc>
+          <w:tcPr>
+            <w:tcW w:w="2966" w:type="dxa"/>
+          </w:tcPr>
+          <w:p>
+            <w:pPr>
+              <w:spacing w:before="40" w:after="40"/>
+              <w:rPr>
+                <w:sz w:val="20"/>
+              </w:rPr>
+            </w:pPr>
+            <w:r>
+              <w:rPr>
+                <w:sz w:val="20"/>
+              </w:rPr>
+              <w:t>ISO-8601 UTC</w:t>
+            </w:r>
+          </w:p>
+        </w:tc>
+        <w:tc>
+          <w:tcPr>
+            <w:tcW w:w="821" w:type="dxa"/>
+          </w:tcPr>
+          <w:p>
+            <w:pPr>
+              <w:spacing w:before="40" w:after="40"/>
+              <w:rPr>
+                <w:sz w:val="20"/>
+              </w:rPr>
+            </w:pPr>
+            <w:r>
+              <w:rPr>
+                <w:sz w:val="20"/>
+              </w:rPr>
+              <w:t>No</w:t>
+            </w:r>
+          </w:p>
+        </w:tc>
+        <w:tc>
+          <w:tcPr>
+            <w:tcW w:w="1081" w:type="dxa"/>
+          </w:tcPr>
+          <w:p>
+            <w:pPr>
+              <w:spacing w:before="40" w:after="40"/>
+              <w:rPr>
+                <w:sz w:val="20"/>
+              </w:rPr>
+            </w:pPr>
+          </w:p>
+        </w:tc>
+        <w:tc>
+          <w:tcPr>
+            <w:tcW w:w="1708" w:type="dxa"/>
+          </w:tcPr>
+          <w:p>
+            <w:pPr>
+              <w:spacing w:before="40" w:after="40"/>
+              <w:rPr>
+                <w:sz w:val="20"/>
+              </w:rPr>
+            </w:pPr>
+            <w:r>
+              <w:rPr>
+                <w:sz w:val="20"/>
+              </w:rPr>
+              <w:t>When the entry was created</w:t>
+            </w:r>
+          </w:p>
+        </w:tc>
+      </w:tr>
+      <w:tr>
+        <w:trPr>
+          <w:cantSplit/>
+        </w:trPr>
+        <w:tc>
+          <w:tcPr>
+            <w:tcW w:w="2583" w:type="dxa"/>
+          </w:tcPr>
+          <w:p>
+            <w:pPr>
+              <w:spacing w:before="40" w:after="40"/>
+              <w:rPr>
+                <w:sz w:val="20"/>
+              </w:rPr>
+            </w:pPr>
+            <w:r>
+              <w:rPr>
+                <w:sz w:val="20"/>
+              </w:rPr>
+              <w:t>updated_at</w:t>
+            </w:r>
+          </w:p>
+        </w:tc>
+        <w:tc>
+          <w:tcPr>
+            <w:tcW w:w="821" w:type="dxa"/>
+          </w:tcPr>
+          <w:p>
+            <w:pPr>
+              <w:spacing w:before="40" w:after="40"/>
+              <w:rPr>
+                <w:sz w:val="20"/>
+              </w:rPr>
+            </w:pPr>
+            <w:r>
+              <w:rPr>
+                <w:sz w:val="20"/>
+              </w:rPr>
+              <w:t>TEXT</w:t>
+            </w:r>
+          </w:p>
+        </w:tc>
+        <w:tc>
+          <w:tcPr>
+            <w:tcW w:w="2966" w:type="dxa"/>
+          </w:tcPr>
+          <w:p>
+            <w:pPr>
+              <w:spacing w:before="40" w:after="40"/>
+              <w:rPr>
+                <w:sz w:val="20"/>
+              </w:rPr>
+            </w:pPr>
+            <w:r>
+              <w:rPr>
+                <w:sz w:val="20"/>
+              </w:rPr>
+              <w:t>ISO-8601 UTC</w:t>
+            </w:r>
+          </w:p>
+        </w:tc>
+        <w:tc>
+          <w:tcPr>
+            <w:tcW w:w="821" w:type="dxa"/>
+          </w:tcPr>
+          <w:p>
+            <w:pPr>
+              <w:spacing w:before="40" w:after="40"/>
+              <w:rPr>
+                <w:sz w:val="20"/>
+              </w:rPr>
+            </w:pPr>
+            <w:r>
+              <w:rPr>
+                <w:sz w:val="20"/>
+              </w:rPr>
+              <w:t>No</w:t>
+            </w:r>
+          </w:p>
+        </w:tc>
+        <w:tc>
+          <w:tcPr>
+            <w:tcW w:w="1081" w:type="dxa"/>
+          </w:tcPr>
+          <w:p>
+            <w:pPr>
+              <w:spacing w:before="40" w:after="40"/>
+              <w:rPr>
+                <w:sz w:val="20"/>
+              </w:rPr>
+            </w:pPr>
+          </w:p>
+        </w:tc>
+        <w:tc>
+          <w:tcPr>
+            <w:tcW w:w="1708" w:type="dxa"/>
+          </w:tcPr>
+          <w:p>
+            <w:pPr>
+              <w:spacing w:before="40" w:after="40"/>
+              <w:rPr>
+                <w:sz w:val="20"/>
+              </w:rPr>
+            </w:pPr>
+            <w:r>
+              <w:rPr>
+                <w:sz w:val="20"/>
+              </w:rPr>
+              <w:t>When the entry last changed</w:t>
+            </w:r>
+          </w:p>
+        </w:tc>
+      </w:tr>
+      <w:tr>
+        <w:trPr>
+          <w:cantSplit/>
+        </w:trPr>
+        <w:tc>
+          <w:tcPr>
+            <w:tcW w:w="2583" w:type="dxa"/>
+          </w:tcPr>
+          <w:p>
+            <w:pPr>
+              <w:spacing w:before="40" w:after="40"/>
+              <w:rPr>
+                <w:sz w:val="20"/>
+              </w:rPr>
+            </w:pPr>
+            <w:r>
+              <w:rPr>
+                <w:sz w:val="20"/>
+              </w:rPr>
+              <w:t>verified_at</w:t>
+            </w:r>
+          </w:p>
+        </w:tc>
+        <w:tc>
+          <w:tcPr>
+            <w:tcW w:w="821" w:type="dxa"/>
+          </w:tcPr>
+          <w:p>
+            <w:pPr>
+              <w:spacing w:before="40" w:after="40"/>
+              <w:rPr>
+                <w:sz w:val="20"/>
+              </w:rPr>
+            </w:pPr>
+            <w:r>
+              <w:rPr>
+                <w:sz w:val="20"/>
+              </w:rPr>
+              <w:t>TEXT</w:t>
+            </w:r>
+          </w:p>
+        </w:tc>
+        <w:tc>
+          <w:tcPr>
+            <w:tcW w:w="2966" w:type="dxa"/>
+          </w:tcPr>
+          <w:p>
+            <w:pPr>
+              <w:spacing w:before="40" w:after="40"/>
+              <w:rPr>
+                <w:sz w:val="20"/>
+              </w:rPr>
+            </w:pPr>
+            <w:r>
+              <w:rPr>
+                <w:sz w:val="20"/>
+              </w:rPr>
+              <w:t>ISO-8601 UTC</w:t>
+            </w:r>
+          </w:p>
+        </w:tc>
+        <w:tc>
+          <w:tcPr>
+            <w:tcW w:w="821" w:type="dxa"/>
+          </w:tcPr>
+          <w:p>
+            <w:pPr>
+              <w:spacing w:before="40" w:after="40"/>
+              <w:rPr>
+                <w:sz w:val="20"/>
+              </w:rPr>
+            </w:pPr>
+            <w:r>
+              <w:rPr>
+                <w:sz w:val="20"/>
+              </w:rPr>
+              <w:t>Yes</w:t>
+            </w:r>
+          </w:p>
+        </w:tc>
+        <w:tc>
+          <w:tcPr>
+            <w:tcW w:w="1081" w:type="dxa"/>
+          </w:tcPr>
+          <w:p>
+            <w:pPr>
+              <w:spacing w:before="40" w:after="40"/>
+              <w:rPr>
+                <w:sz w:val="20"/>
+              </w:rPr>
+            </w:pPr>
+          </w:p>
+        </w:tc>
+        <w:tc>
+          <w:tcPr>
+            <w:tcW w:w="1708" w:type="dxa"/>
+          </w:tcPr>
+          <w:p>
+            <w:pPr>
+              <w:spacing w:before="40" w:after="40"/>
+              <w:rPr>
+                <w:sz w:val="20"/>
+              </w:rPr>
+            </w:pPr>
+            <w:r>
+              <w:rPr>
+                <w:sz w:val="20"/>
+              </w:rPr>
+              <w:t>When the mentor approved the entry</w:t>
+            </w:r>
+          </w:p>
+        </w:tc>
+      </w:tr>
+    </w:tbl>
+    <w:p/>
     <w:p>
+      <w:pPr>
+        <w:pStyle w:val="Caption"/>
+        <w:keepNext/>
+        <w:rPr>
+          <w:b w:val="0"/>
+        </w:rPr>
+      </w:pPr>
       <w:r>
-        <w:t>________________________________________________________________________________</w:t>
+        <w:rPr>
+          <w:b w:val="0"/>
+        </w:rPr>
+        <w:t xml:space="preserve">Table </w:t>
+      </w:r>
+      <w:r>
+        <w:rPr>
+          <w:b w:val="0"/>
+        </w:rPr>
+        <w:fldChar w:fldCharType="begin"/>
+      </w:r>
+      <w:r>
+        <w:rPr>
+          <w:b w:val="0"/>
+        </w:rPr>
+        <w:instrText xml:space="preserve"> SEQ Table \* ARABIC </w:instrText>
+      </w:r>
+      <w:r>
+        <w:rPr>
+          <w:b w:val="0"/>
+        </w:rPr>
+        <w:fldChar w:fldCharType="separate"/>
+      </w:r>
+      <w:r>
+        <w:rPr>
+          <w:b w:val="0"/>
+          <w:noProof/>
+        </w:rPr>
+        <w:t>4</w:t>
+      </w:r>
+      <w:r>
+        <w:rPr>
+          <w:b w:val="0"/>
+        </w:rPr>
+        <w:fldChar w:fldCharType="end"/>
+      </w:r>
+      <w:r>
+        <w:rPr>
+          <w:b w:val="0"/>
+        </w:rPr>
+        <w:t>: verification_tokens</w:t>
       </w:r>
     </w:p>
-    <w:p>
-      <w:r>
-        <w:t>________________________________________________________________________________</w:t>
-      </w:r>
-    </w:p>
-    <w:p>
-      <w:r>
-        <w:t>________________________________________________________________________________</w:t>
-      </w:r>
-    </w:p>
+    <w:tbl>
+      <w:tblPr>
+        <w:tblStyle w:val="TableGrid"/>
+        <w:tblW w:w="9979" w:type="dxa"/>
+        <w:tblLayout w:type="fixed"/>
+        <w:tblLook w:val="04A0" w:firstRow="1" w:lastRow="0" w:firstColumn="1" w:lastColumn="0" w:noHBand="0" w:noVBand="1"/>
+      </w:tblPr>
+      <w:tblGrid>
+        <w:gridCol w:w="1650"/>
+        <w:gridCol w:w="852"/>
+        <w:gridCol w:w="2734"/>
+        <w:gridCol w:w="852"/>
+        <w:gridCol w:w="732"/>
+        <w:gridCol w:w="3159"/>
+      </w:tblGrid>
+      <w:tr>
+        <w:trPr>
+          <w:cantSplit/>
+          <w:tblHeader/>
+        </w:trPr>
+        <w:tc>
+          <w:tcPr>
+            <w:tcW w:w="1650" w:type="dxa"/>
+            <w:shd w:val="clear" w:color="auto" w:fill="E6E6E6"/>
+          </w:tcPr>
+          <w:p>
+            <w:pPr>
+              <w:keepNext/>
+              <w:spacing w:before="40" w:after="40"/>
+              <w:rPr>
+                <w:b/>
+                <w:sz w:val="20"/>
+              </w:rPr>
+            </w:pPr>
+            <w:r>
+              <w:rPr>
+                <w:b/>
+                <w:sz w:val="20"/>
+              </w:rPr>
+              <w:t>Column</w:t>
+            </w:r>
+          </w:p>
+        </w:tc>
+        <w:tc>
+          <w:tcPr>
+            <w:tcW w:w="852" w:type="dxa"/>
+            <w:shd w:val="clear" w:color="auto" w:fill="E6E6E6"/>
+          </w:tcPr>
+          <w:p>
+            <w:pPr>
+              <w:keepNext/>
+              <w:spacing w:before="40" w:after="40"/>
+              <w:rPr>
+                <w:b/>
+                <w:sz w:val="20"/>
+              </w:rPr>
+            </w:pPr>
+            <w:r>
+              <w:rPr>
+                <w:b/>
+                <w:sz w:val="20"/>
+              </w:rPr>
+              <w:t>Type</w:t>
+            </w:r>
+          </w:p>
+        </w:tc>
+        <w:tc>
+          <w:tcPr>
+            <w:tcW w:w="2734" w:type="dxa"/>
+            <w:shd w:val="clear" w:color="auto" w:fill="E6E6E6"/>
+          </w:tcPr>
+          <w:p>
+            <w:pPr>
+              <w:keepNext/>
+              <w:spacing w:before="40" w:after="40"/>
+              <w:rPr>
+                <w:b/>
+                <w:sz w:val="20"/>
+              </w:rPr>
+            </w:pPr>
+            <w:r>
+              <w:rPr>
+                <w:b/>
+                <w:sz w:val="20"/>
+              </w:rPr>
+              <w:t>Size / format</w:t>
+            </w:r>
+          </w:p>
+        </w:tc>
+        <w:tc>
+          <w:tcPr>
+            <w:tcW w:w="852" w:type="dxa"/>
+            <w:shd w:val="clear" w:color="auto" w:fill="E6E6E6"/>
+          </w:tcPr>
+          <w:p>
+            <w:pPr>
+              <w:keepNext/>
+              <w:spacing w:before="40" w:after="40"/>
+              <w:rPr>
+                <w:b/>
+                <w:sz w:val="20"/>
+              </w:rPr>
+            </w:pPr>
+            <w:r>
+              <w:rPr>
+                <w:b/>
+                <w:sz w:val="20"/>
+              </w:rPr>
+              <w:t>Null</w:t>
+            </w:r>
+          </w:p>
+        </w:tc>
+        <w:tc>
+          <w:tcPr>
+            <w:tcW w:w="732" w:type="dxa"/>
+            <w:shd w:val="clear" w:color="auto" w:fill="E6E6E6"/>
+          </w:tcPr>
+          <w:p>
+            <w:pPr>
+              <w:keepNext/>
+              <w:spacing w:before="40" w:after="40"/>
+              <w:rPr>
+                <w:b/>
+                <w:sz w:val="20"/>
+              </w:rPr>
+            </w:pPr>
+            <w:r>
+              <w:rPr>
+                <w:b/>
+                <w:sz w:val="20"/>
+              </w:rPr>
+              <w:t>Key</w:t>
+            </w:r>
+          </w:p>
+        </w:tc>
+        <w:tc>
+          <w:tcPr>
+            <w:tcW w:w="3159" w:type="dxa"/>
+            <w:shd w:val="clear" w:color="auto" w:fill="E6E6E6"/>
+          </w:tcPr>
+          <w:p>
+            <w:pPr>
+              <w:keepNext/>
+              <w:spacing w:before="40" w:after="40"/>
+              <w:rPr>
+                <w:b/>
+                <w:sz w:val="20"/>
+              </w:rPr>
+            </w:pPr>
+            <w:r>
+              <w:rPr>
+                <w:b/>
+                <w:sz w:val="20"/>
+              </w:rPr>
+              <w:t>Constraint and description</w:t>
+            </w:r>
+          </w:p>
+        </w:tc>
+      </w:tr>
+      <w:tr>
+        <w:trPr>
+          <w:cantSplit/>
+        </w:trPr>
+        <w:tc>
+          <w:tcPr>
+            <w:tcW w:w="1650" w:type="dxa"/>
+          </w:tcPr>
+          <w:p>
+            <w:pPr>
+              <w:keepNext/>
+              <w:spacing w:before="40" w:after="40"/>
+              <w:rPr>
+                <w:sz w:val="20"/>
+              </w:rPr>
+            </w:pPr>
+            <w:r>
+              <w:rPr>
+                <w:sz w:val="20"/>
+              </w:rPr>
+              <w:t>token</w:t>
+            </w:r>
+          </w:p>
+        </w:tc>
+        <w:tc>
+          <w:tcPr>
+            <w:tcW w:w="852" w:type="dxa"/>
+          </w:tcPr>
+          <w:p>
+            <w:pPr>
+              <w:keepNext/>
+              <w:spacing w:before="40" w:after="40"/>
+              <w:rPr>
+                <w:sz w:val="20"/>
+              </w:rPr>
+            </w:pPr>
+            <w:r>
+              <w:rPr>
+                <w:sz w:val="20"/>
+              </w:rPr>
+              <w:t>TEXT</w:t>
+            </w:r>
+          </w:p>
+        </w:tc>
+        <w:tc>
+          <w:tcPr>
+            <w:tcW w:w="2734" w:type="dxa"/>
+          </w:tcPr>
+          <w:p>
+            <w:pPr>
+              <w:keepNext/>
+              <w:spacing w:before="40" w:after="40"/>
+              <w:rPr>
+                <w:sz w:val="20"/>
+              </w:rPr>
+            </w:pPr>
+            <w:r>
+              <w:rPr>
+                <w:sz w:val="20"/>
+              </w:rPr>
+              <w:t>48 hexadecimal characters</w:t>
+            </w:r>
+          </w:p>
+        </w:tc>
+        <w:tc>
+          <w:tcPr>
+            <w:tcW w:w="852" w:type="dxa"/>
+          </w:tcPr>
+          <w:p>
+            <w:pPr>
+              <w:keepNext/>
+              <w:spacing w:before="40" w:after="40"/>
+              <w:rPr>
+                <w:sz w:val="20"/>
+              </w:rPr>
+            </w:pPr>
+            <w:r>
+              <w:rPr>
+                <w:sz w:val="20"/>
+              </w:rPr>
+              <w:t>No</w:t>
+            </w:r>
+          </w:p>
+        </w:tc>
+        <w:tc>
+          <w:tcPr>
+            <w:tcW w:w="732" w:type="dxa"/>
+          </w:tcPr>
+          <w:p>
+            <w:pPr>
+              <w:keepNext/>
+              <w:spacing w:before="40" w:after="40"/>
+              <w:rPr>
+                <w:sz w:val="20"/>
+              </w:rPr>
+            </w:pPr>
+            <w:r>
+              <w:rPr>
+                <w:sz w:val="20"/>
+              </w:rPr>
+              <w:t>PK</w:t>
+            </w:r>
+          </w:p>
+        </w:tc>
+        <w:tc>
+          <w:tcPr>
+            <w:tcW w:w="3159" w:type="dxa"/>
+          </w:tcPr>
+          <w:p>
+            <w:pPr>
+              <w:keepNext/>
+              <w:spacing w:before="40" w:after="40"/>
+              <w:rPr>
+                <w:sz w:val="20"/>
+              </w:rPr>
+            </w:pPr>
+            <w:r>
+              <w:rPr>
+                <w:sz w:val="20"/>
+              </w:rPr>
+              <w:t>Random value from 24 bytes (192 bits); appears in the link /verify/&lt;token&gt;</w:t>
+            </w:r>
+          </w:p>
+        </w:tc>
+      </w:tr>
+      <w:tr>
+        <w:trPr>
+          <w:cantSplit/>
+        </w:trPr>
+        <w:tc>
+          <w:tcPr>
+            <w:tcW w:w="1650" w:type="dxa"/>
+          </w:tcPr>
+          <w:p>
+            <w:pPr>
+              <w:keepNext/>
+              <w:spacing w:before="40" w:after="40"/>
+              <w:rPr>
+                <w:sz w:val="20"/>
+              </w:rPr>
+            </w:pPr>
+            <w:r>
+              <w:rPr>
+                <w:sz w:val="20"/>
+              </w:rPr>
+              <w:t>entry_id</w:t>
+            </w:r>
+          </w:p>
+        </w:tc>
+        <w:tc>
+          <w:tcPr>
+            <w:tcW w:w="852" w:type="dxa"/>
+          </w:tcPr>
+          <w:p>
+            <w:pPr>
+              <w:keepNext/>
+              <w:spacing w:before="40" w:after="40"/>
+              <w:rPr>
+                <w:sz w:val="20"/>
+              </w:rPr>
+            </w:pPr>
+            <w:r>
+              <w:rPr>
+                <w:sz w:val="20"/>
+              </w:rPr>
+              <w:t>TEXT</w:t>
+            </w:r>
+          </w:p>
+        </w:tc>
+        <w:tc>
+          <w:tcPr>
+            <w:tcW w:w="2734" w:type="dxa"/>
+          </w:tcPr>
+          <w:p>
+            <w:pPr>
+              <w:keepNext/>
+              <w:spacing w:before="40" w:after="40"/>
+              <w:rPr>
+                <w:sz w:val="20"/>
+              </w:rPr>
+            </w:pPr>
+            <w:r>
+              <w:rPr>
+                <w:sz w:val="20"/>
+              </w:rPr>
+              <w:t>As logbook_entries.id</w:t>
+            </w:r>
+          </w:p>
+        </w:tc>
+        <w:tc>
+          <w:tcPr>
+            <w:tcW w:w="852" w:type="dxa"/>
+          </w:tcPr>
+          <w:p>
+            <w:pPr>
+              <w:keepNext/>
+              <w:spacing w:before="40" w:after="40"/>
+              <w:rPr>
+                <w:sz w:val="20"/>
+              </w:rPr>
+            </w:pPr>
+            <w:r>
+              <w:rPr>
+                <w:sz w:val="20"/>
+              </w:rPr>
+              <w:t>No</w:t>
+            </w:r>
+          </w:p>
+        </w:tc>
+        <w:tc>
+          <w:tcPr>
+            <w:tcW w:w="732" w:type="dxa"/>
+          </w:tcPr>
+          <w:p>
+            <w:pPr>
+              <w:keepNext/>
+              <w:spacing w:before="40" w:after="40"/>
+              <w:rPr>
+                <w:sz w:val="20"/>
+              </w:rPr>
+            </w:pPr>
+            <w:r>
+              <w:rPr>
+                <w:sz w:val="20"/>
+              </w:rPr>
+              <w:t>FK</w:t>
+            </w:r>
+          </w:p>
+        </w:tc>
+        <w:tc>
+          <w:tcPr>
+            <w:tcW w:w="3159" w:type="dxa"/>
+          </w:tcPr>
+          <w:p>
+            <w:pPr>
+              <w:keepNext/>
+              <w:spacing w:before="40" w:after="40"/>
+              <w:rPr>
+                <w:sz w:val="20"/>
+              </w:rPr>
+            </w:pPr>
+            <w:r>
+              <w:rPr>
+                <w:sz w:val="20"/>
+              </w:rPr>
+              <w:t>References logbook_entries(id) ON DELETE CASCADE; indexed</w:t>
+            </w:r>
+          </w:p>
+        </w:tc>
+      </w:tr>
+      <w:tr>
+        <w:trPr>
+          <w:cantSplit/>
+        </w:trPr>
+        <w:tc>
+          <w:tcPr>
+            <w:tcW w:w="1650" w:type="dxa"/>
+          </w:tcPr>
+          <w:p>
+            <w:pPr>
+              <w:keepNext/>
+              <w:spacing w:before="40" w:after="40"/>
+              <w:rPr>
+                <w:sz w:val="20"/>
+              </w:rPr>
+            </w:pPr>
+            <w:r>
+              <w:rPr>
+                <w:sz w:val="20"/>
+              </w:rPr>
+              <w:t>expires_at</w:t>
+            </w:r>
+          </w:p>
+        </w:tc>
+        <w:tc>
+          <w:tcPr>
+            <w:tcW w:w="852" w:type="dxa"/>
+          </w:tcPr>
+          <w:p>
+            <w:pPr>
+              <w:keepNext/>
+              <w:spacing w:before="40" w:after="40"/>
+              <w:rPr>
+                <w:sz w:val="20"/>
+              </w:rPr>
+            </w:pPr>
+            <w:r>
+              <w:rPr>
+                <w:sz w:val="20"/>
+              </w:rPr>
+              <w:t>TEXT</w:t>
+            </w:r>
+          </w:p>
+        </w:tc>
+        <w:tc>
+          <w:tcPr>
+            <w:tcW w:w="2734" w:type="dxa"/>
+          </w:tcPr>
+          <w:p>
+            <w:pPr>
+              <w:keepNext/>
+              <w:spacing w:before="40" w:after="40"/>
+              <w:rPr>
+                <w:sz w:val="20"/>
+              </w:rPr>
+            </w:pPr>
+            <w:r>
+              <w:rPr>
+                <w:sz w:val="20"/>
+              </w:rPr>
+              <w:t>ISO-8601 UTC</w:t>
+            </w:r>
+          </w:p>
+        </w:tc>
+        <w:tc>
+          <w:tcPr>
+            <w:tcW w:w="852" w:type="dxa"/>
+          </w:tcPr>
+          <w:p>
+            <w:pPr>
+              <w:keepNext/>
+              <w:spacing w:before="40" w:after="40"/>
+              <w:rPr>
+                <w:sz w:val="20"/>
+              </w:rPr>
+            </w:pPr>
+            <w:r>
+              <w:rPr>
+                <w:sz w:val="20"/>
+              </w:rPr>
+              <w:t>No</w:t>
+            </w:r>
+          </w:p>
+        </w:tc>
+        <w:tc>
+          <w:tcPr>
+            <w:tcW w:w="732" w:type="dxa"/>
+          </w:tcPr>
+          <w:p>
+            <w:pPr>
+              <w:keepNext/>
+              <w:spacing w:before="40" w:after="40"/>
+              <w:rPr>
+                <w:sz w:val="20"/>
+              </w:rPr>
+            </w:pPr>
+          </w:p>
+        </w:tc>
+        <w:tc>
+          <w:tcPr>
+            <w:tcW w:w="3159" w:type="dxa"/>
+          </w:tcPr>
+          <w:p>
+            <w:pPr>
+              <w:keepNext/>
+              <w:spacing w:before="40" w:after="40"/>
+              <w:rPr>
+                <w:sz w:val="20"/>
+              </w:rPr>
+            </w:pPr>
+            <w:r>
+              <w:rPr>
+                <w:sz w:val="20"/>
+              </w:rPr>
+              <w:t>7 days after the link was created</w:t>
+            </w:r>
+          </w:p>
+        </w:tc>
+      </w:tr>
+      <w:tr>
+        <w:trPr>
+          <w:cantSplit/>
+        </w:trPr>
+        <w:tc>
+          <w:tcPr>
+            <w:tcW w:w="1650" w:type="dxa"/>
+          </w:tcPr>
+          <w:p>
+            <w:pPr>
+              <w:keepNext/>
+              <w:spacing w:before="40" w:after="40"/>
+              <w:rPr>
+                <w:sz w:val="20"/>
+              </w:rPr>
+            </w:pPr>
+            <w:r>
+              <w:rPr>
+                <w:sz w:val="20"/>
+              </w:rPr>
+              <w:t>used_at</w:t>
+            </w:r>
+          </w:p>
+        </w:tc>
+        <w:tc>
+          <w:tcPr>
+            <w:tcW w:w="852" w:type="dxa"/>
+          </w:tcPr>
+          <w:p>
+            <w:pPr>
+              <w:keepNext/>
+              <w:spacing w:before="40" w:after="40"/>
+              <w:rPr>
+                <w:sz w:val="20"/>
+              </w:rPr>
+            </w:pPr>
+            <w:r>
+              <w:rPr>
+                <w:sz w:val="20"/>
+              </w:rPr>
+              <w:t>TEXT</w:t>
+            </w:r>
+          </w:p>
+        </w:tc>
+        <w:tc>
+          <w:tcPr>
+            <w:tcW w:w="2734" w:type="dxa"/>
+          </w:tcPr>
+          <w:p>
+            <w:pPr>
+              <w:keepNext/>
+              <w:spacing w:before="40" w:after="40"/>
+              <w:rPr>
+                <w:sz w:val="20"/>
+              </w:rPr>
+            </w:pPr>
+            <w:r>
+              <w:rPr>
+                <w:sz w:val="20"/>
+              </w:rPr>
+              <w:t>ISO-8601 UTC</w:t>
+            </w:r>
+          </w:p>
+        </w:tc>
+        <w:tc>
+          <w:tcPr>
+            <w:tcW w:w="852" w:type="dxa"/>
+          </w:tcPr>
+          <w:p>
+            <w:pPr>
+              <w:keepNext/>
+              <w:spacing w:before="40" w:after="40"/>
+              <w:rPr>
+                <w:sz w:val="20"/>
+              </w:rPr>
+            </w:pPr>
+            <w:r>
+              <w:rPr>
+                <w:sz w:val="20"/>
+              </w:rPr>
+              <w:t>Yes</w:t>
+            </w:r>
+          </w:p>
+        </w:tc>
+        <w:tc>
+          <w:tcPr>
+            <w:tcW w:w="732" w:type="dxa"/>
+          </w:tcPr>
+          <w:p>
+            <w:pPr>
+              <w:keepNext/>
+              <w:spacing w:before="40" w:after="40"/>
+              <w:rPr>
+                <w:sz w:val="20"/>
+              </w:rPr>
+            </w:pPr>
+          </w:p>
+        </w:tc>
+        <w:tc>
+          <w:tcPr>
+            <w:tcW w:w="3159" w:type="dxa"/>
+          </w:tcPr>
+          <w:p>
+            <w:pPr>
+              <w:keepNext/>
+              <w:spacing w:before="40" w:after="40"/>
+              <w:rPr>
+                <w:sz w:val="20"/>
+              </w:rPr>
+            </w:pPr>
+            <w:r>
+              <w:rPr>
+                <w:sz w:val="20"/>
+              </w:rPr>
+              <w:t>When the mentor used the link; NULL while unused</w:t>
+            </w:r>
+          </w:p>
+        </w:tc>
+      </w:tr>
+      <w:tr>
+        <w:trPr>
+          <w:cantSplit/>
+        </w:trPr>
+        <w:tc>
+          <w:tcPr>
+            <w:tcW w:w="1650" w:type="dxa"/>
+          </w:tcPr>
+          <w:p>
+            <w:pPr>
+              <w:spacing w:before="40" w:after="40"/>
+              <w:rPr>
+                <w:sz w:val="20"/>
+              </w:rPr>
+            </w:pPr>
+            <w:r>
+              <w:rPr>
+                <w:sz w:val="20"/>
+              </w:rPr>
+              <w:t>decision</w:t>
+            </w:r>
+          </w:p>
+        </w:tc>
+        <w:tc>
+          <w:tcPr>
+            <w:tcW w:w="852" w:type="dxa"/>
+          </w:tcPr>
+          <w:p>
+            <w:pPr>
+              <w:spacing w:before="40" w:after="40"/>
+              <w:rPr>
+                <w:sz w:val="20"/>
+              </w:rPr>
+            </w:pPr>
+            <w:r>
+              <w:rPr>
+                <w:sz w:val="20"/>
+              </w:rPr>
+              <w:t>TEXT</w:t>
+            </w:r>
+          </w:p>
+        </w:tc>
+        <w:tc>
+          <w:tcPr>
+            <w:tcW w:w="2734" w:type="dxa"/>
+          </w:tcPr>
+          <w:p>
+            <w:pPr>
+              <w:spacing w:before="40" w:after="40"/>
+              <w:rPr>
+                <w:sz w:val="20"/>
+              </w:rPr>
+            </w:pPr>
+            <w:r>
+              <w:rPr>
+                <w:sz w:val="20"/>
+              </w:rPr>
+              <w:t>approved or rejected</w:t>
+            </w:r>
+          </w:p>
+        </w:tc>
+        <w:tc>
+          <w:tcPr>
+            <w:tcW w:w="852" w:type="dxa"/>
+          </w:tcPr>
+          <w:p>
+            <w:pPr>
+              <w:spacing w:before="40" w:after="40"/>
+              <w:rPr>
+                <w:sz w:val="20"/>
+              </w:rPr>
+            </w:pPr>
+            <w:r>
+              <w:rPr>
+                <w:sz w:val="20"/>
+              </w:rPr>
+              <w:t>Yes</w:t>
+            </w:r>
+          </w:p>
+        </w:tc>
+        <w:tc>
+          <w:tcPr>
+            <w:tcW w:w="732" w:type="dxa"/>
+          </w:tcPr>
+          <w:p>
+            <w:pPr>
+              <w:spacing w:before="40" w:after="40"/>
+              <w:rPr>
+                <w:sz w:val="20"/>
+              </w:rPr>
+            </w:pPr>
+          </w:p>
+        </w:tc>
+        <w:tc>
+          <w:tcPr>
+            <w:tcW w:w="3159" w:type="dxa"/>
+          </w:tcPr>
+          <w:p>
+            <w:pPr>
+              <w:spacing w:before="40" w:after="40"/>
+              <w:rPr>
+                <w:sz w:val="20"/>
+              </w:rPr>
+            </w:pPr>
+            <w:r>
+              <w:rPr>
+                <w:sz w:val="20"/>
+              </w:rPr>
+              <w:t>The mentor's decision; CHECK requires used_at and decision to be both set or both NULL</w:t>
+            </w:r>
+          </w:p>
+        </w:tc>
+      </w:tr>
+    </w:tbl>
+    <w:p/>
     <w:p>
       <w:pPr>
         <w:pStyle w:val="Heading1"/>
       </w:pPr>
       <w:r>
-        <w:t>Data Dictionary</w:t>
-      </w:r>
-    </w:p>
-    <w:p>
-      <w:r>
-        <w:t>For each table, document column name, data type, size, nullability, key and description.</w:t>
-      </w:r>
-    </w:p>
-    <w:p>
-      <w:r>
-        <w:t>________________________________________________________________________________</w:t>
-      </w:r>
-    </w:p>
-    <w:p>
-      <w:r>
-        <w:t>________________________________________________________________________________</w:t>
-      </w:r>
-    </w:p>
-    <w:p>
-      <w:r>
-        <w:t>________________________________________________________________________________</w:t>
-      </w:r>
-    </w:p>
-    <w:p>
-      <w:r>
-        <w:t>________________________________________________________________________________</w:t>
-      </w:r>
-    </w:p>
-    <w:p>
-      <w:r>
-        <w:t>________________________________________________________________________________</w:t>
-      </w:r>
-    </w:p>
-    <w:p>
-      <w:r>
-        <w:t>________________________________________________________________________________</w:t>
-      </w:r>
-    </w:p>
-    <w:p>
-      <w:r>
-        <w:t>________________________________________________________________________________</w:t>
-      </w:r>
-    </w:p>
-    <w:p>
-      <w:pPr>
-        <w:pStyle w:val="Heading1"/>
-      </w:pPr>
-      <w:r>
+        <w:lastRenderedPageBreak/>
         <w:t>Normalisation</w:t>
       </w:r>
     </w:p>
     <w:p>
       <w:r>
-        <w:t>Explain how duplication and update anomalies were reduced.</w:t>
+        <w:rPr>
+          <w:b/>
+        </w:rPr>
+        <w:t>First normal form (1NF).</w:t>
+      </w:r>
+      <w:r>
+        <w:t xml:space="preserve"> Every column holds one value and every table has a primary key. For example, each day of work is its own row in logbook_entries rather than a list of days stored in one column of users.</w:t>
       </w:r>
     </w:p>
     <w:p>
       <w:r>
-        <w:t>________________________________________________________________________________</w:t>
+        <w:rPr>
+          <w:b/>
+        </w:rPr>
+        <w:t>Second normal form (2NF).</w:t>
+      </w:r>
+      <w:r>
+        <w:t xml:space="preserve"> Every table has a single-column primary key, so no column can depend on only part of a key.</w:t>
       </w:r>
     </w:p>
     <w:p>
       <w:r>
-        <w:lastRenderedPageBreak/>
-        <w:t>________________________________________________________________________________</w:t>
+        <w:rPr>
+          <w:b/>
+        </w:rPr>
+        <w:t>Third normal form (3NF).</w:t>
+      </w:r>
+      <w:r>
+        <w:t xml:space="preserve"> No non-key column depends on another non-key column. A student's name and required hours are stored once in users, not repeated in every entry, so changing a name updates every screen at once (no update anomaly). Each token row holds only facts about that link.</w:t>
       </w:r>
     </w:p>
     <w:p>
       <w:r>
-        <w:t>________________________________________________________________________________</w:t>
+        <w:rPr>
+          <w:b/>
+        </w:rPr>
+        <w:t>Calculated values are not stored.</w:t>
+      </w:r>
+      <w:r>
+        <w:t xml:space="preserve"> A student's verified hours and their On track, Awaiting verification or Overdue status are calculated from the entries every time the dashboard is shown. Storing them would create duplicate data that could become wrong when an entry changes.</w:t>
       </w:r>
     </w:p>
     <w:p>
       <w:r>
-        <w:t>________________________________________________________________________________</w:t>
+        <w:rPr>
+          <w:b/>
+        </w:rPr>
+        <w:t>Change from the prototype.</w:t>
+      </w:r>
+      <w:r>
+        <w:t xml:space="preserve"> The first prototype stored each collection as a JSON file and rewrote the whole file on every change, with no keys or constraints. Moving to SQLite added enforced primary and foreign keys, CHECK constraints and transactions without changing the shape of the data.</w:t>
       </w:r>
     </w:p>
     <w:p>
@@ -376,28 +4046,155 @@
       </w:r>
     </w:p>
     <w:p>
+      <w:pPr>
+        <w:pStyle w:val="ListParagraph"/>
+        <w:numPr>
+          <w:ilvl w:val="0"/>
+          <w:numId w:val="13"/>
+        </w:numPr>
+        <w:ind w:left="1080"/>
+      </w:pPr>
       <w:r>
-        <w:t>Explain constraints, validation, access control, backups and sensitive data handling.</w:t>
+        <w:rPr>
+          <w:b/>
+        </w:rPr>
+        <w:t>Constraints:</w:t>
+      </w:r>
+      <w:r>
+        <w:t xml:space="preserve"> primary keys, UNIQUE (email, evidence file name), foreign keys with PRAGMA foreign_keys = ON, and CHECK constraints for roles, statuses, hours and the token decision.</w:t>
       </w:r>
     </w:p>
     <w:p>
+      <w:pPr>
+        <w:pStyle w:val="ListParagraph"/>
+        <w:numPr>
+          <w:ilvl w:val="0"/>
+          <w:numId w:val="13"/>
+        </w:numPr>
+        <w:ind w:left="1080"/>
+      </w:pPr>
       <w:r>
-        <w:t>________________________________________________________________________________</w:t>
+        <w:rPr>
+          <w:b/>
+        </w:rPr>
+        <w:t>Transactions:</w:t>
+      </w:r>
+      <w:r>
+        <w:t xml:space="preserve"> submitting an entry (insert token and set Pending) and recording a mentor decision (mark token used and update the entry) each run in a single transaction, so a failure cannot leave a half-finished change. The token is marked used only WHERE used_at IS NULL, so a link cannot be used twice.</w:t>
       </w:r>
     </w:p>
     <w:p>
+      <w:pPr>
+        <w:pStyle w:val="ListParagraph"/>
+        <w:numPr>
+          <w:ilvl w:val="0"/>
+          <w:numId w:val="13"/>
+        </w:numPr>
+        <w:ind w:left="1080"/>
+      </w:pPr>
       <w:r>
-        <w:t>________________________________________________________________________________</w:t>
+        <w:rPr>
+          <w:b/>
+        </w:rPr>
+        <w:t>Validation:</w:t>
+      </w:r>
+      <w:r>
+        <w:t xml:space="preserve"> every value is validated in the Server Action before it reaches the database; the constraints are a second line of defence.</w:t>
       </w:r>
     </w:p>
     <w:p>
+      <w:pPr>
+        <w:pStyle w:val="ListParagraph"/>
+        <w:numPr>
+          <w:ilvl w:val="0"/>
+          <w:numId w:val="13"/>
+        </w:numPr>
+        <w:ind w:left="1080"/>
+      </w:pPr>
       <w:r>
-        <w:t>________________________________________________________________________________</w:t>
+        <w:rPr>
+          <w:b/>
+        </w:rPr>
+        <w:t>SQL injection:</w:t>
+      </w:r>
+      <w:r>
+        <w:t xml:space="preserve"> every query uses prepared statements with ? placeholders; user input is never joined into SQL text.</w:t>
       </w:r>
     </w:p>
     <w:p>
+      <w:pPr>
+        <w:pStyle w:val="ListParagraph"/>
+        <w:numPr>
+          <w:ilvl w:val="0"/>
+          <w:numId w:val="13"/>
+        </w:numPr>
+        <w:ind w:left="1080"/>
+      </w:pPr>
       <w:r>
-        <w:t>________________________________________________________________________________</w:t>
+        <w:rPr>
+          <w:b/>
+        </w:rPr>
+        <w:t>Access control:</w:t>
+      </w:r>
+      <w:r>
+        <w:t xml:space="preserve"> only the repository module runs SQL, and it is called only from server code after the user's role and ownership have been checked.</w:t>
+      </w:r>
+    </w:p>
+    <w:p>
+      <w:pPr>
+        <w:pStyle w:val="ListParagraph"/>
+        <w:numPr>
+          <w:ilvl w:val="0"/>
+          <w:numId w:val="13"/>
+        </w:numPr>
+        <w:ind w:left="1080"/>
+      </w:pPr>
+      <w:r>
+        <w:rPr>
+          <w:b/>
+        </w:rPr>
+        <w:t>Sensitive data:</w:t>
+      </w:r>
+      <w:r>
+        <w:t xml:space="preserve"> passwords are stored only as salted scrypt hashes. Evidence files are stored outside the public web folder under random names and served only to their owner and to staff.</w:t>
+      </w:r>
+    </w:p>
+    <w:p>
+      <w:pPr>
+        <w:pStyle w:val="ListParagraph"/>
+        <w:numPr>
+          <w:ilvl w:val="0"/>
+          <w:numId w:val="13"/>
+        </w:numPr>
+        <w:ind w:left="1080"/>
+      </w:pPr>
+      <w:r>
+        <w:rPr>
+          <w:b/>
+        </w:rPr>
+        <w:t>Backups and recovery:</w:t>
+      </w:r>
+      <w:r>
+        <w:t xml:space="preserve"> the database is a single file that can be copied while the application is stopped. For the demonstration, npm run db:reset rebuilds it from the scripts.</w:t>
+      </w:r>
+    </w:p>
+    <w:p>
+      <w:pPr>
+        <w:pStyle w:val="ListParagraph"/>
+        <w:numPr>
+          <w:ilvl w:val="0"/>
+          <w:numId w:val="13"/>
+        </w:numPr>
+        <w:ind w:left="1080"/>
+      </w:pPr>
+      <w:r>
+        <w:rPr>
+          <w:b/>
+        </w:rPr>
+        <w:t>Privacy:</w:t>
+      </w:r>
+      <w:r>
+        <w:t xml:space="preserve"> only synthetic data is stored until written campus permission is granted (POPIA).</w:t>
       </w:r>
     </w:p>
     <w:p>
@@ -405,32 +4202,476 @@
         <w:pStyle w:val="Heading1"/>
       </w:pPr>
       <w:r>
+        <w:lastRenderedPageBreak/>
         <w:t>SQL Scripts</w:t>
       </w:r>
     </w:p>
     <w:p>
+      <w:pPr>
+        <w:pStyle w:val="Caption"/>
+        <w:keepNext/>
+        <w:rPr>
+          <w:b w:val="0"/>
+        </w:rPr>
+      </w:pPr>
       <w:r>
-        <w:t>Reference the schema and seed scripts stored in the project repository.</w:t>
+        <w:rPr>
+          <w:b w:val="0"/>
+        </w:rPr>
+        <w:t xml:space="preserve">Table </w:t>
+      </w:r>
+      <w:r>
+        <w:rPr>
+          <w:b w:val="0"/>
+        </w:rPr>
+        <w:fldChar w:fldCharType="begin"/>
+      </w:r>
+      <w:r>
+        <w:rPr>
+          <w:b w:val="0"/>
+        </w:rPr>
+        <w:instrText xml:space="preserve"> SEQ Table \* ARABIC </w:instrText>
+      </w:r>
+      <w:r>
+        <w:rPr>
+          <w:b w:val="0"/>
+        </w:rPr>
+        <w:fldChar w:fldCharType="separate"/>
+      </w:r>
+      <w:r>
+        <w:rPr>
+          <w:b w:val="0"/>
+          <w:noProof/>
+        </w:rPr>
+        <w:t>5</w:t>
+      </w:r>
+      <w:r>
+        <w:rPr>
+          <w:b w:val="0"/>
+        </w:rPr>
+        <w:fldChar w:fldCharType="end"/>
+      </w:r>
+      <w:r>
+        <w:rPr>
+          <w:b w:val="0"/>
+        </w:rPr>
+        <w:t>: Database scripts in the repository</w:t>
       </w:r>
     </w:p>
-    <w:p>
-      <w:r>
-        <w:t>________________________________________________________________________________</w:t>
-      </w:r>
-    </w:p>
-    <w:p>
-      <w:r>
-        <w:t>________________________________________________________________________________</w:t>
-      </w:r>
-    </w:p>
-    <w:p>
-      <w:r>
-        <w:t>________________________________________________________________________________</w:t>
-      </w:r>
-    </w:p>
+    <w:tbl>
+      <w:tblPr>
+        <w:tblStyle w:val="TableGrid"/>
+        <w:tblW w:w="9980" w:type="dxa"/>
+        <w:tblLayout w:type="fixed"/>
+        <w:tblLook w:val="04A0" w:firstRow="1" w:lastRow="0" w:firstColumn="1" w:lastColumn="0" w:noHBand="0" w:noVBand="1"/>
+      </w:tblPr>
+      <w:tblGrid>
+        <w:gridCol w:w="2298"/>
+        <w:gridCol w:w="3971"/>
+        <w:gridCol w:w="3711"/>
+      </w:tblGrid>
+      <w:tr>
+        <w:trPr>
+          <w:cantSplit/>
+          <w:tblHeader/>
+        </w:trPr>
+        <w:tc>
+          <w:tcPr>
+            <w:tcW w:w="2298" w:type="dxa"/>
+            <w:shd w:val="clear" w:color="auto" w:fill="E6E6E6"/>
+          </w:tcPr>
+          <w:p>
+            <w:pPr>
+              <w:keepNext/>
+              <w:spacing w:before="40" w:after="40"/>
+              <w:rPr>
+                <w:b/>
+                <w:sz w:val="20"/>
+              </w:rPr>
+            </w:pPr>
+            <w:r>
+              <w:rPr>
+                <w:b/>
+                <w:sz w:val="20"/>
+              </w:rPr>
+              <w:t>Script</w:t>
+            </w:r>
+          </w:p>
+        </w:tc>
+        <w:tc>
+          <w:tcPr>
+            <w:tcW w:w="3971" w:type="dxa"/>
+            <w:shd w:val="clear" w:color="auto" w:fill="E6E6E6"/>
+          </w:tcPr>
+          <w:p>
+            <w:pPr>
+              <w:keepNext/>
+              <w:spacing w:before="40" w:after="40"/>
+              <w:rPr>
+                <w:b/>
+                <w:sz w:val="20"/>
+              </w:rPr>
+            </w:pPr>
+            <w:r>
+              <w:rPr>
+                <w:b/>
+                <w:sz w:val="20"/>
+              </w:rPr>
+              <w:t>Location</w:t>
+            </w:r>
+          </w:p>
+        </w:tc>
+        <w:tc>
+          <w:tcPr>
+            <w:tcW w:w="3711" w:type="dxa"/>
+            <w:shd w:val="clear" w:color="auto" w:fill="E6E6E6"/>
+          </w:tcPr>
+          <w:p>
+            <w:pPr>
+              <w:keepNext/>
+              <w:spacing w:before="40" w:after="40"/>
+              <w:rPr>
+                <w:b/>
+                <w:sz w:val="20"/>
+              </w:rPr>
+            </w:pPr>
+            <w:r>
+              <w:rPr>
+                <w:b/>
+                <w:sz w:val="20"/>
+              </w:rPr>
+              <w:t>Purpose</w:t>
+            </w:r>
+          </w:p>
+        </w:tc>
+      </w:tr>
+      <w:tr>
+        <w:trPr>
+          <w:cantSplit/>
+        </w:trPr>
+        <w:tc>
+          <w:tcPr>
+            <w:tcW w:w="2298" w:type="dxa"/>
+          </w:tcPr>
+          <w:p>
+            <w:pPr>
+              <w:keepNext/>
+              <w:spacing w:before="40" w:after="40"/>
+              <w:rPr>
+                <w:sz w:val="20"/>
+              </w:rPr>
+            </w:pPr>
+            <w:r>
+              <w:rPr>
+                <w:sz w:val="20"/>
+              </w:rPr>
+              <w:t>schema.sql</w:t>
+            </w:r>
+          </w:p>
+        </w:tc>
+        <w:tc>
+          <w:tcPr>
+            <w:tcW w:w="3971" w:type="dxa"/>
+          </w:tcPr>
+          <w:p>
+            <w:pPr>
+              <w:keepNext/>
+              <w:spacing w:before="40" w:after="40"/>
+              <w:rPr>
+                <w:sz w:val="20"/>
+              </w:rPr>
+            </w:pPr>
+            <w:r>
+              <w:rPr>
+                <w:sz w:val="20"/>
+              </w:rPr>
+              <w:t>05_Source_Code/trackwil/database/schema.sql</w:t>
+            </w:r>
+          </w:p>
+        </w:tc>
+        <w:tc>
+          <w:tcPr>
+            <w:tcW w:w="3711" w:type="dxa"/>
+          </w:tcPr>
+          <w:p>
+            <w:pPr>
+              <w:keepNext/>
+              <w:spacing w:before="40" w:after="40"/>
+              <w:rPr>
+                <w:sz w:val="20"/>
+              </w:rPr>
+            </w:pPr>
+            <w:r>
+              <w:rPr>
+                <w:sz w:val="20"/>
+              </w:rPr>
+              <w:t>Creates the three tables, keys, constraints and indexes</w:t>
+            </w:r>
+          </w:p>
+        </w:tc>
+      </w:tr>
+      <w:tr>
+        <w:trPr>
+          <w:cantSplit/>
+        </w:trPr>
+        <w:tc>
+          <w:tcPr>
+            <w:tcW w:w="2298" w:type="dxa"/>
+          </w:tcPr>
+          <w:p>
+            <w:pPr>
+              <w:keepNext/>
+              <w:spacing w:before="40" w:after="40"/>
+              <w:rPr>
+                <w:sz w:val="20"/>
+              </w:rPr>
+            </w:pPr>
+            <w:r>
+              <w:rPr>
+                <w:sz w:val="20"/>
+              </w:rPr>
+              <w:t>seed.sql</w:t>
+            </w:r>
+          </w:p>
+        </w:tc>
+        <w:tc>
+          <w:tcPr>
+            <w:tcW w:w="3971" w:type="dxa"/>
+          </w:tcPr>
+          <w:p>
+            <w:pPr>
+              <w:keepNext/>
+              <w:spacing w:before="40" w:after="40"/>
+              <w:rPr>
+                <w:sz w:val="20"/>
+              </w:rPr>
+            </w:pPr>
+            <w:r>
+              <w:rPr>
+                <w:sz w:val="20"/>
+              </w:rPr>
+              <w:t>05_Source_Code/trackwil/database/seed.sql</w:t>
+            </w:r>
+          </w:p>
+        </w:tc>
+        <w:tc>
+          <w:tcPr>
+            <w:tcW w:w="3711" w:type="dxa"/>
+          </w:tcPr>
+          <w:p>
+            <w:pPr>
+              <w:keepNext/>
+              <w:spacing w:before="40" w:after="40"/>
+              <w:rPr>
+                <w:sz w:val="20"/>
+              </w:rPr>
+            </w:pPr>
+            <w:r>
+              <w:rPr>
+                <w:sz w:val="20"/>
+              </w:rPr>
+              <w:t>Inserts synthetic demonstration users, entries and links, with dates relative to the current date</w:t>
+            </w:r>
+          </w:p>
+        </w:tc>
+      </w:tr>
+      <w:tr>
+        <w:trPr>
+          <w:cantSplit/>
+        </w:trPr>
+        <w:tc>
+          <w:tcPr>
+            <w:tcW w:w="2298" w:type="dxa"/>
+          </w:tcPr>
+          <w:p>
+            <w:pPr>
+              <w:keepNext/>
+              <w:spacing w:before="40" w:after="40"/>
+              <w:rPr>
+                <w:sz w:val="20"/>
+              </w:rPr>
+            </w:pPr>
+            <w:r>
+              <w:rPr>
+                <w:sz w:val="20"/>
+              </w:rPr>
+              <w:t>reset-db.mjs</w:t>
+            </w:r>
+          </w:p>
+        </w:tc>
+        <w:tc>
+          <w:tcPr>
+            <w:tcW w:w="3971" w:type="dxa"/>
+          </w:tcPr>
+          <w:p>
+            <w:pPr>
+              <w:keepNext/>
+              <w:spacing w:before="40" w:after="40"/>
+              <w:rPr>
+                <w:sz w:val="20"/>
+              </w:rPr>
+            </w:pPr>
+            <w:r>
+              <w:rPr>
+                <w:sz w:val="20"/>
+              </w:rPr>
+              <w:t>05_Source_Code/trackwil/scripts/reset-db.mjs</w:t>
+            </w:r>
+          </w:p>
+        </w:tc>
+        <w:tc>
+          <w:tcPr>
+            <w:tcW w:w="3711" w:type="dxa"/>
+          </w:tcPr>
+          <w:p>
+            <w:pPr>
+              <w:keepNext/>
+              <w:spacing w:before="40" w:after="40"/>
+              <w:rPr>
+                <w:sz w:val="20"/>
+              </w:rPr>
+            </w:pPr>
+            <w:r>
+              <w:rPr>
+                <w:sz w:val="20"/>
+              </w:rPr>
+              <w:t>Deletes and rebuilds the database from the two scripts (npm run db:reset)</w:t>
+            </w:r>
+          </w:p>
+        </w:tc>
+      </w:tr>
+      <w:tr>
+        <w:trPr>
+          <w:cantSplit/>
+        </w:trPr>
+        <w:tc>
+          <w:tcPr>
+            <w:tcW w:w="2298" w:type="dxa"/>
+          </w:tcPr>
+          <w:p>
+            <w:pPr>
+              <w:keepNext/>
+              <w:spacing w:before="40" w:after="40"/>
+              <w:rPr>
+                <w:sz w:val="20"/>
+              </w:rPr>
+            </w:pPr>
+            <w:r>
+              <w:rPr>
+                <w:sz w:val="20"/>
+              </w:rPr>
+              <w:t>db.ts</w:t>
+            </w:r>
+          </w:p>
+        </w:tc>
+        <w:tc>
+          <w:tcPr>
+            <w:tcW w:w="3971" w:type="dxa"/>
+          </w:tcPr>
+          <w:p>
+            <w:pPr>
+              <w:keepNext/>
+              <w:spacing w:before="40" w:after="40"/>
+              <w:rPr>
+                <w:sz w:val="20"/>
+              </w:rPr>
+            </w:pPr>
+            <w:r>
+              <w:rPr>
+                <w:sz w:val="20"/>
+              </w:rPr>
+              <w:t>05_Source_Code/trackwil/src/lib/db.ts</w:t>
+            </w:r>
+          </w:p>
+        </w:tc>
+        <w:tc>
+          <w:tcPr>
+            <w:tcW w:w="3711" w:type="dxa"/>
+          </w:tcPr>
+          <w:p>
+            <w:pPr>
+              <w:keepNext/>
+              <w:spacing w:before="40" w:after="40"/>
+              <w:rPr>
+                <w:sz w:val="20"/>
+              </w:rPr>
+            </w:pPr>
+            <w:r>
+              <w:rPr>
+                <w:sz w:val="20"/>
+              </w:rPr>
+              <w:t>Applies the schema on start-up and seeds an empty database</w:t>
+            </w:r>
+          </w:p>
+        </w:tc>
+      </w:tr>
+      <w:tr>
+        <w:trPr>
+          <w:cantSplit/>
+        </w:trPr>
+        <w:tc>
+          <w:tcPr>
+            <w:tcW w:w="2298" w:type="dxa"/>
+          </w:tcPr>
+          <w:p>
+            <w:pPr>
+              <w:spacing w:before="40" w:after="40"/>
+              <w:rPr>
+                <w:sz w:val="20"/>
+              </w:rPr>
+            </w:pPr>
+            <w:r>
+              <w:rPr>
+                <w:sz w:val="20"/>
+              </w:rPr>
+              <w:t>repository.ts</w:t>
+            </w:r>
+          </w:p>
+        </w:tc>
+        <w:tc>
+          <w:tcPr>
+            <w:tcW w:w="3971" w:type="dxa"/>
+          </w:tcPr>
+          <w:p>
+            <w:pPr>
+              <w:spacing w:before="40" w:after="40"/>
+              <w:rPr>
+                <w:sz w:val="20"/>
+              </w:rPr>
+            </w:pPr>
+            <w:r>
+              <w:rPr>
+                <w:sz w:val="20"/>
+              </w:rPr>
+              <w:t>05_Source_Code/trackwil/src/lib/repository.ts</w:t>
+            </w:r>
+          </w:p>
+        </w:tc>
+        <w:tc>
+          <w:tcPr>
+            <w:tcW w:w="3711" w:type="dxa"/>
+          </w:tcPr>
+          <w:p>
+            <w:pPr>
+              <w:spacing w:before="40" w:after="40"/>
+              <w:rPr>
+                <w:sz w:val="20"/>
+              </w:rPr>
+            </w:pPr>
+            <w:r>
+              <w:rPr>
+                <w:sz w:val="20"/>
+              </w:rPr>
+              <w:t>All queries and transactions used by the application</w:t>
+            </w:r>
+          </w:p>
+        </w:tc>
+      </w:tr>
+    </w:tbl>
+    <w:p/>
     <w:sectPr>
-      <w:headerReference w:type="default" r:id="rId8"/>
-      <w:footerReference w:type="default" r:id="rId9"/>
+      <w:headerReference w:type="default" r:id="rId9"/>
+      <w:footerReference w:type="default" r:id="rId10"/>
       <w:pgSz w:w="12240" w:h="15840"/>
       <w:pgMar w:top="964" w:right="1134" w:bottom="964" w:left="1134" w:header="720" w:footer="720" w:gutter="0"/>
       <w:cols w:space="720"/>
@@ -729,6 +4970,74 @@
       </w:rPr>
     </w:lvl>
   </w:abstractNum>
+  <w:abstractNum w:abstractNumId="9" w15:restartNumberingAfterBreak="0">
+    <w:nsid w:val="2687514C"/>
+    <w:multiLevelType w:val="singleLevel"/>
+    <w:tmpl w:val="04090001"/>
+    <w:lvl w:ilvl="0">
+      <w:start w:val="1"/>
+      <w:numFmt w:val="bullet"/>
+      <w:lvlText w:val=""/>
+      <w:lvlJc w:val="left"/>
+      <w:pPr>
+        <w:ind w:left="720" w:hanging="360"/>
+      </w:pPr>
+      <w:rPr>
+        <w:rFonts w:ascii="Symbol" w:hAnsi="Symbol" w:hint="default"/>
+      </w:rPr>
+    </w:lvl>
+  </w:abstractNum>
+  <w:abstractNum w:abstractNumId="10" w15:restartNumberingAfterBreak="0">
+    <w:nsid w:val="324A6D91"/>
+    <w:multiLevelType w:val="singleLevel"/>
+    <w:tmpl w:val="04090001"/>
+    <w:lvl w:ilvl="0">
+      <w:start w:val="1"/>
+      <w:numFmt w:val="bullet"/>
+      <w:lvlText w:val=""/>
+      <w:lvlJc w:val="left"/>
+      <w:pPr>
+        <w:ind w:left="720" w:hanging="360"/>
+      </w:pPr>
+      <w:rPr>
+        <w:rFonts w:ascii="Symbol" w:hAnsi="Symbol" w:hint="default"/>
+      </w:rPr>
+    </w:lvl>
+  </w:abstractNum>
+  <w:abstractNum w:abstractNumId="11" w15:restartNumberingAfterBreak="0">
+    <w:nsid w:val="3B75354D"/>
+    <w:multiLevelType w:val="singleLevel"/>
+    <w:tmpl w:val="04090001"/>
+    <w:lvl w:ilvl="0">
+      <w:start w:val="1"/>
+      <w:numFmt w:val="bullet"/>
+      <w:lvlText w:val=""/>
+      <w:lvlJc w:val="left"/>
+      <w:pPr>
+        <w:ind w:left="720" w:hanging="360"/>
+      </w:pPr>
+      <w:rPr>
+        <w:rFonts w:ascii="Symbol" w:hAnsi="Symbol" w:hint="default"/>
+      </w:rPr>
+    </w:lvl>
+  </w:abstractNum>
+  <w:abstractNum w:abstractNumId="12" w15:restartNumberingAfterBreak="0">
+    <w:nsid w:val="79E23217"/>
+    <w:multiLevelType w:val="singleLevel"/>
+    <w:tmpl w:val="04090001"/>
+    <w:lvl w:ilvl="0">
+      <w:start w:val="1"/>
+      <w:numFmt w:val="bullet"/>
+      <w:lvlText w:val=""/>
+      <w:lvlJc w:val="left"/>
+      <w:pPr>
+        <w:ind w:left="720" w:hanging="360"/>
+      </w:pPr>
+      <w:rPr>
+        <w:rFonts w:ascii="Symbol" w:hAnsi="Symbol" w:hint="default"/>
+      </w:rPr>
+    </w:lvl>
+  </w:abstractNum>
   <w:num w:numId="1" w16cid:durableId="1601907228">
     <w:abstractNumId w:val="8"/>
   </w:num>
@@ -755,6 +5064,18 @@
   </w:num>
   <w:num w:numId="9" w16cid:durableId="1519853708">
     <w:abstractNumId w:val="0"/>
+  </w:num>
+  <w:num w:numId="10" w16cid:durableId="224339152">
+    <w:abstractNumId w:val="12"/>
+  </w:num>
+  <w:num w:numId="11" w16cid:durableId="2085374368">
+    <w:abstractNumId w:val="10"/>
+  </w:num>
+  <w:num w:numId="12" w16cid:durableId="666438837">
+    <w:abstractNumId w:val="9"/>
+  </w:num>
+  <w:num w:numId="13" w16cid:durableId="1494448010">
+    <w:abstractNumId w:val="11"/>
   </w:num>
 </w:numbering>
 </file>
@@ -1365,7 +5686,6 @@
   <w:style w:type="character" w:default="1" w:styleId="DefaultParagraphFont">
     <w:name w:val="Default Paragraph Font"/>
     <w:uiPriority w:val="1"/>
-    <w:semiHidden/>
     <w:unhideWhenUsed/>
   </w:style>
   <w:style w:type="table" w:default="1" w:styleId="TableNormal">
@@ -1936,7 +6256,6 @@
     <w:basedOn w:val="Normal"/>
     <w:next w:val="Normal"/>
     <w:uiPriority w:val="35"/>
-    <w:semiHidden/>
     <w:unhideWhenUsed/>
     <w:qFormat/>
     <w:rsid w:val="00FC693F"/>

--- a/04_System_Design_and_Development/Database_Design_Template.docx
+++ b/04_System_Design_and_Development/Database_Design_Template.docx
@@ -4,229 +4,33 @@
   <w:body>
     <w:p>
       <w:pPr>
-        <w:jc w:val="center"/>
+        <w:pStyle w:val="Heading1"/>
       </w:pPr>
       <w:r>
-        <w:rPr>
-          <w:b/>
-        </w:rPr>
-        <w:br/>
-      </w:r>
-      <w:r>
-        <w:rPr>
-          <w:b/>
-        </w:rPr>
-        <w:br/>
-        <w:t>CAPSTONE PROJECT</w:t>
-      </w:r>
-      <w:r>
-        <w:rPr>
-          <w:b/>
-        </w:rPr>
-        <w:br/>
-      </w:r>
-      <w:r>
-        <w:rPr>
-          <w:b/>
-          <w:sz w:val="40"/>
-        </w:rPr>
         <w:t>DATABASE DESIGN DOCUMENT</w:t>
       </w:r>
-      <w:r>
-        <w:br/>
-      </w:r>
-      <w:r>
-        <w:br/>
-        <w:t>Student / Group Template</w:t>
-      </w:r>
-      <w:r>
-        <w:br/>
-      </w:r>
-      <w:r>
-        <w:br/>
-      </w:r>
     </w:p>
-    <w:tbl>
-      <w:tblPr>
-        <w:tblW w:w="0" w:type="auto"/>
-        <w:jc w:val="center"/>
-        <w:tblLook w:val="04A0" w:firstRow="1" w:lastRow="0" w:firstColumn="1" w:lastColumn="0" w:noHBand="0" w:noVBand="1"/>
-      </w:tblPr>
-      <w:tblGrid>
-        <w:gridCol w:w="4986"/>
-        <w:gridCol w:w="4986"/>
-      </w:tblGrid>
-      <w:tr>
-        <w:trPr>
-          <w:jc w:val="center"/>
-        </w:trPr>
-        <w:tc>
-          <w:tcPr>
-            <w:tcW w:w="4986" w:type="dxa"/>
-            <w:shd w:val="clear" w:color="auto" w:fill="D9EAF0"/>
-          </w:tcPr>
-          <w:p>
-            <w:r>
-              <w:t>Project Title</w:t>
-            </w:r>
-          </w:p>
-        </w:tc>
-        <w:tc>
-          <w:tcPr>
-            <w:tcW w:w="4986" w:type="dxa"/>
-          </w:tcPr>
-          <w:p>
-            <w:r>
-              <w:t>TrackWIL: Work-Integrated Learning Logbook Tracking</w:t>
-            </w:r>
-          </w:p>
-        </w:tc>
-      </w:tr>
-      <w:tr>
-        <w:trPr>
-          <w:jc w:val="center"/>
-        </w:trPr>
-        <w:tc>
-          <w:tcPr>
-            <w:tcW w:w="4986" w:type="dxa"/>
-            <w:shd w:val="clear" w:color="auto" w:fill="D9EAF0"/>
-          </w:tcPr>
-          <w:p>
-            <w:r>
-              <w:t>Group Members</w:t>
-            </w:r>
-          </w:p>
-        </w:tc>
-        <w:tc>
-          <w:tcPr>
-            <w:tcW w:w="4986" w:type="dxa"/>
-          </w:tcPr>
-          <w:p>
-            <w:r>
-              <w:t>Willem Basson, Dylan Shepard, Moegammad Green, Sihle Kayise</w:t>
-            </w:r>
-          </w:p>
-        </w:tc>
-      </w:tr>
-      <w:tr>
-        <w:trPr>
-          <w:jc w:val="center"/>
-        </w:trPr>
-        <w:tc>
-          <w:tcPr>
-            <w:tcW w:w="4986" w:type="dxa"/>
-            <w:shd w:val="clear" w:color="auto" w:fill="D9EAF0"/>
-          </w:tcPr>
-          <w:p>
-            <w:r>
-              <w:t>Module</w:t>
-            </w:r>
-          </w:p>
-        </w:tc>
-        <w:tc>
-          <w:tcPr>
-            <w:tcW w:w="4986" w:type="dxa"/>
-          </w:tcPr>
-          <w:p>
-            <w:r>
-              <w:t>SPM622 (Software Engineering 2)</w:t>
-            </w:r>
-          </w:p>
-        </w:tc>
-      </w:tr>
-      <w:tr>
-        <w:trPr>
-          <w:jc w:val="center"/>
-        </w:trPr>
-        <w:tc>
-          <w:tcPr>
-            <w:tcW w:w="4986" w:type="dxa"/>
-            <w:shd w:val="clear" w:color="auto" w:fill="D9EAF0"/>
-          </w:tcPr>
-          <w:p>
-            <w:r>
-              <w:t>Lecturer / Supervisor</w:t>
-            </w:r>
-          </w:p>
-        </w:tc>
-        <w:tc>
-          <w:tcPr>
-            <w:tcW w:w="4986" w:type="dxa"/>
-          </w:tcPr>
-          <w:p>
-            <w:r>
-              <w:t>Ms Amenda Raganya</w:t>
-            </w:r>
-          </w:p>
-        </w:tc>
-      </w:tr>
-      <w:tr>
-        <w:trPr>
-          <w:jc w:val="center"/>
-        </w:trPr>
-        <w:tc>
-          <w:tcPr>
-            <w:tcW w:w="4986" w:type="dxa"/>
-            <w:shd w:val="clear" w:color="auto" w:fill="D9EAF0"/>
-          </w:tcPr>
-          <w:p>
-            <w:r>
-              <w:t>Week / Stage</w:t>
-            </w:r>
-          </w:p>
-        </w:tc>
-        <w:tc>
-          <w:tcPr>
-            <w:tcW w:w="4986" w:type="dxa"/>
-          </w:tcPr>
-          <w:p>
-            <w:r>
-              <w:t>Week 4: Build, Test and Presentation</w:t>
-            </w:r>
-          </w:p>
-        </w:tc>
-      </w:tr>
-      <w:tr>
-        <w:trPr>
-          <w:jc w:val="center"/>
-        </w:trPr>
-        <w:tc>
-          <w:tcPr>
-            <w:tcW w:w="4986" w:type="dxa"/>
-            <w:shd w:val="clear" w:color="auto" w:fill="D9EAF0"/>
-          </w:tcPr>
-          <w:p>
-            <w:r>
-              <w:t>Submission Date</w:t>
-            </w:r>
-          </w:p>
-        </w:tc>
-        <w:tc>
-          <w:tcPr>
-            <w:tcW w:w="4986" w:type="dxa"/>
-          </w:tcPr>
-          <w:p>
-            <w:r>
-              <w:t>23 October 2026</w:t>
-            </w:r>
-          </w:p>
-        </w:tc>
-      </w:tr>
-    </w:tbl>
     <w:p>
       <w:pPr>
-        <w:pStyle w:val="Heading1"/>
+        <w:pStyle w:val="Heading2"/>
       </w:pPr>
       <w:r>
         <w:t>Database Purpose</w:t>
       </w:r>
     </w:p>
     <w:p>
+      <w:pPr>
+        <w:keepLines/>
+      </w:pPr>
       <w:r>
         <w:t>The TrackWIL database stores everything the application needs to track Work-Integrated Learning logbooks: the accounts of students, coordinators and lecturers; each student's daily logbook entries with their hours, evidence file name and verification status; and the one-time verification links that workplace mentors use to approve or reject entries.</w:t>
       </w:r>
     </w:p>
     <w:p>
+      <w:pPr>
+        <w:keepNext/>
+        <w:keepLines/>
+      </w:pPr>
       <w:r>
         <w:t>The database must support these queries efficiently and reliably:</w:t>
       </w:r>
@@ -234,9 +38,10 @@
     <w:p>
       <w:pPr>
         <w:pStyle w:val="ListParagraph"/>
+        <w:keepLines/>
         <w:numPr>
           <w:ilvl w:val="0"/>
-          <w:numId w:val="12"/>
+          <w:numId w:val="14"/>
         </w:numPr>
         <w:ind w:left="1080"/>
       </w:pPr>
@@ -247,9 +52,10 @@
     <w:p>
       <w:pPr>
         <w:pStyle w:val="ListParagraph"/>
+        <w:keepLines/>
         <w:numPr>
           <w:ilvl w:val="0"/>
-          <w:numId w:val="12"/>
+          <w:numId w:val="14"/>
         </w:numPr>
         <w:ind w:left="1080"/>
       </w:pPr>
@@ -260,9 +66,10 @@
     <w:p>
       <w:pPr>
         <w:pStyle w:val="ListParagraph"/>
+        <w:keepLines/>
         <w:numPr>
           <w:ilvl w:val="0"/>
-          <w:numId w:val="12"/>
+          <w:numId w:val="14"/>
         </w:numPr>
         <w:ind w:left="1080"/>
       </w:pPr>
@@ -273,9 +80,10 @@
     <w:p>
       <w:pPr>
         <w:pStyle w:val="ListParagraph"/>
+        <w:keepLines/>
         <w:numPr>
           <w:ilvl w:val="0"/>
-          <w:numId w:val="12"/>
+          <w:numId w:val="14"/>
         </w:numPr>
         <w:ind w:left="1080"/>
       </w:pPr>
@@ -286,9 +94,10 @@
     <w:p>
       <w:pPr>
         <w:pStyle w:val="ListParagraph"/>
+        <w:keepLines/>
         <w:numPr>
           <w:ilvl w:val="0"/>
-          <w:numId w:val="12"/>
+          <w:numId w:val="14"/>
         </w:numPr>
         <w:ind w:left="1080"/>
       </w:pPr>
@@ -297,22 +106,25 @@
       </w:r>
     </w:p>
     <w:p>
+      <w:pPr>
+        <w:keepLines/>
+      </w:pPr>
       <w:r>
         <w:t>SQLite was chosen because it is a full relational database (keys, constraints and transactions) that runs inside the application through Node.js's built-in node:sqlite module, so no database server has to be installed. The database is a single file, data/trackwil.db, which is created and seeded automatically when the application first starts.</w:t>
       </w:r>
     </w:p>
     <w:p>
       <w:pPr>
-        <w:pStyle w:val="Heading1"/>
+        <w:pStyle w:val="Heading2"/>
       </w:pPr>
       <w:r>
-        <w:lastRenderedPageBreak/>
         <w:t>Entity-Relationship Diagram</w:t>
       </w:r>
     </w:p>
     <w:p>
       <w:pPr>
         <w:keepNext/>
+        <w:keepLines/>
         <w:jc w:val="center"/>
       </w:pPr>
       <w:r>
@@ -320,10 +132,10 @@
           <w:noProof/>
         </w:rPr>
         <w:drawing>
-          <wp:inline distT="0" distB="0" distL="0" distR="0" wp14:anchorId="41DD01C1" wp14:editId="13352D30">
+          <wp:inline distT="0" distB="0" distL="0" distR="0" wp14:anchorId="6EA07CE5" wp14:editId="3A04D816">
             <wp:extent cx="6332220" cy="3206750"/>
             <wp:effectExtent l="0" t="0" r="0" b="0"/>
-            <wp:docPr id="610371349" name="Picture 1"/>
+            <wp:docPr id="1075267945" name="Picture 1"/>
             <wp:cNvGraphicFramePr>
               <a:graphicFrameLocks xmlns:a="http://schemas.openxmlformats.org/drawingml/2006/main" noChangeAspect="1"/>
             </wp:cNvGraphicFramePr>
@@ -331,7 +143,7 @@
               <a:graphicData uri="http://schemas.openxmlformats.org/drawingml/2006/picture">
                 <pic:pic xmlns:pic="http://schemas.openxmlformats.org/drawingml/2006/picture">
                   <pic:nvPicPr>
-                    <pic:cNvPr id="610371349" name=""/>
+                    <pic:cNvPr id="1075267945" name=""/>
                     <pic:cNvPicPr/>
                   </pic:nvPicPr>
                   <pic:blipFill>
@@ -359,6 +171,7 @@
     <w:p>
       <w:pPr>
         <w:pStyle w:val="Caption"/>
+        <w:keepLines/>
         <w:rPr>
           <w:b w:val="0"/>
         </w:rPr>
@@ -411,6 +224,7 @@
       <w:pPr>
         <w:pStyle w:val="Caption"/>
         <w:keepNext/>
+        <w:keepLines/>
         <w:rPr>
           <w:b w:val="0"/>
         </w:rPr>
@@ -419,6 +233,7 @@
         <w:rPr>
           <w:b w:val="0"/>
         </w:rPr>
+        <w:lastRenderedPageBreak/>
         <w:t xml:space="preserve">Table </w:t>
       </w:r>
       <w:r>
@@ -739,20 +554,25 @@
     </w:tbl>
     <w:p/>
     <w:p>
+      <w:pPr>
+        <w:keepLines/>
+      </w:pPr>
       <w:r>
         <w:t>Mentors are not stored as a separate entity because they have no account in version 1.0. The mentor is identified by the email address stored on each entry, and each verification is recorded on the token that the mentor used.</w:t>
       </w:r>
     </w:p>
     <w:p>
       <w:pPr>
-        <w:pStyle w:val="Heading1"/>
+        <w:pStyle w:val="Heading2"/>
       </w:pPr>
       <w:r>
-        <w:lastRenderedPageBreak/>
         <w:t>Data Dictionary</w:t>
       </w:r>
     </w:p>
     <w:p>
+      <w:pPr>
+        <w:keepLines/>
+      </w:pPr>
       <w:r>
         <w:t>All text values are stored as TEXT and all numbers as REAL, which are SQLite's storage classes. Dates and times are stored as ISO-8601 text in UTC (for example 2026-10-22T08:00:00.000Z), which sorts correctly as text.</w:t>
       </w:r>
@@ -761,6 +581,7 @@
       <w:pPr>
         <w:pStyle w:val="Caption"/>
         <w:keepNext/>
+        <w:keepLines/>
         <w:rPr>
           <w:b w:val="0"/>
         </w:rPr>
@@ -1694,6 +1515,7 @@
       <w:pPr>
         <w:pStyle w:val="Caption"/>
         <w:keepNext/>
+        <w:keepLines/>
         <w:rPr>
           <w:b w:val="0"/>
         </w:rPr>
@@ -1702,6 +1524,7 @@
         <w:rPr>
           <w:b w:val="0"/>
         </w:rPr>
+        <w:lastRenderedPageBreak/>
         <w:t xml:space="preserve">Table </w:t>
       </w:r>
       <w:r>
@@ -2378,7 +2201,6 @@
               <w:rPr>
                 <w:sz w:val="20"/>
               </w:rPr>
-              <w:lastRenderedPageBreak/>
               <w:t>hours</w:t>
             </w:r>
           </w:p>
@@ -3163,6 +2985,7 @@
       <w:pPr>
         <w:pStyle w:val="Caption"/>
         <w:keepNext/>
+        <w:keepLines/>
         <w:rPr>
           <w:b w:val="0"/>
         </w:rPr>
@@ -3171,6 +2994,7 @@
         <w:rPr>
           <w:b w:val="0"/>
         </w:rPr>
+        <w:lastRenderedPageBreak/>
         <w:t xml:space="preserve">Table </w:t>
       </w:r>
       <w:r>
@@ -3975,14 +3799,16 @@
     <w:p/>
     <w:p>
       <w:pPr>
-        <w:pStyle w:val="Heading1"/>
+        <w:pStyle w:val="Heading2"/>
       </w:pPr>
       <w:r>
-        <w:lastRenderedPageBreak/>
         <w:t>Normalisation</w:t>
       </w:r>
     </w:p>
     <w:p>
+      <w:pPr>
+        <w:keepLines/>
+      </w:pPr>
       <w:r>
         <w:rPr>
           <w:b/>
@@ -3994,6 +3820,9 @@
       </w:r>
     </w:p>
     <w:p>
+      <w:pPr>
+        <w:keepLines/>
+      </w:pPr>
       <w:r>
         <w:rPr>
           <w:b/>
@@ -4005,10 +3834,14 @@
       </w:r>
     </w:p>
     <w:p>
+      <w:pPr>
+        <w:keepLines/>
+      </w:pPr>
       <w:r>
         <w:rPr>
           <w:b/>
         </w:rPr>
+        <w:lastRenderedPageBreak/>
         <w:t>Third normal form (3NF).</w:t>
       </w:r>
       <w:r>
@@ -4016,6 +3849,9 @@
       </w:r>
     </w:p>
     <w:p>
+      <w:pPr>
+        <w:keepLines/>
+      </w:pPr>
       <w:r>
         <w:rPr>
           <w:b/>
@@ -4027,6 +3863,9 @@
       </w:r>
     </w:p>
     <w:p>
+      <w:pPr>
+        <w:keepLines/>
+      </w:pPr>
       <w:r>
         <w:rPr>
           <w:b/>
@@ -4039,7 +3878,7 @@
     </w:p>
     <w:p>
       <w:pPr>
-        <w:pStyle w:val="Heading1"/>
+        <w:pStyle w:val="Heading2"/>
       </w:pPr>
       <w:r>
         <w:t>Security and Integrity</w:t>
@@ -4048,9 +3887,10 @@
     <w:p>
       <w:pPr>
         <w:pStyle w:val="ListParagraph"/>
+        <w:keepLines/>
         <w:numPr>
           <w:ilvl w:val="0"/>
-          <w:numId w:val="13"/>
+          <w:numId w:val="15"/>
         </w:numPr>
         <w:ind w:left="1080"/>
       </w:pPr>
@@ -4067,9 +3907,10 @@
     <w:p>
       <w:pPr>
         <w:pStyle w:val="ListParagraph"/>
+        <w:keepLines/>
         <w:numPr>
           <w:ilvl w:val="0"/>
-          <w:numId w:val="13"/>
+          <w:numId w:val="15"/>
         </w:numPr>
         <w:ind w:left="1080"/>
       </w:pPr>
@@ -4086,9 +3927,10 @@
     <w:p>
       <w:pPr>
         <w:pStyle w:val="ListParagraph"/>
+        <w:keepLines/>
         <w:numPr>
           <w:ilvl w:val="0"/>
-          <w:numId w:val="13"/>
+          <w:numId w:val="15"/>
         </w:numPr>
         <w:ind w:left="1080"/>
       </w:pPr>
@@ -4105,9 +3947,10 @@
     <w:p>
       <w:pPr>
         <w:pStyle w:val="ListParagraph"/>
+        <w:keepLines/>
         <w:numPr>
           <w:ilvl w:val="0"/>
-          <w:numId w:val="13"/>
+          <w:numId w:val="15"/>
         </w:numPr>
         <w:ind w:left="1080"/>
       </w:pPr>
@@ -4124,9 +3967,10 @@
     <w:p>
       <w:pPr>
         <w:pStyle w:val="ListParagraph"/>
+        <w:keepLines/>
         <w:numPr>
           <w:ilvl w:val="0"/>
-          <w:numId w:val="13"/>
+          <w:numId w:val="15"/>
         </w:numPr>
         <w:ind w:left="1080"/>
       </w:pPr>
@@ -4143,9 +3987,10 @@
     <w:p>
       <w:pPr>
         <w:pStyle w:val="ListParagraph"/>
+        <w:keepLines/>
         <w:numPr>
           <w:ilvl w:val="0"/>
-          <w:numId w:val="13"/>
+          <w:numId w:val="15"/>
         </w:numPr>
         <w:ind w:left="1080"/>
       </w:pPr>
@@ -4162,9 +4007,10 @@
     <w:p>
       <w:pPr>
         <w:pStyle w:val="ListParagraph"/>
+        <w:keepLines/>
         <w:numPr>
           <w:ilvl w:val="0"/>
-          <w:numId w:val="13"/>
+          <w:numId w:val="15"/>
         </w:numPr>
         <w:ind w:left="1080"/>
       </w:pPr>
@@ -4181,9 +4027,10 @@
     <w:p>
       <w:pPr>
         <w:pStyle w:val="ListParagraph"/>
+        <w:keepLines/>
         <w:numPr>
           <w:ilvl w:val="0"/>
-          <w:numId w:val="13"/>
+          <w:numId w:val="15"/>
         </w:numPr>
         <w:ind w:left="1080"/>
       </w:pPr>
@@ -4199,7 +4046,7 @@
     </w:p>
     <w:p>
       <w:pPr>
-        <w:pStyle w:val="Heading1"/>
+        <w:pStyle w:val="Heading2"/>
       </w:pPr>
       <w:r>
         <w:lastRenderedPageBreak/>
@@ -4210,6 +4057,7 @@
       <w:pPr>
         <w:pStyle w:val="Caption"/>
         <w:keepNext/>
+        <w:keepLines/>
         <w:rPr>
           <w:b w:val="0"/>
         </w:rPr>
@@ -4670,8 +4518,12 @@
     </w:tbl>
     <w:p/>
     <w:sectPr>
-      <w:headerReference w:type="default" r:id="rId9"/>
-      <w:footerReference w:type="default" r:id="rId10"/>
+      <w:headerReference w:type="even" r:id="rId9"/>
+      <w:headerReference w:type="default" r:id="rId10"/>
+      <w:footerReference w:type="even" r:id="rId11"/>
+      <w:footerReference w:type="default" r:id="rId12"/>
+      <w:headerReference w:type="first" r:id="rId13"/>
+      <w:footerReference w:type="first" r:id="rId14"/>
       <w:pgSz w:w="12240" w:h="15840"/>
       <w:pgMar w:top="964" w:right="1134" w:bottom="964" w:left="1134" w:header="720" w:footer="720" w:gutter="0"/>
       <w:cols w:space="720"/>
@@ -4712,12 +4564,26 @@
     <w:pPr>
       <w:pStyle w:val="Footer"/>
     </w:pPr>
-    <w:r>
-      <w:rPr>
-        <w:sz w:val="16"/>
-      </w:rPr>
-      <w:t>CTU Training Solutions (PTY) Ltd is fully accredited by the MICT SETA (ACC/2006/07/186) through the Quality Council for Trades and Occupations (QCTO). CTU Training Solutions is registered with the Department of Higher Education and Training as a Private College (2018/FE07/004) and provisionally registered as a private higher education institution (No 2014/HE07/004) Co. Reg No:2005/038944/07</w:t>
-    </w:r>
+  </w:p>
+</w:ftr>
+</file>
+
+<file path=word/footer2.xml><?xml version="1.0" encoding="utf-8"?>
+<w:ftr xmlns:wpc="http://schemas.microsoft.com/office/word/2010/wordprocessingCanvas" xmlns:cx="http://schemas.microsoft.com/office/drawing/2014/chartex" xmlns:cx1="http://schemas.microsoft.com/office/drawing/2015/9/8/chartex" xmlns:cx2="http://schemas.microsoft.com/office/drawing/2015/10/21/chartex" xmlns:cx3="http://schemas.microsoft.com/office/drawing/2016/5/9/chartex" xmlns:cx4="http://schemas.microsoft.com/office/drawing/2016/5/10/chartex" xmlns:cx5="http://schemas.microsoft.com/office/drawing/2016/5/11/chartex" xmlns:cx6="http://schemas.microsoft.com/office/drawing/2016/5/12/chartex" xmlns:cx7="http://schemas.microsoft.com/office/drawing/2016/5/13/chartex" xmlns:cx8="http://schemas.microsoft.com/office/drawing/2016/5/14/chartex" xmlns:mc="http://schemas.openxmlformats.org/markup-compatibility/2006" xmlns:aink="http://schemas.microsoft.com/office/drawing/2016/ink" xmlns:am3d="http://schemas.microsoft.com/office/drawing/2017/model3d" xmlns:o="urn:schemas-microsoft-com:office:office" xmlns:oel="http://schemas.microsoft.com/office/2019/extlst" xmlns:r="http://schemas.openxmlformats.org/officeDocument/2006/relationships" xmlns:m="http://schemas.openxmlformats.org/officeDocument/2006/math" xmlns:v="urn:schemas-microsoft-com:vml" xmlns:wp14="http://schemas.microsoft.com/office/word/2010/wordprocessingDrawing" xmlns:wp="http://schemas.openxmlformats.org/drawingml/2006/wordprocessingDrawing" xmlns:w10="urn:schemas-microsoft-com:office:word" xmlns:w="http://schemas.openxmlformats.org/wordprocessingml/2006/main" xmlns:w14="http://schemas.microsoft.com/office/word/2010/wordml" xmlns:w15="http://schemas.microsoft.com/office/word/2012/wordml" xmlns:w16cex="http://schemas.microsoft.com/office/word/2018/wordml/cex" xmlns:w16cid="http://schemas.microsoft.com/office/word/2016/wordml/cid" xmlns:w16="http://schemas.microsoft.com/office/word/2018/wordml" xmlns:w16du="http://schemas.microsoft.com/office/word/2023/wordml/word16du" xmlns:w16sdtdh="http://schemas.microsoft.com/office/word/2020/wordml/sdtdatahash" xmlns:w16sdtfl="http://schemas.microsoft.com/office/word/2024/wordml/sdtformatlock" xmlns:w16se="http://schemas.microsoft.com/office/word/2015/wordml/symex" xmlns:wpg="http://schemas.microsoft.com/office/word/2010/wordprocessingGroup" xmlns:wpi="http://schemas.microsoft.com/office/word/2010/wordprocessingInk" xmlns:wne="http://schemas.microsoft.com/office/word/2006/wordml" xmlns:wps="http://schemas.microsoft.com/office/word/2010/wordprocessingShape" mc:Ignorable="w14 w15 w16se w16cid w16 w16cex w16sdtdh w16sdtfl w16du wp14">
+  <w:p>
+    <w:pPr>
+      <w:pStyle w:val="Footer"/>
+    </w:pPr>
+  </w:p>
+</w:ftr>
+</file>
+
+<file path=word/footer3.xml><?xml version="1.0" encoding="utf-8"?>
+<w:ftr xmlns:wpc="http://schemas.microsoft.com/office/word/2010/wordprocessingCanvas" xmlns:cx="http://schemas.microsoft.com/office/drawing/2014/chartex" xmlns:cx1="http://schemas.microsoft.com/office/drawing/2015/9/8/chartex" xmlns:cx2="http://schemas.microsoft.com/office/drawing/2015/10/21/chartex" xmlns:cx3="http://schemas.microsoft.com/office/drawing/2016/5/9/chartex" xmlns:cx4="http://schemas.microsoft.com/office/drawing/2016/5/10/chartex" xmlns:cx5="http://schemas.microsoft.com/office/drawing/2016/5/11/chartex" xmlns:cx6="http://schemas.microsoft.com/office/drawing/2016/5/12/chartex" xmlns:cx7="http://schemas.microsoft.com/office/drawing/2016/5/13/chartex" xmlns:cx8="http://schemas.microsoft.com/office/drawing/2016/5/14/chartex" xmlns:mc="http://schemas.openxmlformats.org/markup-compatibility/2006" xmlns:aink="http://schemas.microsoft.com/office/drawing/2016/ink" xmlns:am3d="http://schemas.microsoft.com/office/drawing/2017/model3d" xmlns:o="urn:schemas-microsoft-com:office:office" xmlns:oel="http://schemas.microsoft.com/office/2019/extlst" xmlns:r="http://schemas.openxmlformats.org/officeDocument/2006/relationships" xmlns:m="http://schemas.openxmlformats.org/officeDocument/2006/math" xmlns:v="urn:schemas-microsoft-com:vml" xmlns:wp14="http://schemas.microsoft.com/office/word/2010/wordprocessingDrawing" xmlns:wp="http://schemas.openxmlformats.org/drawingml/2006/wordprocessingDrawing" xmlns:w10="urn:schemas-microsoft-com:office:word" xmlns:w="http://schemas.openxmlformats.org/wordprocessingml/2006/main" xmlns:w14="http://schemas.microsoft.com/office/word/2010/wordml" xmlns:w15="http://schemas.microsoft.com/office/word/2012/wordml" xmlns:w16cex="http://schemas.microsoft.com/office/word/2018/wordml/cex" xmlns:w16cid="http://schemas.microsoft.com/office/word/2016/wordml/cid" xmlns:w16="http://schemas.microsoft.com/office/word/2018/wordml" xmlns:w16du="http://schemas.microsoft.com/office/word/2023/wordml/word16du" xmlns:w16sdtdh="http://schemas.microsoft.com/office/word/2020/wordml/sdtdatahash" xmlns:w16sdtfl="http://schemas.microsoft.com/office/word/2024/wordml/sdtformatlock" xmlns:w16se="http://schemas.microsoft.com/office/word/2015/wordml/symex" xmlns:wpg="http://schemas.microsoft.com/office/word/2010/wordprocessingGroup" xmlns:wpi="http://schemas.microsoft.com/office/word/2010/wordprocessingInk" xmlns:wne="http://schemas.microsoft.com/office/word/2006/wordml" xmlns:wps="http://schemas.microsoft.com/office/word/2010/wordprocessingShape" mc:Ignorable="w14 w15 w16se w16cid w16 w16cex w16sdtdh w16sdtfl w16du wp14">
+  <w:p>
+    <w:pPr>
+      <w:pStyle w:val="Footer"/>
+    </w:pPr>
   </w:p>
 </w:ftr>
 </file>
@@ -4751,48 +4617,28 @@
 <w:hdr xmlns:wpc="http://schemas.microsoft.com/office/word/2010/wordprocessingCanvas" xmlns:cx="http://schemas.microsoft.com/office/drawing/2014/chartex" xmlns:cx1="http://schemas.microsoft.com/office/drawing/2015/9/8/chartex" xmlns:cx2="http://schemas.microsoft.com/office/drawing/2015/10/21/chartex" xmlns:cx3="http://schemas.microsoft.com/office/drawing/2016/5/9/chartex" xmlns:cx4="http://schemas.microsoft.com/office/drawing/2016/5/10/chartex" xmlns:cx5="http://schemas.microsoft.com/office/drawing/2016/5/11/chartex" xmlns:cx6="http://schemas.microsoft.com/office/drawing/2016/5/12/chartex" xmlns:cx7="http://schemas.microsoft.com/office/drawing/2016/5/13/chartex" xmlns:cx8="http://schemas.microsoft.com/office/drawing/2016/5/14/chartex" xmlns:mc="http://schemas.openxmlformats.org/markup-compatibility/2006" xmlns:aink="http://schemas.microsoft.com/office/drawing/2016/ink" xmlns:am3d="http://schemas.microsoft.com/office/drawing/2017/model3d" xmlns:o="urn:schemas-microsoft-com:office:office" xmlns:oel="http://schemas.microsoft.com/office/2019/extlst" xmlns:r="http://schemas.openxmlformats.org/officeDocument/2006/relationships" xmlns:m="http://schemas.openxmlformats.org/officeDocument/2006/math" xmlns:v="urn:schemas-microsoft-com:vml" xmlns:wp14="http://schemas.microsoft.com/office/word/2010/wordprocessingDrawing" xmlns:wp="http://schemas.openxmlformats.org/drawingml/2006/wordprocessingDrawing" xmlns:w10="urn:schemas-microsoft-com:office:word" xmlns:w="http://schemas.openxmlformats.org/wordprocessingml/2006/main" xmlns:w14="http://schemas.microsoft.com/office/word/2010/wordml" xmlns:w15="http://schemas.microsoft.com/office/word/2012/wordml" xmlns:w16cex="http://schemas.microsoft.com/office/word/2018/wordml/cex" xmlns:w16cid="http://schemas.microsoft.com/office/word/2016/wordml/cid" xmlns:w16="http://schemas.microsoft.com/office/word/2018/wordml" xmlns:w16du="http://schemas.microsoft.com/office/word/2023/wordml/word16du" xmlns:w16sdtdh="http://schemas.microsoft.com/office/word/2020/wordml/sdtdatahash" xmlns:w16sdtfl="http://schemas.microsoft.com/office/word/2024/wordml/sdtformatlock" xmlns:w16se="http://schemas.microsoft.com/office/word/2015/wordml/symex" xmlns:wpg="http://schemas.microsoft.com/office/word/2010/wordprocessingGroup" xmlns:wpi="http://schemas.microsoft.com/office/word/2010/wordprocessingInk" xmlns:wne="http://schemas.microsoft.com/office/word/2006/wordml" xmlns:wps="http://schemas.microsoft.com/office/word/2010/wordprocessingShape" mc:Ignorable="w14 w15 w16se w16cid w16 w16cex w16sdtdh w16sdtfl w16du wp14">
   <w:p>
     <w:pPr>
+      <w:pStyle w:val="Header"/>
+    </w:pPr>
+  </w:p>
+</w:hdr>
+</file>
+
+<file path=word/header2.xml><?xml version="1.0" encoding="utf-8"?>
+<w:hdr xmlns:wpc="http://schemas.microsoft.com/office/word/2010/wordprocessingCanvas" xmlns:cx="http://schemas.microsoft.com/office/drawing/2014/chartex" xmlns:cx1="http://schemas.microsoft.com/office/drawing/2015/9/8/chartex" xmlns:cx2="http://schemas.microsoft.com/office/drawing/2015/10/21/chartex" xmlns:cx3="http://schemas.microsoft.com/office/drawing/2016/5/9/chartex" xmlns:cx4="http://schemas.microsoft.com/office/drawing/2016/5/10/chartex" xmlns:cx5="http://schemas.microsoft.com/office/drawing/2016/5/11/chartex" xmlns:cx6="http://schemas.microsoft.com/office/drawing/2016/5/12/chartex" xmlns:cx7="http://schemas.microsoft.com/office/drawing/2016/5/13/chartex" xmlns:cx8="http://schemas.microsoft.com/office/drawing/2016/5/14/chartex" xmlns:mc="http://schemas.openxmlformats.org/markup-compatibility/2006" xmlns:aink="http://schemas.microsoft.com/office/drawing/2016/ink" xmlns:am3d="http://schemas.microsoft.com/office/drawing/2017/model3d" xmlns:o="urn:schemas-microsoft-com:office:office" xmlns:oel="http://schemas.microsoft.com/office/2019/extlst" xmlns:r="http://schemas.openxmlformats.org/officeDocument/2006/relationships" xmlns:m="http://schemas.openxmlformats.org/officeDocument/2006/math" xmlns:v="urn:schemas-microsoft-com:vml" xmlns:wp14="http://schemas.microsoft.com/office/word/2010/wordprocessingDrawing" xmlns:wp="http://schemas.openxmlformats.org/drawingml/2006/wordprocessingDrawing" xmlns:w10="urn:schemas-microsoft-com:office:word" xmlns:w="http://schemas.openxmlformats.org/wordprocessingml/2006/main" xmlns:w14="http://schemas.microsoft.com/office/word/2010/wordml" xmlns:w15="http://schemas.microsoft.com/office/word/2012/wordml" xmlns:w16cex="http://schemas.microsoft.com/office/word/2018/wordml/cex" xmlns:w16cid="http://schemas.microsoft.com/office/word/2016/wordml/cid" xmlns:w16="http://schemas.microsoft.com/office/word/2018/wordml" xmlns:w16du="http://schemas.microsoft.com/office/word/2023/wordml/word16du" xmlns:w16sdtdh="http://schemas.microsoft.com/office/word/2020/wordml/sdtdatahash" xmlns:w16sdtfl="http://schemas.microsoft.com/office/word/2024/wordml/sdtformatlock" xmlns:w16se="http://schemas.microsoft.com/office/word/2015/wordml/symex" xmlns:wpg="http://schemas.microsoft.com/office/word/2010/wordprocessingGroup" xmlns:wpi="http://schemas.microsoft.com/office/word/2010/wordprocessingInk" xmlns:wne="http://schemas.microsoft.com/office/word/2006/wordml" xmlns:wps="http://schemas.microsoft.com/office/word/2010/wordprocessingShape" mc:Ignorable="w14 w15 w16se w16cid w16 w16cex w16sdtdh w16sdtfl w16du wp14">
+  <w:p>
+    <w:pPr>
       <w:jc w:val="center"/>
     </w:pPr>
-    <w:r>
-      <w:rPr>
-        <w:noProof/>
-      </w:rPr>
-      <w:drawing>
-        <wp:inline distT="0" distB="0" distL="0" distR="0" wp14:anchorId="50A62F63" wp14:editId="1274C1FC">
-          <wp:extent cx="2057400" cy="658368"/>
-          <wp:effectExtent l="0" t="0" r="0" b="0"/>
-          <wp:docPr id="1" name="Picture 1"/>
-          <wp:cNvGraphicFramePr>
-            <a:graphicFrameLocks xmlns:a="http://schemas.openxmlformats.org/drawingml/2006/main" noChangeAspect="1"/>
-          </wp:cNvGraphicFramePr>
-          <a:graphic xmlns:a="http://schemas.openxmlformats.org/drawingml/2006/main">
-            <a:graphicData uri="http://schemas.openxmlformats.org/drawingml/2006/picture">
-              <pic:pic xmlns:pic="http://schemas.openxmlformats.org/drawingml/2006/picture">
-                <pic:nvPicPr>
-                  <pic:cNvPr id="0" name="image(20261006-065454).png"/>
-                  <pic:cNvPicPr/>
-                </pic:nvPicPr>
-                <pic:blipFill>
-                  <a:blip r:embed="rId1"/>
-                  <a:stretch>
-                    <a:fillRect/>
-                  </a:stretch>
-                </pic:blipFill>
-                <pic:spPr>
-                  <a:xfrm>
-                    <a:off x="0" y="0"/>
-                    <a:ext cx="2057400" cy="658368"/>
-                  </a:xfrm>
-                  <a:prstGeom prst="rect">
-                    <a:avLst/>
-                  </a:prstGeom>
-                </pic:spPr>
-              </pic:pic>
-            </a:graphicData>
-          </a:graphic>
-        </wp:inline>
-      </w:drawing>
-    </w:r>
+  </w:p>
+</w:hdr>
+</file>
+
+<file path=word/header3.xml><?xml version="1.0" encoding="utf-8"?>
+<w:hdr xmlns:wpc="http://schemas.microsoft.com/office/word/2010/wordprocessingCanvas" xmlns:cx="http://schemas.microsoft.com/office/drawing/2014/chartex" xmlns:cx1="http://schemas.microsoft.com/office/drawing/2015/9/8/chartex" xmlns:cx2="http://schemas.microsoft.com/office/drawing/2015/10/21/chartex" xmlns:cx3="http://schemas.microsoft.com/office/drawing/2016/5/9/chartex" xmlns:cx4="http://schemas.microsoft.com/office/drawing/2016/5/10/chartex" xmlns:cx5="http://schemas.microsoft.com/office/drawing/2016/5/11/chartex" xmlns:cx6="http://schemas.microsoft.com/office/drawing/2016/5/12/chartex" xmlns:cx7="http://schemas.microsoft.com/office/drawing/2016/5/13/chartex" xmlns:cx8="http://schemas.microsoft.com/office/drawing/2016/5/14/chartex" xmlns:mc="http://schemas.openxmlformats.org/markup-compatibility/2006" xmlns:aink="http://schemas.microsoft.com/office/drawing/2016/ink" xmlns:am3d="http://schemas.microsoft.com/office/drawing/2017/model3d" xmlns:o="urn:schemas-microsoft-com:office:office" xmlns:oel="http://schemas.microsoft.com/office/2019/extlst" xmlns:r="http://schemas.openxmlformats.org/officeDocument/2006/relationships" xmlns:m="http://schemas.openxmlformats.org/officeDocument/2006/math" xmlns:v="urn:schemas-microsoft-com:vml" xmlns:wp14="http://schemas.microsoft.com/office/word/2010/wordprocessingDrawing" xmlns:wp="http://schemas.openxmlformats.org/drawingml/2006/wordprocessingDrawing" xmlns:w10="urn:schemas-microsoft-com:office:word" xmlns:w="http://schemas.openxmlformats.org/wordprocessingml/2006/main" xmlns:w14="http://schemas.microsoft.com/office/word/2010/wordml" xmlns:w15="http://schemas.microsoft.com/office/word/2012/wordml" xmlns:w16cex="http://schemas.microsoft.com/office/word/2018/wordml/cex" xmlns:w16cid="http://schemas.microsoft.com/office/word/2016/wordml/cid" xmlns:w16="http://schemas.microsoft.com/office/word/2018/wordml" xmlns:w16du="http://schemas.microsoft.com/office/word/2023/wordml/word16du" xmlns:w16sdtdh="http://schemas.microsoft.com/office/word/2020/wordml/sdtdatahash" xmlns:w16sdtfl="http://schemas.microsoft.com/office/word/2024/wordml/sdtformatlock" xmlns:w16se="http://schemas.microsoft.com/office/word/2015/wordml/symex" xmlns:wpg="http://schemas.microsoft.com/office/word/2010/wordprocessingGroup" xmlns:wpi="http://schemas.microsoft.com/office/word/2010/wordprocessingInk" xmlns:wne="http://schemas.microsoft.com/office/word/2006/wordml" xmlns:wps="http://schemas.microsoft.com/office/word/2010/wordprocessingShape" mc:Ignorable="w14 w15 w16se w16cid w16 w16cex w16sdtdh w16sdtfl w16du wp14">
+  <w:p>
+    <w:pPr>
+      <w:pStyle w:val="Header"/>
+    </w:pPr>
   </w:p>
 </w:hdr>
 </file>
@@ -5022,6 +4868,40 @@
     </w:lvl>
   </w:abstractNum>
   <w:abstractNum w:abstractNumId="12" w15:restartNumberingAfterBreak="0">
+    <w:nsid w:val="6B612D35"/>
+    <w:multiLevelType w:val="singleLevel"/>
+    <w:tmpl w:val="04090001"/>
+    <w:lvl w:ilvl="0">
+      <w:start w:val="1"/>
+      <w:numFmt w:val="bullet"/>
+      <w:lvlText w:val=""/>
+      <w:lvlJc w:val="left"/>
+      <w:pPr>
+        <w:ind w:left="720" w:hanging="360"/>
+      </w:pPr>
+      <w:rPr>
+        <w:rFonts w:ascii="Symbol" w:hAnsi="Symbol" w:hint="default"/>
+      </w:rPr>
+    </w:lvl>
+  </w:abstractNum>
+  <w:abstractNum w:abstractNumId="13" w15:restartNumberingAfterBreak="0">
+    <w:nsid w:val="74040E3D"/>
+    <w:multiLevelType w:val="singleLevel"/>
+    <w:tmpl w:val="04090001"/>
+    <w:lvl w:ilvl="0">
+      <w:start w:val="1"/>
+      <w:numFmt w:val="bullet"/>
+      <w:lvlText w:val=""/>
+      <w:lvlJc w:val="left"/>
+      <w:pPr>
+        <w:ind w:left="720" w:hanging="360"/>
+      </w:pPr>
+      <w:rPr>
+        <w:rFonts w:ascii="Symbol" w:hAnsi="Symbol" w:hint="default"/>
+      </w:rPr>
+    </w:lvl>
+  </w:abstractNum>
+  <w:abstractNum w:abstractNumId="14" w15:restartNumberingAfterBreak="0">
     <w:nsid w:val="79E23217"/>
     <w:multiLevelType w:val="singleLevel"/>
     <w:tmpl w:val="04090001"/>
@@ -5066,7 +4946,7 @@
     <w:abstractNumId w:val="0"/>
   </w:num>
   <w:num w:numId="10" w16cid:durableId="224339152">
-    <w:abstractNumId w:val="12"/>
+    <w:abstractNumId w:val="14"/>
   </w:num>
   <w:num w:numId="11" w16cid:durableId="2085374368">
     <w:abstractNumId w:val="10"/>
@@ -5076,6 +4956,12 @@
   </w:num>
   <w:num w:numId="13" w16cid:durableId="1494448010">
     <w:abstractNumId w:val="11"/>
+  </w:num>
+  <w:num w:numId="14" w16cid:durableId="351608062">
+    <w:abstractNumId w:val="12"/>
+  </w:num>
+  <w:num w:numId="15" w16cid:durableId="1061559260">
+    <w:abstractNumId w:val="13"/>
   </w:num>
 </w:numbering>
 </file>
@@ -5686,6 +5572,7 @@
   <w:style w:type="character" w:default="1" w:styleId="DefaultParagraphFont">
     <w:name w:val="Default Paragraph Font"/>
     <w:uiPriority w:val="1"/>
+    <w:semiHidden/>
     <w:unhideWhenUsed/>
   </w:style>
   <w:style w:type="table" w:default="1" w:styleId="TableNormal">

--- a/04_System_Design_and_Development/Database_Design_Template.docx
+++ b/04_System_Design_and_Development/Database_Design_Template.docx
@@ -23,7 +23,13 @@
         <w:keepLines/>
       </w:pPr>
       <w:r>
-        <w:t>The TrackWIL database stores everything the application needs to track Work-Integrated Learning logbooks: the accounts of students, coordinators and lecturers; each student's daily logbook entries with their hours, evidence file name and verification status; and the one-time verification links that workplace mentors use to approve or reject entries.</w:t>
+        <w:t xml:space="preserve">The TrackWIL database stores everything the application needs to track Work-Integrated Learning logbooks: </w:t>
+      </w:r>
+      <w:r>
+        <w:t>the accounts of students, coordinators and lecturers; each student's WIL placements with their required hours; the daily logbook entries of each placement with their hours, evidence file name and verification status; the details of each uploaded WIL document;</w:t>
+      </w:r>
+      <w:r>
+        <w:t xml:space="preserve"> and the one-time verification links that workplace mentors use to approve or reject entries.</w:t>
       </w:r>
     </w:p>
     <w:p>
@@ -60,7 +66,21 @@
         <w:ind w:left="1080"/>
       </w:pPr>
       <w:r>
-        <w:t>Student logbook: list one student's entries, newest first, and total their verified hours.</w:t>
+        <w:t>Student logbook: list a placement's entries, newest first, total its verified hours and work out whether the placement is completed.</w:t>
+      </w:r>
+    </w:p>
+    <w:p>
+      <w:pPr>
+        <w:pStyle w:val="ListParagraph"/>
+        <w:keepLines/>
+        <w:numPr>
+          <w:ilvl w:val="0"/>
+          <w:numId w:val="14"/>
+        </w:numPr>
+        <w:ind w:left="1080"/>
+      </w:pPr>
+      <w:r>
+        <w:t>Documents: list a placement's documents and find the document already in a slot (a type, or a type and semester) so that it can be replaced.</w:t>
       </w:r>
     </w:p>
     <w:p>
@@ -88,7 +108,7 @@
         <w:ind w:left="1080"/>
       </w:pPr>
       <w:r>
-        <w:t>Monitoring dashboard: for every student, count entries and pending verifications, total verified hours and find the latest verification date.</w:t>
+        <w:t>Monitoring dashboard: for every student, find the current placement, count entries, pending verifications and missing documents, total verified hours and find the latest verification date.</w:t>
       </w:r>
     </w:p>
     <w:p>
@@ -118,6 +138,7 @@
         <w:pStyle w:val="Heading2"/>
       </w:pPr>
       <w:r>
+        <w:lastRenderedPageBreak/>
         <w:t>Entity-Relationship Diagram</w:t>
       </w:r>
     </w:p>
@@ -132,10 +153,10 @@
           <w:noProof/>
         </w:rPr>
         <w:drawing>
-          <wp:inline distT="0" distB="0" distL="0" distR="0" wp14:anchorId="6EA07CE5" wp14:editId="3A04D816">
-            <wp:extent cx="6332220" cy="3206750"/>
-            <wp:effectExtent l="0" t="0" r="0" b="0"/>
-            <wp:docPr id="1075267945" name="Picture 1"/>
+          <wp:inline distT="0" distB="0" distL="0" distR="0" wp14:anchorId="1FB412F4" wp14:editId="67441D57">
+            <wp:extent cx="6332220" cy="5674360"/>
+            <wp:effectExtent l="0" t="0" r="0" b="2540"/>
+            <wp:docPr id="1965535010" name="Picture 1"/>
             <wp:cNvGraphicFramePr>
               <a:graphicFrameLocks xmlns:a="http://schemas.openxmlformats.org/drawingml/2006/main" noChangeAspect="1"/>
             </wp:cNvGraphicFramePr>
@@ -143,7 +164,7 @@
               <a:graphicData uri="http://schemas.openxmlformats.org/drawingml/2006/picture">
                 <pic:pic xmlns:pic="http://schemas.openxmlformats.org/drawingml/2006/picture">
                   <pic:nvPicPr>
-                    <pic:cNvPr id="1075267945" name=""/>
+                    <pic:cNvPr id="1965535010" name=""/>
                     <pic:cNvPicPr/>
                   </pic:nvPicPr>
                   <pic:blipFill>
@@ -155,7 +176,7 @@
                   <pic:spPr>
                     <a:xfrm>
                       <a:off x="0" y="0"/>
-                      <a:ext cx="6332220" cy="3206750"/>
+                      <a:ext cx="6332220" cy="5674360"/>
                     </a:xfrm>
                     <a:prstGeom prst="rect">
                       <a:avLst/>
@@ -405,7 +426,7 @@
               <w:rPr>
                 <w:sz w:val="20"/>
               </w:rPr>
-              <w:t>users to logbook_entries</w:t>
+              <w:t>users to wil_placements</w:t>
             </w:r>
           </w:p>
         </w:tc>
@@ -445,7 +466,7 @@
               <w:rPr>
                 <w:sz w:val="20"/>
               </w:rPr>
-              <w:t>logbook_entries.student_id references users.id</w:t>
+              <w:t>wil_placements.student_id references users.id</w:t>
             </w:r>
           </w:p>
         </w:tc>
@@ -465,7 +486,7 @@
               <w:rPr>
                 <w:sz w:val="20"/>
               </w:rPr>
-              <w:t>A student can have any number of entries; each entry belongs to exactly one student</w:t>
+              <w:t>A student can have any number of WIL placements; each placement belongs to exactly one student</w:t>
             </w:r>
           </w:p>
         </w:tc>
@@ -480,6 +501,91 @@
           </w:tcPr>
           <w:p>
             <w:pPr>
+              <w:keepNext/>
+              <w:spacing w:before="40" w:after="40"/>
+              <w:rPr>
+                <w:sz w:val="20"/>
+              </w:rPr>
+            </w:pPr>
+            <w:r>
+              <w:rPr>
+                <w:sz w:val="20"/>
+              </w:rPr>
+              <w:t>wil_placements to logbook_entries</w:t>
+            </w:r>
+          </w:p>
+        </w:tc>
+        <w:tc>
+          <w:tcPr>
+            <w:tcW w:w="1903" w:type="dxa"/>
+          </w:tcPr>
+          <w:p>
+            <w:pPr>
+              <w:keepNext/>
+              <w:spacing w:before="40" w:after="40"/>
+              <w:rPr>
+                <w:sz w:val="20"/>
+              </w:rPr>
+            </w:pPr>
+            <w:r>
+              <w:rPr>
+                <w:sz w:val="20"/>
+              </w:rPr>
+              <w:t>One to zero-or-many</w:t>
+            </w:r>
+          </w:p>
+        </w:tc>
+        <w:tc>
+          <w:tcPr>
+            <w:tcW w:w="3164" w:type="dxa"/>
+          </w:tcPr>
+          <w:p>
+            <w:pPr>
+              <w:keepNext/>
+              <w:spacing w:before="40" w:after="40"/>
+              <w:rPr>
+                <w:sz w:val="20"/>
+              </w:rPr>
+            </w:pPr>
+            <w:r>
+              <w:rPr>
+                <w:sz w:val="20"/>
+              </w:rPr>
+              <w:t>logbook_entries.placement_id references wil_placements.id</w:t>
+            </w:r>
+          </w:p>
+        </w:tc>
+        <w:tc>
+          <w:tcPr>
+            <w:tcW w:w="2078" w:type="dxa"/>
+          </w:tcPr>
+          <w:p>
+            <w:pPr>
+              <w:keepNext/>
+              <w:spacing w:before="40" w:after="40"/>
+              <w:rPr>
+                <w:sz w:val="20"/>
+              </w:rPr>
+            </w:pPr>
+            <w:r>
+              <w:rPr>
+                <w:sz w:val="20"/>
+              </w:rPr>
+              <w:t>A placement can have any number of entries; each entry belongs to exactly one placement (and so to one student)</w:t>
+            </w:r>
+          </w:p>
+        </w:tc>
+      </w:tr>
+      <w:tr>
+        <w:trPr>
+          <w:cantSplit/>
+        </w:trPr>
+        <w:tc>
+          <w:tcPr>
+            <w:tcW w:w="2834" w:type="dxa"/>
+          </w:tcPr>
+          <w:p>
+            <w:pPr>
               <w:spacing w:before="40" w:after="40"/>
               <w:rPr>
                 <w:sz w:val="20"/>
@@ -547,6 +653,87 @@
                 <w:sz w:val="20"/>
               </w:rPr>
               <w:t>An entry gets a new link each time it is submitted (including resubmission after rejection); each link belongs to exactly one entry</w:t>
+            </w:r>
+          </w:p>
+        </w:tc>
+      </w:tr>
+      <w:tr>
+        <w:trPr>
+          <w:cantSplit/>
+        </w:trPr>
+        <w:tc>
+          <w:tcPr>
+            <w:tcW w:w="2834" w:type="dxa"/>
+          </w:tcPr>
+          <w:p>
+            <w:pPr>
+              <w:spacing w:before="40" w:after="40"/>
+              <w:rPr>
+                <w:sz w:val="20"/>
+              </w:rPr>
+            </w:pPr>
+            <w:r>
+              <w:rPr>
+                <w:sz w:val="20"/>
+              </w:rPr>
+              <w:t>wil_placements to placement_documents</w:t>
+            </w:r>
+          </w:p>
+        </w:tc>
+        <w:tc>
+          <w:tcPr>
+            <w:tcW w:w="1903" w:type="dxa"/>
+          </w:tcPr>
+          <w:p>
+            <w:pPr>
+              <w:spacing w:before="40" w:after="40"/>
+              <w:rPr>
+                <w:sz w:val="20"/>
+              </w:rPr>
+            </w:pPr>
+            <w:r>
+              <w:rPr>
+                <w:sz w:val="20"/>
+              </w:rPr>
+              <w:t>One to zero-or-many</w:t>
+            </w:r>
+          </w:p>
+        </w:tc>
+        <w:tc>
+          <w:tcPr>
+            <w:tcW w:w="3164" w:type="dxa"/>
+          </w:tcPr>
+          <w:p>
+            <w:pPr>
+              <w:spacing w:before="40" w:after="40"/>
+              <w:rPr>
+                <w:sz w:val="20"/>
+              </w:rPr>
+            </w:pPr>
+            <w:r>
+              <w:rPr>
+                <w:sz w:val="20"/>
+              </w:rPr>
+              <w:t>placement_documents.placement_id references wil_placements.id</w:t>
+            </w:r>
+          </w:p>
+        </w:tc>
+        <w:tc>
+          <w:tcPr>
+            <w:tcW w:w="2078" w:type="dxa"/>
+          </w:tcPr>
+          <w:p>
+            <w:pPr>
+              <w:spacing w:before="40" w:after="40"/>
+              <w:rPr>
+                <w:sz w:val="20"/>
+              </w:rPr>
+            </w:pPr>
+            <w:r>
+              <w:rPr>
+                <w:sz w:val="20"/>
+              </w:rPr>
+              <w:t>A placement has at most one document of each type and one attendance register per semester; each document belongs to exactly one placement</w:t>
             </w:r>
           </w:p>
         </w:tc>
@@ -574,7 +761,10 @@
         <w:keepLines/>
       </w:pPr>
       <w:r>
-        <w:t>All text values are stored as TEXT and all numbers as REAL, which are SQLite's storage classes. Dates and times are stored as ISO-8601 text in UTC (for example 2026-10-22T08:00:00.000Z), which sorts correctly as text.</w:t>
+        <w:t>All text values are stored as TEXT and numbers as REAL (file sizes as INTEGER), which are SQLite's storage classes.</w:t>
+      </w:r>
+      <w:r>
+        <w:t xml:space="preserve"> Dates and times are stored as ISO-8601 text in UTC (for example 2026-10-22T08:00:00.000Z), which sorts correctly as text.</w:t>
       </w:r>
     </w:p>
     <w:p>
@@ -590,6 +780,7 @@
         <w:rPr>
           <w:b w:val="0"/>
         </w:rPr>
+        <w:lastRenderedPageBreak/>
         <w:t xml:space="preserve">Table </w:t>
       </w:r>
       <w:r>
@@ -1396,119 +1587,6 @@
           </w:p>
         </w:tc>
       </w:tr>
-      <w:tr>
-        <w:trPr>
-          <w:cantSplit/>
-        </w:trPr>
-        <w:tc>
-          <w:tcPr>
-            <w:tcW w:w="2211" w:type="dxa"/>
-          </w:tcPr>
-          <w:p>
-            <w:pPr>
-              <w:spacing w:before="40" w:after="40"/>
-              <w:rPr>
-                <w:sz w:val="20"/>
-              </w:rPr>
-            </w:pPr>
-            <w:r>
-              <w:rPr>
-                <w:sz w:val="20"/>
-              </w:rPr>
-              <w:t>required_hours</w:t>
-            </w:r>
-          </w:p>
-        </w:tc>
-        <w:tc>
-          <w:tcPr>
-            <w:tcW w:w="865" w:type="dxa"/>
-          </w:tcPr>
-          <w:p>
-            <w:pPr>
-              <w:spacing w:before="40" w:after="40"/>
-              <w:rPr>
-                <w:sz w:val="20"/>
-              </w:rPr>
-            </w:pPr>
-            <w:r>
-              <w:rPr>
-                <w:sz w:val="20"/>
-              </w:rPr>
-              <w:t>REAL</w:t>
-            </w:r>
-          </w:p>
-        </w:tc>
-        <w:tc>
-          <w:tcPr>
-            <w:tcW w:w="2587" w:type="dxa"/>
-          </w:tcPr>
-          <w:p>
-            <w:pPr>
-              <w:spacing w:before="40" w:after="40"/>
-              <w:rPr>
-                <w:sz w:val="20"/>
-              </w:rPr>
-            </w:pPr>
-            <w:r>
-              <w:rPr>
-                <w:sz w:val="20"/>
-              </w:rPr>
-              <w:t>0 or more</w:t>
-            </w:r>
-          </w:p>
-        </w:tc>
-        <w:tc>
-          <w:tcPr>
-            <w:tcW w:w="865" w:type="dxa"/>
-          </w:tcPr>
-          <w:p>
-            <w:pPr>
-              <w:spacing w:before="40" w:after="40"/>
-              <w:rPr>
-                <w:sz w:val="20"/>
-              </w:rPr>
-            </w:pPr>
-            <w:r>
-              <w:rPr>
-                <w:sz w:val="20"/>
-              </w:rPr>
-              <w:t>No</w:t>
-            </w:r>
-          </w:p>
-        </w:tc>
-        <w:tc>
-          <w:tcPr>
-            <w:tcW w:w="1144" w:type="dxa"/>
-          </w:tcPr>
-          <w:p>
-            <w:pPr>
-              <w:spacing w:before="40" w:after="40"/>
-              <w:rPr>
-                <w:sz w:val="20"/>
-              </w:rPr>
-            </w:pPr>
-          </w:p>
-        </w:tc>
-        <w:tc>
-          <w:tcPr>
-            <w:tcW w:w="2308" w:type="dxa"/>
-          </w:tcPr>
-          <w:p>
-            <w:pPr>
-              <w:spacing w:before="40" w:after="40"/>
-              <w:rPr>
-                <w:sz w:val="20"/>
-              </w:rPr>
-            </w:pPr>
-            <w:r>
-              <w:rPr>
-                <w:sz w:val="20"/>
-              </w:rPr>
-              <w:t>Hours the student must complete (default 200 for students, 0 for staff); CHECK (&gt;= 0)</w:t>
-            </w:r>
-          </w:p>
-        </w:tc>
-      </w:tr>
     </w:tbl>
     <w:p/>
     <w:p>
@@ -1524,7 +1602,6 @@
         <w:rPr>
           <w:b w:val="0"/>
         </w:rPr>
-        <w:lastRenderedPageBreak/>
         <w:t xml:space="preserve">Table </w:t>
       </w:r>
       <w:r>
@@ -1562,23 +1639,23 @@
         <w:rPr>
           <w:b w:val="0"/>
         </w:rPr>
-        <w:t>: logbook_entries</w:t>
+        <w:t>: wil_placements</w:t>
       </w:r>
     </w:p>
     <w:tbl>
       <w:tblPr>
         <w:tblStyle w:val="TableGrid"/>
-        <w:tblW w:w="9980" w:type="dxa"/>
+        <w:tblW w:w="9979" w:type="dxa"/>
         <w:tblLayout w:type="fixed"/>
         <w:tblLook w:val="04A0" w:firstRow="1" w:lastRow="0" w:firstColumn="1" w:lastColumn="0" w:noHBand="0" w:noVBand="1"/>
       </w:tblPr>
       <w:tblGrid>
-        <w:gridCol w:w="2583"/>
-        <w:gridCol w:w="821"/>
-        <w:gridCol w:w="2966"/>
-        <w:gridCol w:w="821"/>
-        <w:gridCol w:w="1081"/>
-        <w:gridCol w:w="1708"/>
+        <w:gridCol w:w="1650"/>
+        <w:gridCol w:w="852"/>
+        <w:gridCol w:w="2734"/>
+        <w:gridCol w:w="852"/>
+        <w:gridCol w:w="732"/>
+        <w:gridCol w:w="3159"/>
       </w:tblGrid>
       <w:tr>
         <w:trPr>
@@ -1587,11 +1664,12 @@
         </w:trPr>
         <w:tc>
           <w:tcPr>
-            <w:tcW w:w="2583" w:type="dxa"/>
+            <w:tcW w:w="1650" w:type="dxa"/>
             <w:shd w:val="clear" w:color="auto" w:fill="E6E6E6"/>
           </w:tcPr>
           <w:p>
             <w:pPr>
+              <w:keepNext/>
               <w:spacing w:before="40" w:after="40"/>
               <w:rPr>
                 <w:b/>
@@ -1609,11 +1687,12 @@
         </w:tc>
         <w:tc>
           <w:tcPr>
-            <w:tcW w:w="821" w:type="dxa"/>
+            <w:tcW w:w="852" w:type="dxa"/>
             <w:shd w:val="clear" w:color="auto" w:fill="E6E6E6"/>
           </w:tcPr>
           <w:p>
             <w:pPr>
+              <w:keepNext/>
               <w:spacing w:before="40" w:after="40"/>
               <w:rPr>
                 <w:b/>
@@ -1631,11 +1710,12 @@
         </w:tc>
         <w:tc>
           <w:tcPr>
-            <w:tcW w:w="2966" w:type="dxa"/>
+            <w:tcW w:w="2734" w:type="dxa"/>
             <w:shd w:val="clear" w:color="auto" w:fill="E6E6E6"/>
           </w:tcPr>
           <w:p>
             <w:pPr>
+              <w:keepNext/>
               <w:spacing w:before="40" w:after="40"/>
               <w:rPr>
                 <w:b/>
@@ -1653,11 +1733,12 @@
         </w:tc>
         <w:tc>
           <w:tcPr>
-            <w:tcW w:w="821" w:type="dxa"/>
+            <w:tcW w:w="852" w:type="dxa"/>
             <w:shd w:val="clear" w:color="auto" w:fill="E6E6E6"/>
           </w:tcPr>
           <w:p>
             <w:pPr>
+              <w:keepNext/>
               <w:spacing w:before="40" w:after="40"/>
               <w:rPr>
                 <w:b/>
@@ -1675,11 +1756,12 @@
         </w:tc>
         <w:tc>
           <w:tcPr>
-            <w:tcW w:w="1081" w:type="dxa"/>
+            <w:tcW w:w="732" w:type="dxa"/>
             <w:shd w:val="clear" w:color="auto" w:fill="E6E6E6"/>
           </w:tcPr>
           <w:p>
             <w:pPr>
+              <w:keepNext/>
               <w:spacing w:before="40" w:after="40"/>
               <w:rPr>
                 <w:b/>
@@ -1697,11 +1779,12 @@
         </w:tc>
         <w:tc>
           <w:tcPr>
-            <w:tcW w:w="1708" w:type="dxa"/>
+            <w:tcW w:w="3159" w:type="dxa"/>
             <w:shd w:val="clear" w:color="auto" w:fill="E6E6E6"/>
           </w:tcPr>
           <w:p>
             <w:pPr>
+              <w:keepNext/>
               <w:spacing w:before="40" w:after="40"/>
               <w:rPr>
                 <w:b/>
@@ -1724,10 +1807,11 @@
         </w:trPr>
         <w:tc>
           <w:tcPr>
-            <w:tcW w:w="2583" w:type="dxa"/>
-          </w:tcPr>
-          <w:p>
-            <w:pPr>
+            <w:tcW w:w="1650" w:type="dxa"/>
+          </w:tcPr>
+          <w:p>
+            <w:pPr>
+              <w:keepNext/>
               <w:spacing w:before="40" w:after="40"/>
               <w:rPr>
                 <w:sz w:val="20"/>
@@ -1743,10 +1827,11 @@
         </w:tc>
         <w:tc>
           <w:tcPr>
-            <w:tcW w:w="821" w:type="dxa"/>
-          </w:tcPr>
-          <w:p>
-            <w:pPr>
+            <w:tcW w:w="852" w:type="dxa"/>
+          </w:tcPr>
+          <w:p>
+            <w:pPr>
+              <w:keepNext/>
               <w:spacing w:before="40" w:after="40"/>
               <w:rPr>
                 <w:sz w:val="20"/>
@@ -1762,10 +1847,11 @@
         </w:tc>
         <w:tc>
           <w:tcPr>
-            <w:tcW w:w="2966" w:type="dxa"/>
-          </w:tcPr>
-          <w:p>
-            <w:pPr>
+            <w:tcW w:w="2734" w:type="dxa"/>
+          </w:tcPr>
+          <w:p>
+            <w:pPr>
+              <w:keepNext/>
               <w:spacing w:before="40" w:after="40"/>
               <w:rPr>
                 <w:sz w:val="20"/>
@@ -1781,10 +1867,11 @@
         </w:tc>
         <w:tc>
           <w:tcPr>
-            <w:tcW w:w="821" w:type="dxa"/>
-          </w:tcPr>
-          <w:p>
-            <w:pPr>
+            <w:tcW w:w="852" w:type="dxa"/>
+          </w:tcPr>
+          <w:p>
+            <w:pPr>
+              <w:keepNext/>
               <w:spacing w:before="40" w:after="40"/>
               <w:rPr>
                 <w:sz w:val="20"/>
@@ -1800,10 +1887,11 @@
         </w:tc>
         <w:tc>
           <w:tcPr>
-            <w:tcW w:w="1081" w:type="dxa"/>
-          </w:tcPr>
-          <w:p>
-            <w:pPr>
+            <w:tcW w:w="732" w:type="dxa"/>
+          </w:tcPr>
+          <w:p>
+            <w:pPr>
+              <w:keepNext/>
               <w:spacing w:before="40" w:after="40"/>
               <w:rPr>
                 <w:sz w:val="20"/>
@@ -1819,20 +1907,21 @@
         </w:tc>
         <w:tc>
           <w:tcPr>
-            <w:tcW w:w="1708" w:type="dxa"/>
-          </w:tcPr>
-          <w:p>
-            <w:pPr>
-              <w:spacing w:before="40" w:after="40"/>
-              <w:rPr>
-                <w:sz w:val="20"/>
-              </w:rPr>
-            </w:pPr>
-            <w:r>
-              <w:rPr>
-                <w:sz w:val="20"/>
-              </w:rPr>
-              <w:t>Unique entry identifier</w:t>
+            <w:tcW w:w="3159" w:type="dxa"/>
+          </w:tcPr>
+          <w:p>
+            <w:pPr>
+              <w:keepNext/>
+              <w:spacing w:before="40" w:after="40"/>
+              <w:rPr>
+                <w:sz w:val="20"/>
+              </w:rPr>
+            </w:pPr>
+            <w:r>
+              <w:rPr>
+                <w:sz w:val="20"/>
+              </w:rPr>
+              <w:t>Unique placement identifier</w:t>
             </w:r>
           </w:p>
         </w:tc>
@@ -1843,10 +1932,11 @@
         </w:trPr>
         <w:tc>
           <w:tcPr>
-            <w:tcW w:w="2583" w:type="dxa"/>
-          </w:tcPr>
-          <w:p>
-            <w:pPr>
+            <w:tcW w:w="1650" w:type="dxa"/>
+          </w:tcPr>
+          <w:p>
+            <w:pPr>
+              <w:keepNext/>
               <w:spacing w:before="40" w:after="40"/>
               <w:rPr>
                 <w:sz w:val="20"/>
@@ -1862,10 +1952,11 @@
         </w:tc>
         <w:tc>
           <w:tcPr>
-            <w:tcW w:w="821" w:type="dxa"/>
-          </w:tcPr>
-          <w:p>
-            <w:pPr>
+            <w:tcW w:w="852" w:type="dxa"/>
+          </w:tcPr>
+          <w:p>
+            <w:pPr>
+              <w:keepNext/>
               <w:spacing w:before="40" w:after="40"/>
               <w:rPr>
                 <w:sz w:val="20"/>
@@ -1881,10 +1972,11 @@
         </w:tc>
         <w:tc>
           <w:tcPr>
-            <w:tcW w:w="2966" w:type="dxa"/>
-          </w:tcPr>
-          <w:p>
-            <w:pPr>
+            <w:tcW w:w="2734" w:type="dxa"/>
+          </w:tcPr>
+          <w:p>
+            <w:pPr>
+              <w:keepNext/>
               <w:spacing w:before="40" w:after="40"/>
               <w:rPr>
                 <w:sz w:val="20"/>
@@ -1900,10 +1992,11 @@
         </w:tc>
         <w:tc>
           <w:tcPr>
-            <w:tcW w:w="821" w:type="dxa"/>
-          </w:tcPr>
-          <w:p>
-            <w:pPr>
+            <w:tcW w:w="852" w:type="dxa"/>
+          </w:tcPr>
+          <w:p>
+            <w:pPr>
+              <w:keepNext/>
               <w:spacing w:before="40" w:after="40"/>
               <w:rPr>
                 <w:sz w:val="20"/>
@@ -1919,10 +2012,11 @@
         </w:tc>
         <w:tc>
           <w:tcPr>
-            <w:tcW w:w="1081" w:type="dxa"/>
-          </w:tcPr>
-          <w:p>
-            <w:pPr>
+            <w:tcW w:w="732" w:type="dxa"/>
+          </w:tcPr>
+          <w:p>
+            <w:pPr>
+              <w:keepNext/>
               <w:spacing w:before="40" w:after="40"/>
               <w:rPr>
                 <w:sz w:val="20"/>
@@ -1938,20 +2032,21 @@
         </w:tc>
         <w:tc>
           <w:tcPr>
-            <w:tcW w:w="1708" w:type="dxa"/>
-          </w:tcPr>
-          <w:p>
-            <w:pPr>
-              <w:spacing w:before="40" w:after="40"/>
-              <w:rPr>
-                <w:sz w:val="20"/>
-              </w:rPr>
-            </w:pPr>
-            <w:r>
-              <w:rPr>
-                <w:sz w:val="20"/>
-              </w:rPr>
-              <w:t>References users(id) ON DELETE CASCADE; indexed with work_date</w:t>
+            <w:tcW w:w="3159" w:type="dxa"/>
+          </w:tcPr>
+          <w:p>
+            <w:pPr>
+              <w:keepNext/>
+              <w:spacing w:before="40" w:after="40"/>
+              <w:rPr>
+                <w:sz w:val="20"/>
+              </w:rPr>
+            </w:pPr>
+            <w:r>
+              <w:rPr>
+                <w:sz w:val="20"/>
+              </w:rPr>
+              <w:t>References users(id) ON DELETE CASCADE; indexed with start_date</w:t>
             </w:r>
           </w:p>
         </w:tc>
@@ -1962,29 +2057,31 @@
         </w:trPr>
         <w:tc>
           <w:tcPr>
-            <w:tcW w:w="2583" w:type="dxa"/>
-          </w:tcPr>
-          <w:p>
-            <w:pPr>
-              <w:spacing w:before="40" w:after="40"/>
-              <w:rPr>
-                <w:sz w:val="20"/>
-              </w:rPr>
-            </w:pPr>
-            <w:r>
-              <w:rPr>
-                <w:sz w:val="20"/>
-              </w:rPr>
-              <w:t>work_date</w:t>
-            </w:r>
-          </w:p>
-        </w:tc>
-        <w:tc>
-          <w:tcPr>
-            <w:tcW w:w="821" w:type="dxa"/>
-          </w:tcPr>
-          <w:p>
-            <w:pPr>
+            <w:tcW w:w="1650" w:type="dxa"/>
+          </w:tcPr>
+          <w:p>
+            <w:pPr>
+              <w:keepNext/>
+              <w:spacing w:before="40" w:after="40"/>
+              <w:rPr>
+                <w:sz w:val="20"/>
+              </w:rPr>
+            </w:pPr>
+            <w:r>
+              <w:rPr>
+                <w:sz w:val="20"/>
+              </w:rPr>
+              <w:t>title</w:t>
+            </w:r>
+          </w:p>
+        </w:tc>
+        <w:tc>
+          <w:tcPr>
+            <w:tcW w:w="852" w:type="dxa"/>
+          </w:tcPr>
+          <w:p>
+            <w:pPr>
+              <w:keepNext/>
               <w:spacing w:before="40" w:after="40"/>
               <w:rPr>
                 <w:sz w:val="20"/>
@@ -2000,29 +2097,31 @@
         </w:tc>
         <w:tc>
           <w:tcPr>
-            <w:tcW w:w="2966" w:type="dxa"/>
-          </w:tcPr>
-          <w:p>
-            <w:pPr>
-              <w:spacing w:before="40" w:after="40"/>
-              <w:rPr>
-                <w:sz w:val="20"/>
-              </w:rPr>
-            </w:pPr>
-            <w:r>
-              <w:rPr>
-                <w:sz w:val="20"/>
-              </w:rPr>
-              <w:t>YYYY-MM-DD</w:t>
-            </w:r>
-          </w:p>
-        </w:tc>
-        <w:tc>
-          <w:tcPr>
-            <w:tcW w:w="821" w:type="dxa"/>
-          </w:tcPr>
-          <w:p>
-            <w:pPr>
+            <w:tcW w:w="2734" w:type="dxa"/>
+          </w:tcPr>
+          <w:p>
+            <w:pPr>
+              <w:keepNext/>
+              <w:spacing w:before="40" w:after="40"/>
+              <w:rPr>
+                <w:sz w:val="20"/>
+              </w:rPr>
+            </w:pPr>
+            <w:r>
+              <w:rPr>
+                <w:sz w:val="20"/>
+              </w:rPr>
+              <w:t>Up to about 60 characters</w:t>
+            </w:r>
+          </w:p>
+        </w:tc>
+        <w:tc>
+          <w:tcPr>
+            <w:tcW w:w="852" w:type="dxa"/>
+          </w:tcPr>
+          <w:p>
+            <w:pPr>
+              <w:keepNext/>
               <w:spacing w:before="40" w:after="40"/>
               <w:rPr>
                 <w:sz w:val="20"/>
@@ -2038,33 +2137,35 @@
         </w:tc>
         <w:tc>
           <w:tcPr>
-            <w:tcW w:w="1081" w:type="dxa"/>
-          </w:tcPr>
-          <w:p>
-            <w:pPr>
-              <w:spacing w:before="40" w:after="40"/>
-              <w:rPr>
-                <w:sz w:val="20"/>
-              </w:rPr>
-            </w:pPr>
-          </w:p>
-        </w:tc>
-        <w:tc>
-          <w:tcPr>
-            <w:tcW w:w="1708" w:type="dxa"/>
-          </w:tcPr>
-          <w:p>
-            <w:pPr>
-              <w:spacing w:before="40" w:after="40"/>
-              <w:rPr>
-                <w:sz w:val="20"/>
-              </w:rPr>
-            </w:pPr>
-            <w:r>
-              <w:rPr>
-                <w:sz w:val="20"/>
-              </w:rPr>
-              <w:t>The day the work was done</w:t>
+            <w:tcW w:w="732" w:type="dxa"/>
+          </w:tcPr>
+          <w:p>
+            <w:pPr>
+              <w:keepNext/>
+              <w:spacing w:before="40" w:after="40"/>
+              <w:rPr>
+                <w:sz w:val="20"/>
+              </w:rPr>
+            </w:pPr>
+          </w:p>
+        </w:tc>
+        <w:tc>
+          <w:tcPr>
+            <w:tcW w:w="3159" w:type="dxa"/>
+          </w:tcPr>
+          <w:p>
+            <w:pPr>
+              <w:keepNext/>
+              <w:spacing w:before="40" w:after="40"/>
+              <w:rPr>
+                <w:sz w:val="20"/>
+              </w:rPr>
+            </w:pPr>
+            <w:r>
+              <w:rPr>
+                <w:sz w:val="20"/>
+              </w:rPr>
+              <w:t>The placement's name, for example WIL 1</w:t>
             </w:r>
           </w:p>
         </w:tc>
@@ -2075,29 +2176,31 @@
         </w:trPr>
         <w:tc>
           <w:tcPr>
-            <w:tcW w:w="2583" w:type="dxa"/>
-          </w:tcPr>
-          <w:p>
-            <w:pPr>
-              <w:spacing w:before="40" w:after="40"/>
-              <w:rPr>
-                <w:sz w:val="20"/>
-              </w:rPr>
-            </w:pPr>
-            <w:r>
-              <w:rPr>
-                <w:sz w:val="20"/>
-              </w:rPr>
-              <w:t>description</w:t>
-            </w:r>
-          </w:p>
-        </w:tc>
-        <w:tc>
-          <w:tcPr>
-            <w:tcW w:w="821" w:type="dxa"/>
-          </w:tcPr>
-          <w:p>
-            <w:pPr>
+            <w:tcW w:w="1650" w:type="dxa"/>
+          </w:tcPr>
+          <w:p>
+            <w:pPr>
+              <w:keepNext/>
+              <w:spacing w:before="40" w:after="40"/>
+              <w:rPr>
+                <w:sz w:val="20"/>
+              </w:rPr>
+            </w:pPr>
+            <w:r>
+              <w:rPr>
+                <w:sz w:val="20"/>
+              </w:rPr>
+              <w:t>company_name</w:t>
+            </w:r>
+          </w:p>
+        </w:tc>
+        <w:tc>
+          <w:tcPr>
+            <w:tcW w:w="852" w:type="dxa"/>
+          </w:tcPr>
+          <w:p>
+            <w:pPr>
+              <w:keepNext/>
               <w:spacing w:before="40" w:after="40"/>
               <w:rPr>
                 <w:sz w:val="20"/>
@@ -2113,29 +2216,31 @@
         </w:tc>
         <w:tc>
           <w:tcPr>
-            <w:tcW w:w="2966" w:type="dxa"/>
-          </w:tcPr>
-          <w:p>
-            <w:pPr>
-              <w:spacing w:before="40" w:after="40"/>
-              <w:rPr>
-                <w:sz w:val="20"/>
-              </w:rPr>
-            </w:pPr>
-            <w:r>
-              <w:rPr>
-                <w:sz w:val="20"/>
-              </w:rPr>
-              <w:t>Free text</w:t>
-            </w:r>
-          </w:p>
-        </w:tc>
-        <w:tc>
-          <w:tcPr>
-            <w:tcW w:w="821" w:type="dxa"/>
-          </w:tcPr>
-          <w:p>
-            <w:pPr>
+            <w:tcW w:w="2734" w:type="dxa"/>
+          </w:tcPr>
+          <w:p>
+            <w:pPr>
+              <w:keepNext/>
+              <w:spacing w:before="40" w:after="40"/>
+              <w:rPr>
+                <w:sz w:val="20"/>
+              </w:rPr>
+            </w:pPr>
+            <w:r>
+              <w:rPr>
+                <w:sz w:val="20"/>
+              </w:rPr>
+              <w:t>Up to about 120 characters</w:t>
+            </w:r>
+          </w:p>
+        </w:tc>
+        <w:tc>
+          <w:tcPr>
+            <w:tcW w:w="852" w:type="dxa"/>
+          </w:tcPr>
+          <w:p>
+            <w:pPr>
+              <w:keepNext/>
               <w:spacing w:before="40" w:after="40"/>
               <w:rPr>
                 <w:sz w:val="20"/>
@@ -2151,33 +2256,35 @@
         </w:tc>
         <w:tc>
           <w:tcPr>
-            <w:tcW w:w="1081" w:type="dxa"/>
-          </w:tcPr>
-          <w:p>
-            <w:pPr>
-              <w:spacing w:before="40" w:after="40"/>
-              <w:rPr>
-                <w:sz w:val="20"/>
-              </w:rPr>
-            </w:pPr>
-          </w:p>
-        </w:tc>
-        <w:tc>
-          <w:tcPr>
-            <w:tcW w:w="1708" w:type="dxa"/>
-          </w:tcPr>
-          <w:p>
-            <w:pPr>
-              <w:spacing w:before="40" w:after="40"/>
-              <w:rPr>
-                <w:sz w:val="20"/>
-              </w:rPr>
-            </w:pPr>
-            <w:r>
-              <w:rPr>
-                <w:sz w:val="20"/>
-              </w:rPr>
-              <w:t>What the student did</w:t>
+            <w:tcW w:w="732" w:type="dxa"/>
+          </w:tcPr>
+          <w:p>
+            <w:pPr>
+              <w:keepNext/>
+              <w:spacing w:before="40" w:after="40"/>
+              <w:rPr>
+                <w:sz w:val="20"/>
+              </w:rPr>
+            </w:pPr>
+          </w:p>
+        </w:tc>
+        <w:tc>
+          <w:tcPr>
+            <w:tcW w:w="3159" w:type="dxa"/>
+          </w:tcPr>
+          <w:p>
+            <w:pPr>
+              <w:keepNext/>
+              <w:spacing w:before="40" w:after="40"/>
+              <w:rPr>
+                <w:sz w:val="20"/>
+              </w:rPr>
+            </w:pPr>
+            <w:r>
+              <w:rPr>
+                <w:sz w:val="20"/>
+              </w:rPr>
+              <w:t>The host company</w:t>
             </w:r>
           </w:p>
         </w:tc>
@@ -2188,26 +2295,26 @@
         </w:trPr>
         <w:tc>
           <w:tcPr>
-            <w:tcW w:w="2583" w:type="dxa"/>
-          </w:tcPr>
-          <w:p>
-            <w:pPr>
-              <w:spacing w:before="40" w:after="40"/>
-              <w:rPr>
-                <w:sz w:val="20"/>
-              </w:rPr>
-            </w:pPr>
-            <w:r>
-              <w:rPr>
-                <w:sz w:val="20"/>
-              </w:rPr>
-              <w:t>hours</w:t>
-            </w:r>
-          </w:p>
-        </w:tc>
-        <w:tc>
-          <w:tcPr>
-            <w:tcW w:w="821" w:type="dxa"/>
+            <w:tcW w:w="1650" w:type="dxa"/>
+          </w:tcPr>
+          <w:p>
+            <w:pPr>
+              <w:spacing w:before="40" w:after="40"/>
+              <w:rPr>
+                <w:sz w:val="20"/>
+              </w:rPr>
+            </w:pPr>
+            <w:r>
+              <w:rPr>
+                <w:sz w:val="20"/>
+              </w:rPr>
+              <w:t>required_hours</w:t>
+            </w:r>
+          </w:p>
+        </w:tc>
+        <w:tc>
+          <w:tcPr>
+            <w:tcW w:w="852" w:type="dxa"/>
           </w:tcPr>
           <w:p>
             <w:pPr>
@@ -2226,26 +2333,26 @@
         </w:tc>
         <w:tc>
           <w:tcPr>
-            <w:tcW w:w="2966" w:type="dxa"/>
-          </w:tcPr>
-          <w:p>
-            <w:pPr>
-              <w:spacing w:before="40" w:after="40"/>
-              <w:rPr>
-                <w:sz w:val="20"/>
-              </w:rPr>
-            </w:pPr>
-            <w:r>
-              <w:rPr>
-                <w:sz w:val="20"/>
-              </w:rPr>
-              <w:t>More than 0, at most 24</w:t>
-            </w:r>
-          </w:p>
-        </w:tc>
-        <w:tc>
-          <w:tcPr>
-            <w:tcW w:w="821" w:type="dxa"/>
+            <w:tcW w:w="2734" w:type="dxa"/>
+          </w:tcPr>
+          <w:p>
+            <w:pPr>
+              <w:spacing w:before="40" w:after="40"/>
+              <w:rPr>
+                <w:sz w:val="20"/>
+              </w:rPr>
+            </w:pPr>
+            <w:r>
+              <w:rPr>
+                <w:sz w:val="20"/>
+              </w:rPr>
+              <w:t>More than 0, at most 5 000</w:t>
+            </w:r>
+          </w:p>
+        </w:tc>
+        <w:tc>
+          <w:tcPr>
+            <w:tcW w:w="852" w:type="dxa"/>
           </w:tcPr>
           <w:p>
             <w:pPr>
@@ -2264,33 +2371,33 @@
         </w:tc>
         <w:tc>
           <w:tcPr>
-            <w:tcW w:w="1081" w:type="dxa"/>
-          </w:tcPr>
-          <w:p>
-            <w:pPr>
-              <w:spacing w:before="40" w:after="40"/>
-              <w:rPr>
-                <w:sz w:val="20"/>
-              </w:rPr>
-            </w:pPr>
-          </w:p>
-        </w:tc>
-        <w:tc>
-          <w:tcPr>
-            <w:tcW w:w="1708" w:type="dxa"/>
-          </w:tcPr>
-          <w:p>
-            <w:pPr>
-              <w:spacing w:before="40" w:after="40"/>
-              <w:rPr>
-                <w:sz w:val="20"/>
-              </w:rPr>
-            </w:pPr>
-            <w:r>
-              <w:rPr>
-                <w:sz w:val="20"/>
-              </w:rPr>
-              <w:t>CHECK (hours &gt; 0 AND hours &lt;= 24)</w:t>
+            <w:tcW w:w="732" w:type="dxa"/>
+          </w:tcPr>
+          <w:p>
+            <w:pPr>
+              <w:spacing w:before="40" w:after="40"/>
+              <w:rPr>
+                <w:sz w:val="20"/>
+              </w:rPr>
+            </w:pPr>
+          </w:p>
+        </w:tc>
+        <w:tc>
+          <w:tcPr>
+            <w:tcW w:w="3159" w:type="dxa"/>
+          </w:tcPr>
+          <w:p>
+            <w:pPr>
+              <w:spacing w:before="40" w:after="40"/>
+              <w:rPr>
+                <w:sz w:val="20"/>
+              </w:rPr>
+            </w:pPr>
+            <w:r>
+              <w:rPr>
+                <w:sz w:val="20"/>
+              </w:rPr>
+              <w:t>Hours this placement requires; CHECK (required_hours &gt; 0 AND required_hours &lt;= 5000)</w:t>
             </w:r>
           </w:p>
         </w:tc>
@@ -2301,26 +2408,26 @@
         </w:trPr>
         <w:tc>
           <w:tcPr>
-            <w:tcW w:w="2583" w:type="dxa"/>
-          </w:tcPr>
-          <w:p>
-            <w:pPr>
-              <w:spacing w:before="40" w:after="40"/>
-              <w:rPr>
-                <w:sz w:val="20"/>
-              </w:rPr>
-            </w:pPr>
-            <w:r>
-              <w:rPr>
-                <w:sz w:val="20"/>
-              </w:rPr>
-              <w:t>evidence_file_name</w:t>
-            </w:r>
-          </w:p>
-        </w:tc>
-        <w:tc>
-          <w:tcPr>
-            <w:tcW w:w="821" w:type="dxa"/>
+            <w:tcW w:w="1650" w:type="dxa"/>
+          </w:tcPr>
+          <w:p>
+            <w:pPr>
+              <w:spacing w:before="40" w:after="40"/>
+              <w:rPr>
+                <w:sz w:val="20"/>
+              </w:rPr>
+            </w:pPr>
+            <w:r>
+              <w:rPr>
+                <w:sz w:val="20"/>
+              </w:rPr>
+              <w:t>start_date</w:t>
+            </w:r>
+          </w:p>
+        </w:tc>
+        <w:tc>
+          <w:tcPr>
+            <w:tcW w:w="852" w:type="dxa"/>
           </w:tcPr>
           <w:p>
             <w:pPr>
@@ -2339,77 +2446,71 @@
         </w:tc>
         <w:tc>
           <w:tcPr>
-            <w:tcW w:w="2966" w:type="dxa"/>
-          </w:tcPr>
-          <w:p>
-            <w:pPr>
-              <w:spacing w:before="40" w:after="40"/>
-              <w:rPr>
-                <w:sz w:val="20"/>
-              </w:rPr>
-            </w:pPr>
-            <w:r>
-              <w:rPr>
-                <w:sz w:val="20"/>
-              </w:rPr>
-              <w:t>UUID plus extension</w:t>
-            </w:r>
-          </w:p>
-        </w:tc>
-        <w:tc>
-          <w:tcPr>
-            <w:tcW w:w="821" w:type="dxa"/>
-          </w:tcPr>
-          <w:p>
-            <w:pPr>
-              <w:spacing w:before="40" w:after="40"/>
-              <w:rPr>
-                <w:sz w:val="20"/>
-              </w:rPr>
-            </w:pPr>
-            <w:r>
-              <w:rPr>
-                <w:sz w:val="20"/>
-              </w:rPr>
-              <w:t>Yes</w:t>
-            </w:r>
-          </w:p>
-        </w:tc>
-        <w:tc>
-          <w:tcPr>
-            <w:tcW w:w="1081" w:type="dxa"/>
-          </w:tcPr>
-          <w:p>
-            <w:pPr>
-              <w:spacing w:before="40" w:after="40"/>
-              <w:rPr>
-                <w:sz w:val="20"/>
-              </w:rPr>
-            </w:pPr>
-            <w:r>
-              <w:rPr>
-                <w:sz w:val="20"/>
-              </w:rPr>
-              <w:t>Unique</w:t>
-            </w:r>
-          </w:p>
-        </w:tc>
-        <w:tc>
-          <w:tcPr>
-            <w:tcW w:w="1708" w:type="dxa"/>
-          </w:tcPr>
-          <w:p>
-            <w:pPr>
-              <w:spacing w:before="40" w:after="40"/>
-              <w:rPr>
-                <w:sz w:val="20"/>
-              </w:rPr>
-            </w:pPr>
-            <w:r>
-              <w:rPr>
-                <w:sz w:val="20"/>
-              </w:rPr>
-              <w:t>Name of the stored evidence file, or NULL if none</w:t>
+            <w:tcW w:w="2734" w:type="dxa"/>
+          </w:tcPr>
+          <w:p>
+            <w:pPr>
+              <w:spacing w:before="40" w:after="40"/>
+              <w:rPr>
+                <w:sz w:val="20"/>
+              </w:rPr>
+            </w:pPr>
+            <w:r>
+              <w:rPr>
+                <w:sz w:val="20"/>
+              </w:rPr>
+              <w:t>YYYY-MM-DD</w:t>
+            </w:r>
+          </w:p>
+        </w:tc>
+        <w:tc>
+          <w:tcPr>
+            <w:tcW w:w="852" w:type="dxa"/>
+          </w:tcPr>
+          <w:p>
+            <w:pPr>
+              <w:spacing w:before="40" w:after="40"/>
+              <w:rPr>
+                <w:sz w:val="20"/>
+              </w:rPr>
+            </w:pPr>
+            <w:r>
+              <w:rPr>
+                <w:sz w:val="20"/>
+              </w:rPr>
+              <w:t>No</w:t>
+            </w:r>
+          </w:p>
+        </w:tc>
+        <w:tc>
+          <w:tcPr>
+            <w:tcW w:w="732" w:type="dxa"/>
+          </w:tcPr>
+          <w:p>
+            <w:pPr>
+              <w:spacing w:before="40" w:after="40"/>
+              <w:rPr>
+                <w:sz w:val="20"/>
+              </w:rPr>
+            </w:pPr>
+          </w:p>
+        </w:tc>
+        <w:tc>
+          <w:tcPr>
+            <w:tcW w:w="3159" w:type="dxa"/>
+          </w:tcPr>
+          <w:p>
+            <w:pPr>
+              <w:spacing w:before="40" w:after="40"/>
+              <w:rPr>
+                <w:sz w:val="20"/>
+              </w:rPr>
+            </w:pPr>
+            <w:r>
+              <w:rPr>
+                <w:sz w:val="20"/>
+              </w:rPr>
+              <w:t>The day the placement started; also decides which semesters need an attendance register</w:t>
             </w:r>
           </w:p>
         </w:tc>
@@ -2420,26 +2521,26 @@
         </w:trPr>
         <w:tc>
           <w:tcPr>
-            <w:tcW w:w="2583" w:type="dxa"/>
-          </w:tcPr>
-          <w:p>
-            <w:pPr>
-              <w:spacing w:before="40" w:after="40"/>
-              <w:rPr>
-                <w:sz w:val="20"/>
-              </w:rPr>
-            </w:pPr>
-            <w:r>
-              <w:rPr>
-                <w:sz w:val="20"/>
-              </w:rPr>
-              <w:t>status</w:t>
-            </w:r>
-          </w:p>
-        </w:tc>
-        <w:tc>
-          <w:tcPr>
-            <w:tcW w:w="821" w:type="dxa"/>
+            <w:tcW w:w="1650" w:type="dxa"/>
+          </w:tcPr>
+          <w:p>
+            <w:pPr>
+              <w:spacing w:before="40" w:after="40"/>
+              <w:rPr>
+                <w:sz w:val="20"/>
+              </w:rPr>
+            </w:pPr>
+            <w:r>
+              <w:rPr>
+                <w:sz w:val="20"/>
+              </w:rPr>
+              <w:t>created_at</w:t>
+            </w:r>
+          </w:p>
+        </w:tc>
+        <w:tc>
+          <w:tcPr>
+            <w:tcW w:w="852" w:type="dxa"/>
           </w:tcPr>
           <w:p>
             <w:pPr>
@@ -2458,26 +2559,26 @@
         </w:tc>
         <w:tc>
           <w:tcPr>
-            <w:tcW w:w="2966" w:type="dxa"/>
-          </w:tcPr>
-          <w:p>
-            <w:pPr>
-              <w:spacing w:before="40" w:after="40"/>
-              <w:rPr>
-                <w:sz w:val="20"/>
-              </w:rPr>
-            </w:pPr>
-            <w:r>
-              <w:rPr>
-                <w:sz w:val="20"/>
-              </w:rPr>
-              <w:t>draft, pending_verification, verified, rejected</w:t>
-            </w:r>
-          </w:p>
-        </w:tc>
-        <w:tc>
-          <w:tcPr>
-            <w:tcW w:w="821" w:type="dxa"/>
+            <w:tcW w:w="2734" w:type="dxa"/>
+          </w:tcPr>
+          <w:p>
+            <w:pPr>
+              <w:spacing w:before="40" w:after="40"/>
+              <w:rPr>
+                <w:sz w:val="20"/>
+              </w:rPr>
+            </w:pPr>
+            <w:r>
+              <w:rPr>
+                <w:sz w:val="20"/>
+              </w:rPr>
+              <w:t>ISO-8601 UTC</w:t>
+            </w:r>
+          </w:p>
+        </w:tc>
+        <w:tc>
+          <w:tcPr>
+            <w:tcW w:w="852" w:type="dxa"/>
           </w:tcPr>
           <w:p>
             <w:pPr>
@@ -2496,33 +2597,33 @@
         </w:tc>
         <w:tc>
           <w:tcPr>
-            <w:tcW w:w="1081" w:type="dxa"/>
-          </w:tcPr>
-          <w:p>
-            <w:pPr>
-              <w:spacing w:before="40" w:after="40"/>
-              <w:rPr>
-                <w:sz w:val="20"/>
-              </w:rPr>
-            </w:pPr>
-          </w:p>
-        </w:tc>
-        <w:tc>
-          <w:tcPr>
-            <w:tcW w:w="1708" w:type="dxa"/>
-          </w:tcPr>
-          <w:p>
-            <w:pPr>
-              <w:spacing w:before="40" w:after="40"/>
-              <w:rPr>
-                <w:sz w:val="20"/>
-              </w:rPr>
-            </w:pPr>
-            <w:r>
-              <w:rPr>
-                <w:sz w:val="20"/>
-              </w:rPr>
-              <w:t>CHECK limits the value; default draft</w:t>
+            <w:tcW w:w="732" w:type="dxa"/>
+          </w:tcPr>
+          <w:p>
+            <w:pPr>
+              <w:spacing w:before="40" w:after="40"/>
+              <w:rPr>
+                <w:sz w:val="20"/>
+              </w:rPr>
+            </w:pPr>
+          </w:p>
+        </w:tc>
+        <w:tc>
+          <w:tcPr>
+            <w:tcW w:w="3159" w:type="dxa"/>
+          </w:tcPr>
+          <w:p>
+            <w:pPr>
+              <w:spacing w:before="40" w:after="40"/>
+              <w:rPr>
+                <w:sz w:val="20"/>
+              </w:rPr>
+            </w:pPr>
+            <w:r>
+              <w:rPr>
+                <w:sz w:val="20"/>
+              </w:rPr>
+              <w:t>When the placement was added</w:t>
             </w:r>
           </w:p>
         </w:tc>
@@ -2533,26 +2634,26 @@
         </w:trPr>
         <w:tc>
           <w:tcPr>
-            <w:tcW w:w="2583" w:type="dxa"/>
-          </w:tcPr>
-          <w:p>
-            <w:pPr>
-              <w:spacing w:before="40" w:after="40"/>
-              <w:rPr>
-                <w:sz w:val="20"/>
-              </w:rPr>
-            </w:pPr>
-            <w:r>
-              <w:rPr>
-                <w:sz w:val="20"/>
-              </w:rPr>
-              <w:t>mentor_email</w:t>
-            </w:r>
-          </w:p>
-        </w:tc>
-        <w:tc>
-          <w:tcPr>
-            <w:tcW w:w="821" w:type="dxa"/>
+            <w:tcW w:w="1650" w:type="dxa"/>
+          </w:tcPr>
+          <w:p>
+            <w:pPr>
+              <w:spacing w:before="40" w:after="40"/>
+              <w:rPr>
+                <w:sz w:val="20"/>
+              </w:rPr>
+            </w:pPr>
+            <w:r>
+              <w:rPr>
+                <w:sz w:val="20"/>
+              </w:rPr>
+              <w:t>updated_at</w:t>
+            </w:r>
+          </w:p>
+        </w:tc>
+        <w:tc>
+          <w:tcPr>
+            <w:tcW w:w="852" w:type="dxa"/>
           </w:tcPr>
           <w:p>
             <w:pPr>
@@ -2571,120 +2672,7 @@
         </w:tc>
         <w:tc>
           <w:tcPr>
-            <w:tcW w:w="2966" w:type="dxa"/>
-          </w:tcPr>
-          <w:p>
-            <w:pPr>
-              <w:spacing w:before="40" w:after="40"/>
-              <w:rPr>
-                <w:sz w:val="20"/>
-              </w:rPr>
-            </w:pPr>
-            <w:r>
-              <w:rPr>
-                <w:sz w:val="20"/>
-              </w:rPr>
-              <w:t>Email address</w:t>
-            </w:r>
-          </w:p>
-        </w:tc>
-        <w:tc>
-          <w:tcPr>
-            <w:tcW w:w="821" w:type="dxa"/>
-          </w:tcPr>
-          <w:p>
-            <w:pPr>
-              <w:spacing w:before="40" w:after="40"/>
-              <w:rPr>
-                <w:sz w:val="20"/>
-              </w:rPr>
-            </w:pPr>
-            <w:r>
-              <w:rPr>
-                <w:sz w:val="20"/>
-              </w:rPr>
-              <w:t>Yes</w:t>
-            </w:r>
-          </w:p>
-        </w:tc>
-        <w:tc>
-          <w:tcPr>
-            <w:tcW w:w="1081" w:type="dxa"/>
-          </w:tcPr>
-          <w:p>
-            <w:pPr>
-              <w:spacing w:before="40" w:after="40"/>
-              <w:rPr>
-                <w:sz w:val="20"/>
-              </w:rPr>
-            </w:pPr>
-          </w:p>
-        </w:tc>
-        <w:tc>
-          <w:tcPr>
-            <w:tcW w:w="1708" w:type="dxa"/>
-          </w:tcPr>
-          <w:p>
-            <w:pPr>
-              <w:spacing w:before="40" w:after="40"/>
-              <w:rPr>
-                <w:sz w:val="20"/>
-              </w:rPr>
-            </w:pPr>
-            <w:r>
-              <w:rPr>
-                <w:sz w:val="20"/>
-              </w:rPr>
-              <w:t>The workplace mentor for this entry; required before submission</w:t>
-            </w:r>
-          </w:p>
-        </w:tc>
-      </w:tr>
-      <w:tr>
-        <w:trPr>
-          <w:cantSplit/>
-        </w:trPr>
-        <w:tc>
-          <w:tcPr>
-            <w:tcW w:w="2583" w:type="dxa"/>
-          </w:tcPr>
-          <w:p>
-            <w:pPr>
-              <w:spacing w:before="40" w:after="40"/>
-              <w:rPr>
-                <w:sz w:val="20"/>
-              </w:rPr>
-            </w:pPr>
-            <w:r>
-              <w:rPr>
-                <w:sz w:val="20"/>
-              </w:rPr>
-              <w:t>created_at</w:t>
-            </w:r>
-          </w:p>
-        </w:tc>
-        <w:tc>
-          <w:tcPr>
-            <w:tcW w:w="821" w:type="dxa"/>
-          </w:tcPr>
-          <w:p>
-            <w:pPr>
-              <w:spacing w:before="40" w:after="40"/>
-              <w:rPr>
-                <w:sz w:val="20"/>
-              </w:rPr>
-            </w:pPr>
-            <w:r>
-              <w:rPr>
-                <w:sz w:val="20"/>
-              </w:rPr>
-              <w:t>TEXT</w:t>
-            </w:r>
-          </w:p>
-        </w:tc>
-        <w:tc>
-          <w:tcPr>
-            <w:tcW w:w="2966" w:type="dxa"/>
+            <w:tcW w:w="2734" w:type="dxa"/>
           </w:tcPr>
           <w:p>
             <w:pPr>
@@ -2703,7 +2691,7 @@
         </w:tc>
         <w:tc>
           <w:tcPr>
-            <w:tcW w:w="821" w:type="dxa"/>
+            <w:tcW w:w="852" w:type="dxa"/>
           </w:tcPr>
           <w:p>
             <w:pPr>
@@ -2722,259 +2710,33 @@
         </w:tc>
         <w:tc>
           <w:tcPr>
-            <w:tcW w:w="1081" w:type="dxa"/>
-          </w:tcPr>
-          <w:p>
-            <w:pPr>
-              <w:spacing w:before="40" w:after="40"/>
-              <w:rPr>
-                <w:sz w:val="20"/>
-              </w:rPr>
-            </w:pPr>
-          </w:p>
-        </w:tc>
-        <w:tc>
-          <w:tcPr>
-            <w:tcW w:w="1708" w:type="dxa"/>
-          </w:tcPr>
-          <w:p>
-            <w:pPr>
-              <w:spacing w:before="40" w:after="40"/>
-              <w:rPr>
-                <w:sz w:val="20"/>
-              </w:rPr>
-            </w:pPr>
-            <w:r>
-              <w:rPr>
-                <w:sz w:val="20"/>
-              </w:rPr>
-              <w:t>When the entry was created</w:t>
-            </w:r>
-          </w:p>
-        </w:tc>
-      </w:tr>
-      <w:tr>
-        <w:trPr>
-          <w:cantSplit/>
-        </w:trPr>
-        <w:tc>
-          <w:tcPr>
-            <w:tcW w:w="2583" w:type="dxa"/>
-          </w:tcPr>
-          <w:p>
-            <w:pPr>
-              <w:spacing w:before="40" w:after="40"/>
-              <w:rPr>
-                <w:sz w:val="20"/>
-              </w:rPr>
-            </w:pPr>
-            <w:r>
-              <w:rPr>
-                <w:sz w:val="20"/>
-              </w:rPr>
-              <w:t>updated_at</w:t>
-            </w:r>
-          </w:p>
-        </w:tc>
-        <w:tc>
-          <w:tcPr>
-            <w:tcW w:w="821" w:type="dxa"/>
-          </w:tcPr>
-          <w:p>
-            <w:pPr>
-              <w:spacing w:before="40" w:after="40"/>
-              <w:rPr>
-                <w:sz w:val="20"/>
-              </w:rPr>
-            </w:pPr>
-            <w:r>
-              <w:rPr>
-                <w:sz w:val="20"/>
-              </w:rPr>
-              <w:t>TEXT</w:t>
-            </w:r>
-          </w:p>
-        </w:tc>
-        <w:tc>
-          <w:tcPr>
-            <w:tcW w:w="2966" w:type="dxa"/>
-          </w:tcPr>
-          <w:p>
-            <w:pPr>
-              <w:spacing w:before="40" w:after="40"/>
-              <w:rPr>
-                <w:sz w:val="20"/>
-              </w:rPr>
-            </w:pPr>
-            <w:r>
-              <w:rPr>
-                <w:sz w:val="20"/>
-              </w:rPr>
-              <w:t>ISO-8601 UTC</w:t>
-            </w:r>
-          </w:p>
-        </w:tc>
-        <w:tc>
-          <w:tcPr>
-            <w:tcW w:w="821" w:type="dxa"/>
-          </w:tcPr>
-          <w:p>
-            <w:pPr>
-              <w:spacing w:before="40" w:after="40"/>
-              <w:rPr>
-                <w:sz w:val="20"/>
-              </w:rPr>
-            </w:pPr>
-            <w:r>
-              <w:rPr>
-                <w:sz w:val="20"/>
-              </w:rPr>
-              <w:t>No</w:t>
-            </w:r>
-          </w:p>
-        </w:tc>
-        <w:tc>
-          <w:tcPr>
-            <w:tcW w:w="1081" w:type="dxa"/>
-          </w:tcPr>
-          <w:p>
-            <w:pPr>
-              <w:spacing w:before="40" w:after="40"/>
-              <w:rPr>
-                <w:sz w:val="20"/>
-              </w:rPr>
-            </w:pPr>
-          </w:p>
-        </w:tc>
-        <w:tc>
-          <w:tcPr>
-            <w:tcW w:w="1708" w:type="dxa"/>
-          </w:tcPr>
-          <w:p>
-            <w:pPr>
-              <w:spacing w:before="40" w:after="40"/>
-              <w:rPr>
-                <w:sz w:val="20"/>
-              </w:rPr>
-            </w:pPr>
-            <w:r>
-              <w:rPr>
-                <w:sz w:val="20"/>
-              </w:rPr>
-              <w:t>When the entry last changed</w:t>
-            </w:r>
-          </w:p>
-        </w:tc>
-      </w:tr>
-      <w:tr>
-        <w:trPr>
-          <w:cantSplit/>
-        </w:trPr>
-        <w:tc>
-          <w:tcPr>
-            <w:tcW w:w="2583" w:type="dxa"/>
-          </w:tcPr>
-          <w:p>
-            <w:pPr>
-              <w:spacing w:before="40" w:after="40"/>
-              <w:rPr>
-                <w:sz w:val="20"/>
-              </w:rPr>
-            </w:pPr>
-            <w:r>
-              <w:rPr>
-                <w:sz w:val="20"/>
-              </w:rPr>
-              <w:t>verified_at</w:t>
-            </w:r>
-          </w:p>
-        </w:tc>
-        <w:tc>
-          <w:tcPr>
-            <w:tcW w:w="821" w:type="dxa"/>
-          </w:tcPr>
-          <w:p>
-            <w:pPr>
-              <w:spacing w:before="40" w:after="40"/>
-              <w:rPr>
-                <w:sz w:val="20"/>
-              </w:rPr>
-            </w:pPr>
-            <w:r>
-              <w:rPr>
-                <w:sz w:val="20"/>
-              </w:rPr>
-              <w:t>TEXT</w:t>
-            </w:r>
-          </w:p>
-        </w:tc>
-        <w:tc>
-          <w:tcPr>
-            <w:tcW w:w="2966" w:type="dxa"/>
-          </w:tcPr>
-          <w:p>
-            <w:pPr>
-              <w:spacing w:before="40" w:after="40"/>
-              <w:rPr>
-                <w:sz w:val="20"/>
-              </w:rPr>
-            </w:pPr>
-            <w:r>
-              <w:rPr>
-                <w:sz w:val="20"/>
-              </w:rPr>
-              <w:t>ISO-8601 UTC</w:t>
-            </w:r>
-          </w:p>
-        </w:tc>
-        <w:tc>
-          <w:tcPr>
-            <w:tcW w:w="821" w:type="dxa"/>
-          </w:tcPr>
-          <w:p>
-            <w:pPr>
-              <w:spacing w:before="40" w:after="40"/>
-              <w:rPr>
-                <w:sz w:val="20"/>
-              </w:rPr>
-            </w:pPr>
-            <w:r>
-              <w:rPr>
-                <w:sz w:val="20"/>
-              </w:rPr>
-              <w:t>Yes</w:t>
-            </w:r>
-          </w:p>
-        </w:tc>
-        <w:tc>
-          <w:tcPr>
-            <w:tcW w:w="1081" w:type="dxa"/>
-          </w:tcPr>
-          <w:p>
-            <w:pPr>
-              <w:spacing w:before="40" w:after="40"/>
-              <w:rPr>
-                <w:sz w:val="20"/>
-              </w:rPr>
-            </w:pPr>
-          </w:p>
-        </w:tc>
-        <w:tc>
-          <w:tcPr>
-            <w:tcW w:w="1708" w:type="dxa"/>
-          </w:tcPr>
-          <w:p>
-            <w:pPr>
-              <w:spacing w:before="40" w:after="40"/>
-              <w:rPr>
-                <w:sz w:val="20"/>
-              </w:rPr>
-            </w:pPr>
-            <w:r>
-              <w:rPr>
-                <w:sz w:val="20"/>
-              </w:rPr>
-              <w:t>When the mentor approved the entry</w:t>
+            <w:tcW w:w="732" w:type="dxa"/>
+          </w:tcPr>
+          <w:p>
+            <w:pPr>
+              <w:spacing w:before="40" w:after="40"/>
+              <w:rPr>
+                <w:sz w:val="20"/>
+              </w:rPr>
+            </w:pPr>
+          </w:p>
+        </w:tc>
+        <w:tc>
+          <w:tcPr>
+            <w:tcW w:w="3159" w:type="dxa"/>
+          </w:tcPr>
+          <w:p>
+            <w:pPr>
+              <w:spacing w:before="40" w:after="40"/>
+              <w:rPr>
+                <w:sz w:val="20"/>
+              </w:rPr>
+            </w:pPr>
+            <w:r>
+              <w:rPr>
+                <w:sz w:val="20"/>
+              </w:rPr>
+              <w:t>When the placement last changed</w:t>
             </w:r>
           </w:p>
         </w:tc>
@@ -2994,7 +2756,6 @@
         <w:rPr>
           <w:b w:val="0"/>
         </w:rPr>
-        <w:lastRenderedPageBreak/>
         <w:t xml:space="preserve">Table </w:t>
       </w:r>
       <w:r>
@@ -3032,6 +2793,1476 @@
         <w:rPr>
           <w:b w:val="0"/>
         </w:rPr>
+        <w:t>: logbook_entries</w:t>
+      </w:r>
+    </w:p>
+    <w:tbl>
+      <w:tblPr>
+        <w:tblStyle w:val="TableGrid"/>
+        <w:tblW w:w="9980" w:type="dxa"/>
+        <w:tblLayout w:type="fixed"/>
+        <w:tblLook w:val="04A0" w:firstRow="1" w:lastRow="0" w:firstColumn="1" w:lastColumn="0" w:noHBand="0" w:noVBand="1"/>
+      </w:tblPr>
+      <w:tblGrid>
+        <w:gridCol w:w="2583"/>
+        <w:gridCol w:w="821"/>
+        <w:gridCol w:w="2966"/>
+        <w:gridCol w:w="821"/>
+        <w:gridCol w:w="1081"/>
+        <w:gridCol w:w="1708"/>
+      </w:tblGrid>
+      <w:tr>
+        <w:trPr>
+          <w:cantSplit/>
+          <w:tblHeader/>
+        </w:trPr>
+        <w:tc>
+          <w:tcPr>
+            <w:tcW w:w="2583" w:type="dxa"/>
+            <w:shd w:val="clear" w:color="auto" w:fill="E6E6E6"/>
+          </w:tcPr>
+          <w:p>
+            <w:pPr>
+              <w:spacing w:before="40" w:after="40"/>
+              <w:rPr>
+                <w:b/>
+                <w:sz w:val="20"/>
+              </w:rPr>
+            </w:pPr>
+            <w:r>
+              <w:rPr>
+                <w:b/>
+                <w:sz w:val="20"/>
+              </w:rPr>
+              <w:t>Column</w:t>
+            </w:r>
+          </w:p>
+        </w:tc>
+        <w:tc>
+          <w:tcPr>
+            <w:tcW w:w="821" w:type="dxa"/>
+            <w:shd w:val="clear" w:color="auto" w:fill="E6E6E6"/>
+          </w:tcPr>
+          <w:p>
+            <w:pPr>
+              <w:spacing w:before="40" w:after="40"/>
+              <w:rPr>
+                <w:b/>
+                <w:sz w:val="20"/>
+              </w:rPr>
+            </w:pPr>
+            <w:r>
+              <w:rPr>
+                <w:b/>
+                <w:sz w:val="20"/>
+              </w:rPr>
+              <w:t>Type</w:t>
+            </w:r>
+          </w:p>
+        </w:tc>
+        <w:tc>
+          <w:tcPr>
+            <w:tcW w:w="2966" w:type="dxa"/>
+            <w:shd w:val="clear" w:color="auto" w:fill="E6E6E6"/>
+          </w:tcPr>
+          <w:p>
+            <w:pPr>
+              <w:spacing w:before="40" w:after="40"/>
+              <w:rPr>
+                <w:b/>
+                <w:sz w:val="20"/>
+              </w:rPr>
+            </w:pPr>
+            <w:r>
+              <w:rPr>
+                <w:b/>
+                <w:sz w:val="20"/>
+              </w:rPr>
+              <w:t>Size / format</w:t>
+            </w:r>
+          </w:p>
+        </w:tc>
+        <w:tc>
+          <w:tcPr>
+            <w:tcW w:w="821" w:type="dxa"/>
+            <w:shd w:val="clear" w:color="auto" w:fill="E6E6E6"/>
+          </w:tcPr>
+          <w:p>
+            <w:pPr>
+              <w:spacing w:before="40" w:after="40"/>
+              <w:rPr>
+                <w:b/>
+                <w:sz w:val="20"/>
+              </w:rPr>
+            </w:pPr>
+            <w:r>
+              <w:rPr>
+                <w:b/>
+                <w:sz w:val="20"/>
+              </w:rPr>
+              <w:t>Null</w:t>
+            </w:r>
+          </w:p>
+        </w:tc>
+        <w:tc>
+          <w:tcPr>
+            <w:tcW w:w="1081" w:type="dxa"/>
+            <w:shd w:val="clear" w:color="auto" w:fill="E6E6E6"/>
+          </w:tcPr>
+          <w:p>
+            <w:pPr>
+              <w:spacing w:before="40" w:after="40"/>
+              <w:rPr>
+                <w:b/>
+                <w:sz w:val="20"/>
+              </w:rPr>
+            </w:pPr>
+            <w:r>
+              <w:rPr>
+                <w:b/>
+                <w:sz w:val="20"/>
+              </w:rPr>
+              <w:t>Key</w:t>
+            </w:r>
+          </w:p>
+        </w:tc>
+        <w:tc>
+          <w:tcPr>
+            <w:tcW w:w="1708" w:type="dxa"/>
+            <w:shd w:val="clear" w:color="auto" w:fill="E6E6E6"/>
+          </w:tcPr>
+          <w:p>
+            <w:pPr>
+              <w:spacing w:before="40" w:after="40"/>
+              <w:rPr>
+                <w:b/>
+                <w:sz w:val="20"/>
+              </w:rPr>
+            </w:pPr>
+            <w:r>
+              <w:rPr>
+                <w:b/>
+                <w:sz w:val="20"/>
+              </w:rPr>
+              <w:t>Constraint and description</w:t>
+            </w:r>
+          </w:p>
+        </w:tc>
+      </w:tr>
+      <w:tr>
+        <w:trPr>
+          <w:cantSplit/>
+        </w:trPr>
+        <w:tc>
+          <w:tcPr>
+            <w:tcW w:w="2583" w:type="dxa"/>
+          </w:tcPr>
+          <w:p>
+            <w:pPr>
+              <w:spacing w:before="40" w:after="40"/>
+              <w:rPr>
+                <w:sz w:val="20"/>
+              </w:rPr>
+            </w:pPr>
+            <w:r>
+              <w:rPr>
+                <w:sz w:val="20"/>
+              </w:rPr>
+              <w:t>id</w:t>
+            </w:r>
+          </w:p>
+        </w:tc>
+        <w:tc>
+          <w:tcPr>
+            <w:tcW w:w="821" w:type="dxa"/>
+          </w:tcPr>
+          <w:p>
+            <w:pPr>
+              <w:spacing w:before="40" w:after="40"/>
+              <w:rPr>
+                <w:sz w:val="20"/>
+              </w:rPr>
+            </w:pPr>
+            <w:r>
+              <w:rPr>
+                <w:sz w:val="20"/>
+              </w:rPr>
+              <w:t>TEXT</w:t>
+            </w:r>
+          </w:p>
+        </w:tc>
+        <w:tc>
+          <w:tcPr>
+            <w:tcW w:w="2966" w:type="dxa"/>
+          </w:tcPr>
+          <w:p>
+            <w:pPr>
+              <w:spacing w:before="40" w:after="40"/>
+              <w:rPr>
+                <w:sz w:val="20"/>
+              </w:rPr>
+            </w:pPr>
+            <w:r>
+              <w:rPr>
+                <w:sz w:val="20"/>
+              </w:rPr>
+              <w:t>UUID (36 characters)</w:t>
+            </w:r>
+          </w:p>
+        </w:tc>
+        <w:tc>
+          <w:tcPr>
+            <w:tcW w:w="821" w:type="dxa"/>
+          </w:tcPr>
+          <w:p>
+            <w:pPr>
+              <w:spacing w:before="40" w:after="40"/>
+              <w:rPr>
+                <w:sz w:val="20"/>
+              </w:rPr>
+            </w:pPr>
+            <w:r>
+              <w:rPr>
+                <w:sz w:val="20"/>
+              </w:rPr>
+              <w:t>No</w:t>
+            </w:r>
+          </w:p>
+        </w:tc>
+        <w:tc>
+          <w:tcPr>
+            <w:tcW w:w="1081" w:type="dxa"/>
+          </w:tcPr>
+          <w:p>
+            <w:pPr>
+              <w:spacing w:before="40" w:after="40"/>
+              <w:rPr>
+                <w:sz w:val="20"/>
+              </w:rPr>
+            </w:pPr>
+            <w:r>
+              <w:rPr>
+                <w:sz w:val="20"/>
+              </w:rPr>
+              <w:t>PK</w:t>
+            </w:r>
+          </w:p>
+        </w:tc>
+        <w:tc>
+          <w:tcPr>
+            <w:tcW w:w="1708" w:type="dxa"/>
+          </w:tcPr>
+          <w:p>
+            <w:pPr>
+              <w:spacing w:before="40" w:after="40"/>
+              <w:rPr>
+                <w:sz w:val="20"/>
+              </w:rPr>
+            </w:pPr>
+            <w:r>
+              <w:rPr>
+                <w:sz w:val="20"/>
+              </w:rPr>
+              <w:t>Unique entry identifier</w:t>
+            </w:r>
+          </w:p>
+        </w:tc>
+      </w:tr>
+      <w:tr>
+        <w:trPr>
+          <w:cantSplit/>
+        </w:trPr>
+        <w:tc>
+          <w:tcPr>
+            <w:tcW w:w="2583" w:type="dxa"/>
+          </w:tcPr>
+          <w:p>
+            <w:pPr>
+              <w:spacing w:before="40" w:after="40"/>
+              <w:rPr>
+                <w:sz w:val="20"/>
+              </w:rPr>
+            </w:pPr>
+            <w:r>
+              <w:rPr>
+                <w:sz w:val="20"/>
+              </w:rPr>
+              <w:lastRenderedPageBreak/>
+              <w:t>placement_id</w:t>
+            </w:r>
+          </w:p>
+        </w:tc>
+        <w:tc>
+          <w:tcPr>
+            <w:tcW w:w="821" w:type="dxa"/>
+          </w:tcPr>
+          <w:p>
+            <w:pPr>
+              <w:spacing w:before="40" w:after="40"/>
+              <w:rPr>
+                <w:sz w:val="20"/>
+              </w:rPr>
+            </w:pPr>
+            <w:r>
+              <w:rPr>
+                <w:sz w:val="20"/>
+              </w:rPr>
+              <w:t>TEXT</w:t>
+            </w:r>
+          </w:p>
+        </w:tc>
+        <w:tc>
+          <w:tcPr>
+            <w:tcW w:w="2966" w:type="dxa"/>
+          </w:tcPr>
+          <w:p>
+            <w:pPr>
+              <w:spacing w:before="40" w:after="40"/>
+              <w:rPr>
+                <w:sz w:val="20"/>
+              </w:rPr>
+            </w:pPr>
+            <w:r>
+              <w:rPr>
+                <w:sz w:val="20"/>
+              </w:rPr>
+              <w:t>As wil_placements.id</w:t>
+            </w:r>
+          </w:p>
+        </w:tc>
+        <w:tc>
+          <w:tcPr>
+            <w:tcW w:w="821" w:type="dxa"/>
+          </w:tcPr>
+          <w:p>
+            <w:pPr>
+              <w:spacing w:before="40" w:after="40"/>
+              <w:rPr>
+                <w:sz w:val="20"/>
+              </w:rPr>
+            </w:pPr>
+            <w:r>
+              <w:rPr>
+                <w:sz w:val="20"/>
+              </w:rPr>
+              <w:t>No</w:t>
+            </w:r>
+          </w:p>
+        </w:tc>
+        <w:tc>
+          <w:tcPr>
+            <w:tcW w:w="1081" w:type="dxa"/>
+          </w:tcPr>
+          <w:p>
+            <w:pPr>
+              <w:spacing w:before="40" w:after="40"/>
+              <w:rPr>
+                <w:sz w:val="20"/>
+              </w:rPr>
+            </w:pPr>
+            <w:r>
+              <w:rPr>
+                <w:sz w:val="20"/>
+              </w:rPr>
+              <w:t>FK</w:t>
+            </w:r>
+          </w:p>
+        </w:tc>
+        <w:tc>
+          <w:tcPr>
+            <w:tcW w:w="1708" w:type="dxa"/>
+          </w:tcPr>
+          <w:p>
+            <w:pPr>
+              <w:spacing w:before="40" w:after="40"/>
+              <w:rPr>
+                <w:sz w:val="20"/>
+              </w:rPr>
+            </w:pPr>
+            <w:r>
+              <w:rPr>
+                <w:sz w:val="20"/>
+              </w:rPr>
+              <w:t>References wil_placements(id) ON DELETE CASCADE; indexed with work_date</w:t>
+            </w:r>
+          </w:p>
+        </w:tc>
+      </w:tr>
+      <w:tr>
+        <w:trPr>
+          <w:cantSplit/>
+        </w:trPr>
+        <w:tc>
+          <w:tcPr>
+            <w:tcW w:w="2583" w:type="dxa"/>
+          </w:tcPr>
+          <w:p>
+            <w:pPr>
+              <w:spacing w:before="40" w:after="40"/>
+              <w:rPr>
+                <w:sz w:val="20"/>
+              </w:rPr>
+            </w:pPr>
+            <w:r>
+              <w:rPr>
+                <w:sz w:val="20"/>
+              </w:rPr>
+              <w:t>work_date</w:t>
+            </w:r>
+          </w:p>
+        </w:tc>
+        <w:tc>
+          <w:tcPr>
+            <w:tcW w:w="821" w:type="dxa"/>
+          </w:tcPr>
+          <w:p>
+            <w:pPr>
+              <w:spacing w:before="40" w:after="40"/>
+              <w:rPr>
+                <w:sz w:val="20"/>
+              </w:rPr>
+            </w:pPr>
+            <w:r>
+              <w:rPr>
+                <w:sz w:val="20"/>
+              </w:rPr>
+              <w:t>TEXT</w:t>
+            </w:r>
+          </w:p>
+        </w:tc>
+        <w:tc>
+          <w:tcPr>
+            <w:tcW w:w="2966" w:type="dxa"/>
+          </w:tcPr>
+          <w:p>
+            <w:pPr>
+              <w:spacing w:before="40" w:after="40"/>
+              <w:rPr>
+                <w:sz w:val="20"/>
+              </w:rPr>
+            </w:pPr>
+            <w:r>
+              <w:rPr>
+                <w:sz w:val="20"/>
+              </w:rPr>
+              <w:t>YYYY-MM-DD</w:t>
+            </w:r>
+          </w:p>
+        </w:tc>
+        <w:tc>
+          <w:tcPr>
+            <w:tcW w:w="821" w:type="dxa"/>
+          </w:tcPr>
+          <w:p>
+            <w:pPr>
+              <w:spacing w:before="40" w:after="40"/>
+              <w:rPr>
+                <w:sz w:val="20"/>
+              </w:rPr>
+            </w:pPr>
+            <w:r>
+              <w:rPr>
+                <w:sz w:val="20"/>
+              </w:rPr>
+              <w:t>No</w:t>
+            </w:r>
+          </w:p>
+        </w:tc>
+        <w:tc>
+          <w:tcPr>
+            <w:tcW w:w="1081" w:type="dxa"/>
+          </w:tcPr>
+          <w:p>
+            <w:pPr>
+              <w:spacing w:before="40" w:after="40"/>
+              <w:rPr>
+                <w:sz w:val="20"/>
+              </w:rPr>
+            </w:pPr>
+          </w:p>
+        </w:tc>
+        <w:tc>
+          <w:tcPr>
+            <w:tcW w:w="1708" w:type="dxa"/>
+          </w:tcPr>
+          <w:p>
+            <w:pPr>
+              <w:spacing w:before="40" w:after="40"/>
+              <w:rPr>
+                <w:sz w:val="20"/>
+              </w:rPr>
+            </w:pPr>
+            <w:r>
+              <w:rPr>
+                <w:sz w:val="20"/>
+              </w:rPr>
+              <w:t>The day the work was done</w:t>
+            </w:r>
+          </w:p>
+        </w:tc>
+      </w:tr>
+      <w:tr>
+        <w:trPr>
+          <w:cantSplit/>
+        </w:trPr>
+        <w:tc>
+          <w:tcPr>
+            <w:tcW w:w="2583" w:type="dxa"/>
+          </w:tcPr>
+          <w:p>
+            <w:pPr>
+              <w:spacing w:before="40" w:after="40"/>
+              <w:rPr>
+                <w:sz w:val="20"/>
+              </w:rPr>
+            </w:pPr>
+            <w:r>
+              <w:rPr>
+                <w:sz w:val="20"/>
+              </w:rPr>
+              <w:t>description</w:t>
+            </w:r>
+          </w:p>
+        </w:tc>
+        <w:tc>
+          <w:tcPr>
+            <w:tcW w:w="821" w:type="dxa"/>
+          </w:tcPr>
+          <w:p>
+            <w:pPr>
+              <w:spacing w:before="40" w:after="40"/>
+              <w:rPr>
+                <w:sz w:val="20"/>
+              </w:rPr>
+            </w:pPr>
+            <w:r>
+              <w:rPr>
+                <w:sz w:val="20"/>
+              </w:rPr>
+              <w:t>TEXT</w:t>
+            </w:r>
+          </w:p>
+        </w:tc>
+        <w:tc>
+          <w:tcPr>
+            <w:tcW w:w="2966" w:type="dxa"/>
+          </w:tcPr>
+          <w:p>
+            <w:pPr>
+              <w:spacing w:before="40" w:after="40"/>
+              <w:rPr>
+                <w:sz w:val="20"/>
+              </w:rPr>
+            </w:pPr>
+            <w:r>
+              <w:rPr>
+                <w:sz w:val="20"/>
+              </w:rPr>
+              <w:t>Free text</w:t>
+            </w:r>
+          </w:p>
+        </w:tc>
+        <w:tc>
+          <w:tcPr>
+            <w:tcW w:w="821" w:type="dxa"/>
+          </w:tcPr>
+          <w:p>
+            <w:pPr>
+              <w:spacing w:before="40" w:after="40"/>
+              <w:rPr>
+                <w:sz w:val="20"/>
+              </w:rPr>
+            </w:pPr>
+            <w:r>
+              <w:rPr>
+                <w:sz w:val="20"/>
+              </w:rPr>
+              <w:t>No</w:t>
+            </w:r>
+          </w:p>
+        </w:tc>
+        <w:tc>
+          <w:tcPr>
+            <w:tcW w:w="1081" w:type="dxa"/>
+          </w:tcPr>
+          <w:p>
+            <w:pPr>
+              <w:spacing w:before="40" w:after="40"/>
+              <w:rPr>
+                <w:sz w:val="20"/>
+              </w:rPr>
+            </w:pPr>
+          </w:p>
+        </w:tc>
+        <w:tc>
+          <w:tcPr>
+            <w:tcW w:w="1708" w:type="dxa"/>
+          </w:tcPr>
+          <w:p>
+            <w:pPr>
+              <w:spacing w:before="40" w:after="40"/>
+              <w:rPr>
+                <w:sz w:val="20"/>
+              </w:rPr>
+            </w:pPr>
+            <w:r>
+              <w:rPr>
+                <w:sz w:val="20"/>
+              </w:rPr>
+              <w:t>What the student did</w:t>
+            </w:r>
+          </w:p>
+        </w:tc>
+      </w:tr>
+      <w:tr>
+        <w:trPr>
+          <w:cantSplit/>
+        </w:trPr>
+        <w:tc>
+          <w:tcPr>
+            <w:tcW w:w="2583" w:type="dxa"/>
+          </w:tcPr>
+          <w:p>
+            <w:pPr>
+              <w:spacing w:before="40" w:after="40"/>
+              <w:rPr>
+                <w:sz w:val="20"/>
+              </w:rPr>
+            </w:pPr>
+            <w:r>
+              <w:rPr>
+                <w:sz w:val="20"/>
+              </w:rPr>
+              <w:t>hours</w:t>
+            </w:r>
+          </w:p>
+        </w:tc>
+        <w:tc>
+          <w:tcPr>
+            <w:tcW w:w="821" w:type="dxa"/>
+          </w:tcPr>
+          <w:p>
+            <w:pPr>
+              <w:spacing w:before="40" w:after="40"/>
+              <w:rPr>
+                <w:sz w:val="20"/>
+              </w:rPr>
+            </w:pPr>
+            <w:r>
+              <w:rPr>
+                <w:sz w:val="20"/>
+              </w:rPr>
+              <w:t>REAL</w:t>
+            </w:r>
+          </w:p>
+        </w:tc>
+        <w:tc>
+          <w:tcPr>
+            <w:tcW w:w="2966" w:type="dxa"/>
+          </w:tcPr>
+          <w:p>
+            <w:pPr>
+              <w:spacing w:before="40" w:after="40"/>
+              <w:rPr>
+                <w:sz w:val="20"/>
+              </w:rPr>
+            </w:pPr>
+            <w:r>
+              <w:rPr>
+                <w:sz w:val="20"/>
+              </w:rPr>
+              <w:t>More than 0, at most 24</w:t>
+            </w:r>
+          </w:p>
+        </w:tc>
+        <w:tc>
+          <w:tcPr>
+            <w:tcW w:w="821" w:type="dxa"/>
+          </w:tcPr>
+          <w:p>
+            <w:pPr>
+              <w:spacing w:before="40" w:after="40"/>
+              <w:rPr>
+                <w:sz w:val="20"/>
+              </w:rPr>
+            </w:pPr>
+            <w:r>
+              <w:rPr>
+                <w:sz w:val="20"/>
+              </w:rPr>
+              <w:t>No</w:t>
+            </w:r>
+          </w:p>
+        </w:tc>
+        <w:tc>
+          <w:tcPr>
+            <w:tcW w:w="1081" w:type="dxa"/>
+          </w:tcPr>
+          <w:p>
+            <w:pPr>
+              <w:spacing w:before="40" w:after="40"/>
+              <w:rPr>
+                <w:sz w:val="20"/>
+              </w:rPr>
+            </w:pPr>
+          </w:p>
+        </w:tc>
+        <w:tc>
+          <w:tcPr>
+            <w:tcW w:w="1708" w:type="dxa"/>
+          </w:tcPr>
+          <w:p>
+            <w:pPr>
+              <w:spacing w:before="40" w:after="40"/>
+              <w:rPr>
+                <w:sz w:val="20"/>
+              </w:rPr>
+            </w:pPr>
+            <w:r>
+              <w:rPr>
+                <w:sz w:val="20"/>
+              </w:rPr>
+              <w:t>CHECK (hours &gt; 0 AND hours &lt;= 24)</w:t>
+            </w:r>
+          </w:p>
+        </w:tc>
+      </w:tr>
+      <w:tr>
+        <w:trPr>
+          <w:cantSplit/>
+        </w:trPr>
+        <w:tc>
+          <w:tcPr>
+            <w:tcW w:w="2583" w:type="dxa"/>
+          </w:tcPr>
+          <w:p>
+            <w:pPr>
+              <w:spacing w:before="40" w:after="40"/>
+              <w:rPr>
+                <w:sz w:val="20"/>
+              </w:rPr>
+            </w:pPr>
+            <w:r>
+              <w:rPr>
+                <w:sz w:val="20"/>
+              </w:rPr>
+              <w:t>evidence_file_name</w:t>
+            </w:r>
+          </w:p>
+        </w:tc>
+        <w:tc>
+          <w:tcPr>
+            <w:tcW w:w="821" w:type="dxa"/>
+          </w:tcPr>
+          <w:p>
+            <w:pPr>
+              <w:spacing w:before="40" w:after="40"/>
+              <w:rPr>
+                <w:sz w:val="20"/>
+              </w:rPr>
+            </w:pPr>
+            <w:r>
+              <w:rPr>
+                <w:sz w:val="20"/>
+              </w:rPr>
+              <w:t>TEXT</w:t>
+            </w:r>
+          </w:p>
+        </w:tc>
+        <w:tc>
+          <w:tcPr>
+            <w:tcW w:w="2966" w:type="dxa"/>
+          </w:tcPr>
+          <w:p>
+            <w:pPr>
+              <w:spacing w:before="40" w:after="40"/>
+              <w:rPr>
+                <w:sz w:val="20"/>
+              </w:rPr>
+            </w:pPr>
+            <w:r>
+              <w:rPr>
+                <w:sz w:val="20"/>
+              </w:rPr>
+              <w:t>UUID plus extension</w:t>
+            </w:r>
+          </w:p>
+        </w:tc>
+        <w:tc>
+          <w:tcPr>
+            <w:tcW w:w="821" w:type="dxa"/>
+          </w:tcPr>
+          <w:p>
+            <w:pPr>
+              <w:spacing w:before="40" w:after="40"/>
+              <w:rPr>
+                <w:sz w:val="20"/>
+              </w:rPr>
+            </w:pPr>
+            <w:r>
+              <w:rPr>
+                <w:sz w:val="20"/>
+              </w:rPr>
+              <w:t>Yes</w:t>
+            </w:r>
+          </w:p>
+        </w:tc>
+        <w:tc>
+          <w:tcPr>
+            <w:tcW w:w="1081" w:type="dxa"/>
+          </w:tcPr>
+          <w:p>
+            <w:pPr>
+              <w:spacing w:before="40" w:after="40"/>
+              <w:rPr>
+                <w:sz w:val="20"/>
+              </w:rPr>
+            </w:pPr>
+            <w:r>
+              <w:rPr>
+                <w:sz w:val="20"/>
+              </w:rPr>
+              <w:t>Unique</w:t>
+            </w:r>
+          </w:p>
+        </w:tc>
+        <w:tc>
+          <w:tcPr>
+            <w:tcW w:w="1708" w:type="dxa"/>
+          </w:tcPr>
+          <w:p>
+            <w:pPr>
+              <w:spacing w:before="40" w:after="40"/>
+              <w:rPr>
+                <w:sz w:val="20"/>
+              </w:rPr>
+            </w:pPr>
+            <w:r>
+              <w:rPr>
+                <w:sz w:val="20"/>
+              </w:rPr>
+              <w:t>Name of the stored evidence file, or NULL if none</w:t>
+            </w:r>
+          </w:p>
+        </w:tc>
+      </w:tr>
+      <w:tr>
+        <w:trPr>
+          <w:cantSplit/>
+        </w:trPr>
+        <w:tc>
+          <w:tcPr>
+            <w:tcW w:w="2583" w:type="dxa"/>
+          </w:tcPr>
+          <w:p>
+            <w:pPr>
+              <w:spacing w:before="40" w:after="40"/>
+              <w:rPr>
+                <w:sz w:val="20"/>
+              </w:rPr>
+            </w:pPr>
+            <w:r>
+              <w:rPr>
+                <w:sz w:val="20"/>
+              </w:rPr>
+              <w:t>status</w:t>
+            </w:r>
+          </w:p>
+        </w:tc>
+        <w:tc>
+          <w:tcPr>
+            <w:tcW w:w="821" w:type="dxa"/>
+          </w:tcPr>
+          <w:p>
+            <w:pPr>
+              <w:spacing w:before="40" w:after="40"/>
+              <w:rPr>
+                <w:sz w:val="20"/>
+              </w:rPr>
+            </w:pPr>
+            <w:r>
+              <w:rPr>
+                <w:sz w:val="20"/>
+              </w:rPr>
+              <w:t>TEXT</w:t>
+            </w:r>
+          </w:p>
+        </w:tc>
+        <w:tc>
+          <w:tcPr>
+            <w:tcW w:w="2966" w:type="dxa"/>
+          </w:tcPr>
+          <w:p>
+            <w:pPr>
+              <w:spacing w:before="40" w:after="40"/>
+              <w:rPr>
+                <w:sz w:val="20"/>
+              </w:rPr>
+            </w:pPr>
+            <w:r>
+              <w:rPr>
+                <w:sz w:val="20"/>
+              </w:rPr>
+              <w:t>draft, pending_verification, verified, rejected</w:t>
+            </w:r>
+          </w:p>
+        </w:tc>
+        <w:tc>
+          <w:tcPr>
+            <w:tcW w:w="821" w:type="dxa"/>
+          </w:tcPr>
+          <w:p>
+            <w:pPr>
+              <w:spacing w:before="40" w:after="40"/>
+              <w:rPr>
+                <w:sz w:val="20"/>
+              </w:rPr>
+            </w:pPr>
+            <w:r>
+              <w:rPr>
+                <w:sz w:val="20"/>
+              </w:rPr>
+              <w:t>No</w:t>
+            </w:r>
+          </w:p>
+        </w:tc>
+        <w:tc>
+          <w:tcPr>
+            <w:tcW w:w="1081" w:type="dxa"/>
+          </w:tcPr>
+          <w:p>
+            <w:pPr>
+              <w:spacing w:before="40" w:after="40"/>
+              <w:rPr>
+                <w:sz w:val="20"/>
+              </w:rPr>
+            </w:pPr>
+          </w:p>
+        </w:tc>
+        <w:tc>
+          <w:tcPr>
+            <w:tcW w:w="1708" w:type="dxa"/>
+          </w:tcPr>
+          <w:p>
+            <w:pPr>
+              <w:spacing w:before="40" w:after="40"/>
+              <w:rPr>
+                <w:sz w:val="20"/>
+              </w:rPr>
+            </w:pPr>
+            <w:r>
+              <w:rPr>
+                <w:sz w:val="20"/>
+              </w:rPr>
+              <w:t>CHECK limits the value; default draft</w:t>
+            </w:r>
+          </w:p>
+        </w:tc>
+      </w:tr>
+      <w:tr>
+        <w:trPr>
+          <w:cantSplit/>
+        </w:trPr>
+        <w:tc>
+          <w:tcPr>
+            <w:tcW w:w="2583" w:type="dxa"/>
+          </w:tcPr>
+          <w:p>
+            <w:pPr>
+              <w:spacing w:before="40" w:after="40"/>
+              <w:rPr>
+                <w:sz w:val="20"/>
+              </w:rPr>
+            </w:pPr>
+            <w:r>
+              <w:rPr>
+                <w:sz w:val="20"/>
+              </w:rPr>
+              <w:t>mentor_email</w:t>
+            </w:r>
+          </w:p>
+        </w:tc>
+        <w:tc>
+          <w:tcPr>
+            <w:tcW w:w="821" w:type="dxa"/>
+          </w:tcPr>
+          <w:p>
+            <w:pPr>
+              <w:spacing w:before="40" w:after="40"/>
+              <w:rPr>
+                <w:sz w:val="20"/>
+              </w:rPr>
+            </w:pPr>
+            <w:r>
+              <w:rPr>
+                <w:sz w:val="20"/>
+              </w:rPr>
+              <w:t>TEXT</w:t>
+            </w:r>
+          </w:p>
+        </w:tc>
+        <w:tc>
+          <w:tcPr>
+            <w:tcW w:w="2966" w:type="dxa"/>
+          </w:tcPr>
+          <w:p>
+            <w:pPr>
+              <w:spacing w:before="40" w:after="40"/>
+              <w:rPr>
+                <w:sz w:val="20"/>
+              </w:rPr>
+            </w:pPr>
+            <w:r>
+              <w:rPr>
+                <w:sz w:val="20"/>
+              </w:rPr>
+              <w:t>Email address</w:t>
+            </w:r>
+          </w:p>
+        </w:tc>
+        <w:tc>
+          <w:tcPr>
+            <w:tcW w:w="821" w:type="dxa"/>
+          </w:tcPr>
+          <w:p>
+            <w:pPr>
+              <w:spacing w:before="40" w:after="40"/>
+              <w:rPr>
+                <w:sz w:val="20"/>
+              </w:rPr>
+            </w:pPr>
+            <w:r>
+              <w:rPr>
+                <w:sz w:val="20"/>
+              </w:rPr>
+              <w:t>Yes</w:t>
+            </w:r>
+          </w:p>
+        </w:tc>
+        <w:tc>
+          <w:tcPr>
+            <w:tcW w:w="1081" w:type="dxa"/>
+          </w:tcPr>
+          <w:p>
+            <w:pPr>
+              <w:spacing w:before="40" w:after="40"/>
+              <w:rPr>
+                <w:sz w:val="20"/>
+              </w:rPr>
+            </w:pPr>
+          </w:p>
+        </w:tc>
+        <w:tc>
+          <w:tcPr>
+            <w:tcW w:w="1708" w:type="dxa"/>
+          </w:tcPr>
+          <w:p>
+            <w:pPr>
+              <w:spacing w:before="40" w:after="40"/>
+              <w:rPr>
+                <w:sz w:val="20"/>
+              </w:rPr>
+            </w:pPr>
+            <w:r>
+              <w:rPr>
+                <w:sz w:val="20"/>
+              </w:rPr>
+              <w:t>The workplace mentor for this entry; required before submission</w:t>
+            </w:r>
+          </w:p>
+        </w:tc>
+      </w:tr>
+      <w:tr>
+        <w:trPr>
+          <w:cantSplit/>
+        </w:trPr>
+        <w:tc>
+          <w:tcPr>
+            <w:tcW w:w="2583" w:type="dxa"/>
+          </w:tcPr>
+          <w:p>
+            <w:pPr>
+              <w:spacing w:before="40" w:after="40"/>
+              <w:rPr>
+                <w:sz w:val="20"/>
+              </w:rPr>
+            </w:pPr>
+            <w:r>
+              <w:rPr>
+                <w:sz w:val="20"/>
+              </w:rPr>
+              <w:t>created_at</w:t>
+            </w:r>
+          </w:p>
+        </w:tc>
+        <w:tc>
+          <w:tcPr>
+            <w:tcW w:w="821" w:type="dxa"/>
+          </w:tcPr>
+          <w:p>
+            <w:pPr>
+              <w:spacing w:before="40" w:after="40"/>
+              <w:rPr>
+                <w:sz w:val="20"/>
+              </w:rPr>
+            </w:pPr>
+            <w:r>
+              <w:rPr>
+                <w:sz w:val="20"/>
+              </w:rPr>
+              <w:t>TEXT</w:t>
+            </w:r>
+          </w:p>
+        </w:tc>
+        <w:tc>
+          <w:tcPr>
+            <w:tcW w:w="2966" w:type="dxa"/>
+          </w:tcPr>
+          <w:p>
+            <w:pPr>
+              <w:spacing w:before="40" w:after="40"/>
+              <w:rPr>
+                <w:sz w:val="20"/>
+              </w:rPr>
+            </w:pPr>
+            <w:r>
+              <w:rPr>
+                <w:sz w:val="20"/>
+              </w:rPr>
+              <w:t>ISO-8601 UTC</w:t>
+            </w:r>
+          </w:p>
+        </w:tc>
+        <w:tc>
+          <w:tcPr>
+            <w:tcW w:w="821" w:type="dxa"/>
+          </w:tcPr>
+          <w:p>
+            <w:pPr>
+              <w:spacing w:before="40" w:after="40"/>
+              <w:rPr>
+                <w:sz w:val="20"/>
+              </w:rPr>
+            </w:pPr>
+            <w:r>
+              <w:rPr>
+                <w:sz w:val="20"/>
+              </w:rPr>
+              <w:t>No</w:t>
+            </w:r>
+          </w:p>
+        </w:tc>
+        <w:tc>
+          <w:tcPr>
+            <w:tcW w:w="1081" w:type="dxa"/>
+          </w:tcPr>
+          <w:p>
+            <w:pPr>
+              <w:spacing w:before="40" w:after="40"/>
+              <w:rPr>
+                <w:sz w:val="20"/>
+              </w:rPr>
+            </w:pPr>
+          </w:p>
+        </w:tc>
+        <w:tc>
+          <w:tcPr>
+            <w:tcW w:w="1708" w:type="dxa"/>
+          </w:tcPr>
+          <w:p>
+            <w:pPr>
+              <w:spacing w:before="40" w:after="40"/>
+              <w:rPr>
+                <w:sz w:val="20"/>
+              </w:rPr>
+            </w:pPr>
+            <w:r>
+              <w:rPr>
+                <w:sz w:val="20"/>
+              </w:rPr>
+              <w:t>When the entry was created</w:t>
+            </w:r>
+          </w:p>
+        </w:tc>
+      </w:tr>
+      <w:tr>
+        <w:trPr>
+          <w:cantSplit/>
+        </w:trPr>
+        <w:tc>
+          <w:tcPr>
+            <w:tcW w:w="2583" w:type="dxa"/>
+          </w:tcPr>
+          <w:p>
+            <w:pPr>
+              <w:spacing w:before="40" w:after="40"/>
+              <w:rPr>
+                <w:sz w:val="20"/>
+              </w:rPr>
+            </w:pPr>
+            <w:r>
+              <w:rPr>
+                <w:sz w:val="20"/>
+              </w:rPr>
+              <w:t>updated_at</w:t>
+            </w:r>
+          </w:p>
+        </w:tc>
+        <w:tc>
+          <w:tcPr>
+            <w:tcW w:w="821" w:type="dxa"/>
+          </w:tcPr>
+          <w:p>
+            <w:pPr>
+              <w:spacing w:before="40" w:after="40"/>
+              <w:rPr>
+                <w:sz w:val="20"/>
+              </w:rPr>
+            </w:pPr>
+            <w:r>
+              <w:rPr>
+                <w:sz w:val="20"/>
+              </w:rPr>
+              <w:t>TEXT</w:t>
+            </w:r>
+          </w:p>
+        </w:tc>
+        <w:tc>
+          <w:tcPr>
+            <w:tcW w:w="2966" w:type="dxa"/>
+          </w:tcPr>
+          <w:p>
+            <w:pPr>
+              <w:spacing w:before="40" w:after="40"/>
+              <w:rPr>
+                <w:sz w:val="20"/>
+              </w:rPr>
+            </w:pPr>
+            <w:r>
+              <w:rPr>
+                <w:sz w:val="20"/>
+              </w:rPr>
+              <w:t>ISO-8601 UTC</w:t>
+            </w:r>
+          </w:p>
+        </w:tc>
+        <w:tc>
+          <w:tcPr>
+            <w:tcW w:w="821" w:type="dxa"/>
+          </w:tcPr>
+          <w:p>
+            <w:pPr>
+              <w:spacing w:before="40" w:after="40"/>
+              <w:rPr>
+                <w:sz w:val="20"/>
+              </w:rPr>
+            </w:pPr>
+            <w:r>
+              <w:rPr>
+                <w:sz w:val="20"/>
+              </w:rPr>
+              <w:t>No</w:t>
+            </w:r>
+          </w:p>
+        </w:tc>
+        <w:tc>
+          <w:tcPr>
+            <w:tcW w:w="1081" w:type="dxa"/>
+          </w:tcPr>
+          <w:p>
+            <w:pPr>
+              <w:spacing w:before="40" w:after="40"/>
+              <w:rPr>
+                <w:sz w:val="20"/>
+              </w:rPr>
+            </w:pPr>
+          </w:p>
+        </w:tc>
+        <w:tc>
+          <w:tcPr>
+            <w:tcW w:w="1708" w:type="dxa"/>
+          </w:tcPr>
+          <w:p>
+            <w:pPr>
+              <w:spacing w:before="40" w:after="40"/>
+              <w:rPr>
+                <w:sz w:val="20"/>
+              </w:rPr>
+            </w:pPr>
+            <w:r>
+              <w:rPr>
+                <w:sz w:val="20"/>
+              </w:rPr>
+              <w:t>When the entry last changed</w:t>
+            </w:r>
+          </w:p>
+        </w:tc>
+      </w:tr>
+      <w:tr>
+        <w:trPr>
+          <w:cantSplit/>
+        </w:trPr>
+        <w:tc>
+          <w:tcPr>
+            <w:tcW w:w="2583" w:type="dxa"/>
+          </w:tcPr>
+          <w:p>
+            <w:pPr>
+              <w:spacing w:before="40" w:after="40"/>
+              <w:rPr>
+                <w:sz w:val="20"/>
+              </w:rPr>
+            </w:pPr>
+            <w:r>
+              <w:rPr>
+                <w:sz w:val="20"/>
+              </w:rPr>
+              <w:t>verified_at</w:t>
+            </w:r>
+          </w:p>
+        </w:tc>
+        <w:tc>
+          <w:tcPr>
+            <w:tcW w:w="821" w:type="dxa"/>
+          </w:tcPr>
+          <w:p>
+            <w:pPr>
+              <w:spacing w:before="40" w:after="40"/>
+              <w:rPr>
+                <w:sz w:val="20"/>
+              </w:rPr>
+            </w:pPr>
+            <w:r>
+              <w:rPr>
+                <w:sz w:val="20"/>
+              </w:rPr>
+              <w:t>TEXT</w:t>
+            </w:r>
+          </w:p>
+        </w:tc>
+        <w:tc>
+          <w:tcPr>
+            <w:tcW w:w="2966" w:type="dxa"/>
+          </w:tcPr>
+          <w:p>
+            <w:pPr>
+              <w:spacing w:before="40" w:after="40"/>
+              <w:rPr>
+                <w:sz w:val="20"/>
+              </w:rPr>
+            </w:pPr>
+            <w:r>
+              <w:rPr>
+                <w:sz w:val="20"/>
+              </w:rPr>
+              <w:t>ISO-8601 UTC</w:t>
+            </w:r>
+          </w:p>
+        </w:tc>
+        <w:tc>
+          <w:tcPr>
+            <w:tcW w:w="821" w:type="dxa"/>
+          </w:tcPr>
+          <w:p>
+            <w:pPr>
+              <w:spacing w:before="40" w:after="40"/>
+              <w:rPr>
+                <w:sz w:val="20"/>
+              </w:rPr>
+            </w:pPr>
+            <w:r>
+              <w:rPr>
+                <w:sz w:val="20"/>
+              </w:rPr>
+              <w:t>Yes</w:t>
+            </w:r>
+          </w:p>
+        </w:tc>
+        <w:tc>
+          <w:tcPr>
+            <w:tcW w:w="1081" w:type="dxa"/>
+          </w:tcPr>
+          <w:p>
+            <w:pPr>
+              <w:spacing w:before="40" w:after="40"/>
+              <w:rPr>
+                <w:sz w:val="20"/>
+              </w:rPr>
+            </w:pPr>
+          </w:p>
+        </w:tc>
+        <w:tc>
+          <w:tcPr>
+            <w:tcW w:w="1708" w:type="dxa"/>
+          </w:tcPr>
+          <w:p>
+            <w:pPr>
+              <w:spacing w:before="40" w:after="40"/>
+              <w:rPr>
+                <w:sz w:val="20"/>
+              </w:rPr>
+            </w:pPr>
+            <w:r>
+              <w:rPr>
+                <w:sz w:val="20"/>
+              </w:rPr>
+              <w:t>When the mentor approved the entry</w:t>
+            </w:r>
+          </w:p>
+        </w:tc>
+      </w:tr>
+    </w:tbl>
+    <w:p/>
+    <w:p>
+      <w:pPr>
+        <w:pStyle w:val="Caption"/>
+        <w:keepNext/>
+        <w:keepLines/>
+        <w:rPr>
+          <w:b w:val="0"/>
+        </w:rPr>
+      </w:pPr>
+      <w:r>
+        <w:rPr>
+          <w:b w:val="0"/>
+        </w:rPr>
+        <w:t xml:space="preserve">Table </w:t>
+      </w:r>
+      <w:r>
+        <w:rPr>
+          <w:b w:val="0"/>
+        </w:rPr>
+        <w:fldChar w:fldCharType="begin"/>
+      </w:r>
+      <w:r>
+        <w:rPr>
+          <w:b w:val="0"/>
+        </w:rPr>
+        <w:instrText xml:space="preserve"> SEQ Table \* ARABIC </w:instrText>
+      </w:r>
+      <w:r>
+        <w:rPr>
+          <w:b w:val="0"/>
+        </w:rPr>
+        <w:fldChar w:fldCharType="separate"/>
+      </w:r>
+      <w:r>
+        <w:rPr>
+          <w:b w:val="0"/>
+          <w:noProof/>
+        </w:rPr>
+        <w:t>5</w:t>
+      </w:r>
+      <w:r>
+        <w:rPr>
+          <w:b w:val="0"/>
+        </w:rPr>
+        <w:fldChar w:fldCharType="end"/>
+      </w:r>
+      <w:r>
+        <w:rPr>
+          <w:b w:val="0"/>
+        </w:rPr>
         <w:t>: verification_tokens</w:t>
       </w:r>
     </w:p>
@@ -3791,6 +5022,1166 @@
                 <w:sz w:val="20"/>
               </w:rPr>
               <w:t>The mentor's decision; CHECK requires used_at and decision to be both set or both NULL</w:t>
+            </w:r>
+          </w:p>
+        </w:tc>
+      </w:tr>
+    </w:tbl>
+    <w:p/>
+    <w:p>
+      <w:pPr>
+        <w:pStyle w:val="Caption"/>
+        <w:keepNext/>
+        <w:keepLines/>
+        <w:rPr>
+          <w:b w:val="0"/>
+        </w:rPr>
+      </w:pPr>
+      <w:r>
+        <w:rPr>
+          <w:b w:val="0"/>
+        </w:rPr>
+        <w:t xml:space="preserve">Table </w:t>
+      </w:r>
+      <w:r>
+        <w:rPr>
+          <w:b w:val="0"/>
+        </w:rPr>
+        <w:fldChar w:fldCharType="begin"/>
+      </w:r>
+      <w:r>
+        <w:rPr>
+          <w:b w:val="0"/>
+        </w:rPr>
+        <w:instrText xml:space="preserve"> SEQ Table \* ARABIC </w:instrText>
+      </w:r>
+      <w:r>
+        <w:rPr>
+          <w:b w:val="0"/>
+        </w:rPr>
+        <w:fldChar w:fldCharType="separate"/>
+      </w:r>
+      <w:r>
+        <w:rPr>
+          <w:b w:val="0"/>
+          <w:noProof/>
+        </w:rPr>
+        <w:t>6</w:t>
+      </w:r>
+      <w:r>
+        <w:rPr>
+          <w:b w:val="0"/>
+        </w:rPr>
+        <w:fldChar w:fldCharType="end"/>
+      </w:r>
+      <w:r>
+        <w:rPr>
+          <w:b w:val="0"/>
+        </w:rPr>
+        <w:t>: placement_documents</w:t>
+      </w:r>
+    </w:p>
+    <w:tbl>
+      <w:tblPr>
+        <w:tblStyle w:val="TableGrid"/>
+        <w:tblW w:w="9960" w:type="dxa"/>
+        <w:tblLayout w:type="fixed"/>
+        <w:tblLook w:val="04A0" w:firstRow="1" w:lastRow="0" w:firstColumn="1" w:lastColumn="0" w:noHBand="0" w:noVBand="1"/>
+      </w:tblPr>
+      <w:tblGrid>
+        <w:gridCol w:w="2220"/>
+        <w:gridCol w:w="1240"/>
+        <w:gridCol w:w="2300"/>
+        <w:gridCol w:w="700"/>
+        <w:gridCol w:w="1000"/>
+        <w:gridCol w:w="2500"/>
+      </w:tblGrid>
+      <w:tr>
+        <w:trPr>
+          <w:cantSplit/>
+          <w:tblHeader/>
+        </w:trPr>
+        <w:tc>
+          <w:tcPr>
+            <w:tcW w:w="2220" w:type="dxa"/>
+            <w:shd w:val="clear" w:color="auto" w:fill="E6E6E6"/>
+          </w:tcPr>
+          <w:p>
+            <w:pPr>
+              <w:keepNext/>
+              <w:spacing w:before="40" w:after="40"/>
+              <w:rPr>
+                <w:b/>
+                <w:sz w:val="20"/>
+              </w:rPr>
+            </w:pPr>
+            <w:r>
+              <w:rPr>
+                <w:b/>
+                <w:sz w:val="20"/>
+              </w:rPr>
+              <w:t>Column</w:t>
+            </w:r>
+          </w:p>
+        </w:tc>
+        <w:tc>
+          <w:tcPr>
+            <w:tcW w:w="1240" w:type="dxa"/>
+            <w:shd w:val="clear" w:color="auto" w:fill="E6E6E6"/>
+          </w:tcPr>
+          <w:p>
+            <w:pPr>
+              <w:keepNext/>
+              <w:spacing w:before="40" w:after="40"/>
+              <w:rPr>
+                <w:b/>
+                <w:sz w:val="20"/>
+              </w:rPr>
+            </w:pPr>
+            <w:r>
+              <w:rPr>
+                <w:b/>
+                <w:sz w:val="20"/>
+              </w:rPr>
+              <w:t>Type</w:t>
+            </w:r>
+          </w:p>
+        </w:tc>
+        <w:tc>
+          <w:tcPr>
+            <w:tcW w:w="2300" w:type="dxa"/>
+            <w:shd w:val="clear" w:color="auto" w:fill="E6E6E6"/>
+          </w:tcPr>
+          <w:p>
+            <w:pPr>
+              <w:keepNext/>
+              <w:spacing w:before="40" w:after="40"/>
+              <w:rPr>
+                <w:b/>
+                <w:sz w:val="20"/>
+              </w:rPr>
+            </w:pPr>
+            <w:r>
+              <w:rPr>
+                <w:b/>
+                <w:sz w:val="20"/>
+              </w:rPr>
+              <w:t>Size / format</w:t>
+            </w:r>
+          </w:p>
+        </w:tc>
+        <w:tc>
+          <w:tcPr>
+            <w:tcW w:w="700" w:type="dxa"/>
+            <w:shd w:val="clear" w:color="auto" w:fill="E6E6E6"/>
+          </w:tcPr>
+          <w:p>
+            <w:pPr>
+              <w:keepNext/>
+              <w:spacing w:before="40" w:after="40"/>
+              <w:rPr>
+                <w:b/>
+                <w:sz w:val="20"/>
+              </w:rPr>
+            </w:pPr>
+            <w:r>
+              <w:rPr>
+                <w:b/>
+                <w:sz w:val="20"/>
+              </w:rPr>
+              <w:t>Null</w:t>
+            </w:r>
+          </w:p>
+        </w:tc>
+        <w:tc>
+          <w:tcPr>
+            <w:tcW w:w="1000" w:type="dxa"/>
+            <w:shd w:val="clear" w:color="auto" w:fill="E6E6E6"/>
+          </w:tcPr>
+          <w:p>
+            <w:pPr>
+              <w:keepNext/>
+              <w:spacing w:before="40" w:after="40"/>
+              <w:rPr>
+                <w:b/>
+                <w:sz w:val="20"/>
+              </w:rPr>
+            </w:pPr>
+            <w:r>
+              <w:rPr>
+                <w:b/>
+                <w:sz w:val="20"/>
+              </w:rPr>
+              <w:t>Key</w:t>
+            </w:r>
+          </w:p>
+        </w:tc>
+        <w:tc>
+          <w:tcPr>
+            <w:tcW w:w="2500" w:type="dxa"/>
+            <w:shd w:val="clear" w:color="auto" w:fill="E6E6E6"/>
+          </w:tcPr>
+          <w:p>
+            <w:pPr>
+              <w:keepNext/>
+              <w:spacing w:before="40" w:after="40"/>
+              <w:rPr>
+                <w:b/>
+                <w:sz w:val="20"/>
+              </w:rPr>
+            </w:pPr>
+            <w:r>
+              <w:rPr>
+                <w:b/>
+                <w:sz w:val="20"/>
+              </w:rPr>
+              <w:t>Constraint and description</w:t>
+            </w:r>
+          </w:p>
+        </w:tc>
+      </w:tr>
+      <w:tr>
+        <w:trPr>
+          <w:cantSplit/>
+        </w:trPr>
+        <w:tc>
+          <w:tcPr>
+            <w:tcW w:w="2220" w:type="dxa"/>
+          </w:tcPr>
+          <w:p>
+            <w:pPr>
+              <w:keepNext/>
+              <w:spacing w:before="40" w:after="40"/>
+              <w:rPr>
+                <w:sz w:val="20"/>
+              </w:rPr>
+            </w:pPr>
+            <w:r>
+              <w:rPr>
+                <w:sz w:val="20"/>
+              </w:rPr>
+              <w:t>id</w:t>
+            </w:r>
+          </w:p>
+        </w:tc>
+        <w:tc>
+          <w:tcPr>
+            <w:tcW w:w="1240" w:type="dxa"/>
+          </w:tcPr>
+          <w:p>
+            <w:pPr>
+              <w:keepNext/>
+              <w:spacing w:before="40" w:after="40"/>
+              <w:rPr>
+                <w:sz w:val="20"/>
+              </w:rPr>
+            </w:pPr>
+            <w:r>
+              <w:rPr>
+                <w:sz w:val="20"/>
+              </w:rPr>
+              <w:t>TEXT</w:t>
+            </w:r>
+          </w:p>
+        </w:tc>
+        <w:tc>
+          <w:tcPr>
+            <w:tcW w:w="2300" w:type="dxa"/>
+          </w:tcPr>
+          <w:p>
+            <w:pPr>
+              <w:keepNext/>
+              <w:spacing w:before="40" w:after="40"/>
+              <w:rPr>
+                <w:sz w:val="20"/>
+              </w:rPr>
+            </w:pPr>
+            <w:r>
+              <w:rPr>
+                <w:sz w:val="20"/>
+              </w:rPr>
+              <w:t>UUID (36 characters)</w:t>
+            </w:r>
+          </w:p>
+        </w:tc>
+        <w:tc>
+          <w:tcPr>
+            <w:tcW w:w="700" w:type="dxa"/>
+          </w:tcPr>
+          <w:p>
+            <w:pPr>
+              <w:keepNext/>
+              <w:spacing w:before="40" w:after="40"/>
+              <w:rPr>
+                <w:sz w:val="20"/>
+              </w:rPr>
+            </w:pPr>
+            <w:r>
+              <w:rPr>
+                <w:sz w:val="20"/>
+              </w:rPr>
+              <w:t>No</w:t>
+            </w:r>
+          </w:p>
+        </w:tc>
+        <w:tc>
+          <w:tcPr>
+            <w:tcW w:w="1000" w:type="dxa"/>
+          </w:tcPr>
+          <w:p>
+            <w:pPr>
+              <w:keepNext/>
+              <w:spacing w:before="40" w:after="40"/>
+              <w:rPr>
+                <w:sz w:val="20"/>
+              </w:rPr>
+            </w:pPr>
+            <w:r>
+              <w:rPr>
+                <w:sz w:val="20"/>
+              </w:rPr>
+              <w:t>PK</w:t>
+            </w:r>
+          </w:p>
+        </w:tc>
+        <w:tc>
+          <w:tcPr>
+            <w:tcW w:w="2500" w:type="dxa"/>
+          </w:tcPr>
+          <w:p>
+            <w:pPr>
+              <w:keepNext/>
+              <w:spacing w:before="40" w:after="40"/>
+              <w:rPr>
+                <w:sz w:val="20"/>
+              </w:rPr>
+            </w:pPr>
+            <w:r>
+              <w:rPr>
+                <w:sz w:val="20"/>
+              </w:rPr>
+              <w:t>Unique document identifier</w:t>
+            </w:r>
+          </w:p>
+        </w:tc>
+      </w:tr>
+      <w:tr>
+        <w:trPr>
+          <w:cantSplit/>
+        </w:trPr>
+        <w:tc>
+          <w:tcPr>
+            <w:tcW w:w="2220" w:type="dxa"/>
+          </w:tcPr>
+          <w:p>
+            <w:pPr>
+              <w:keepNext/>
+              <w:spacing w:before="40" w:after="40"/>
+              <w:rPr>
+                <w:sz w:val="20"/>
+              </w:rPr>
+            </w:pPr>
+            <w:r>
+              <w:rPr>
+                <w:sz w:val="20"/>
+              </w:rPr>
+              <w:t>placement_id</w:t>
+            </w:r>
+          </w:p>
+        </w:tc>
+        <w:tc>
+          <w:tcPr>
+            <w:tcW w:w="1240" w:type="dxa"/>
+          </w:tcPr>
+          <w:p>
+            <w:pPr>
+              <w:keepNext/>
+              <w:spacing w:before="40" w:after="40"/>
+              <w:rPr>
+                <w:sz w:val="20"/>
+              </w:rPr>
+            </w:pPr>
+            <w:r>
+              <w:rPr>
+                <w:sz w:val="20"/>
+              </w:rPr>
+              <w:t>TEXT</w:t>
+            </w:r>
+          </w:p>
+        </w:tc>
+        <w:tc>
+          <w:tcPr>
+            <w:tcW w:w="2300" w:type="dxa"/>
+          </w:tcPr>
+          <w:p>
+            <w:pPr>
+              <w:keepNext/>
+              <w:spacing w:before="40" w:after="40"/>
+              <w:rPr>
+                <w:sz w:val="20"/>
+              </w:rPr>
+            </w:pPr>
+            <w:r>
+              <w:rPr>
+                <w:sz w:val="20"/>
+              </w:rPr>
+              <w:t>As wil_placements.id</w:t>
+            </w:r>
+          </w:p>
+        </w:tc>
+        <w:tc>
+          <w:tcPr>
+            <w:tcW w:w="700" w:type="dxa"/>
+          </w:tcPr>
+          <w:p>
+            <w:pPr>
+              <w:keepNext/>
+              <w:spacing w:before="40" w:after="40"/>
+              <w:rPr>
+                <w:sz w:val="20"/>
+              </w:rPr>
+            </w:pPr>
+            <w:r>
+              <w:rPr>
+                <w:sz w:val="20"/>
+              </w:rPr>
+              <w:t>No</w:t>
+            </w:r>
+          </w:p>
+        </w:tc>
+        <w:tc>
+          <w:tcPr>
+            <w:tcW w:w="1000" w:type="dxa"/>
+          </w:tcPr>
+          <w:p>
+            <w:pPr>
+              <w:keepNext/>
+              <w:spacing w:before="40" w:after="40"/>
+              <w:rPr>
+                <w:sz w:val="20"/>
+              </w:rPr>
+            </w:pPr>
+            <w:r>
+              <w:rPr>
+                <w:sz w:val="20"/>
+              </w:rPr>
+              <w:t>FK</w:t>
+            </w:r>
+          </w:p>
+        </w:tc>
+        <w:tc>
+          <w:tcPr>
+            <w:tcW w:w="2500" w:type="dxa"/>
+          </w:tcPr>
+          <w:p>
+            <w:pPr>
+              <w:keepNext/>
+              <w:spacing w:before="40" w:after="40"/>
+              <w:rPr>
+                <w:sz w:val="20"/>
+              </w:rPr>
+            </w:pPr>
+            <w:r>
+              <w:rPr>
+                <w:sz w:val="20"/>
+              </w:rPr>
+              <w:t>References wil_placements(id) ON DELETE CASCADE</w:t>
+            </w:r>
+          </w:p>
+        </w:tc>
+      </w:tr>
+      <w:tr>
+        <w:trPr>
+          <w:cantSplit/>
+        </w:trPr>
+        <w:tc>
+          <w:tcPr>
+            <w:tcW w:w="2220" w:type="dxa"/>
+          </w:tcPr>
+          <w:p>
+            <w:pPr>
+              <w:keepNext/>
+              <w:spacing w:before="40" w:after="40"/>
+              <w:rPr>
+                <w:sz w:val="20"/>
+              </w:rPr>
+            </w:pPr>
+            <w:r>
+              <w:rPr>
+                <w:sz w:val="20"/>
+              </w:rPr>
+              <w:t>document_type</w:t>
+            </w:r>
+          </w:p>
+        </w:tc>
+        <w:tc>
+          <w:tcPr>
+            <w:tcW w:w="1240" w:type="dxa"/>
+          </w:tcPr>
+          <w:p>
+            <w:pPr>
+              <w:keepNext/>
+              <w:spacing w:before="40" w:after="40"/>
+              <w:rPr>
+                <w:sz w:val="20"/>
+              </w:rPr>
+            </w:pPr>
+            <w:r>
+              <w:rPr>
+                <w:sz w:val="20"/>
+              </w:rPr>
+              <w:t>TEXT</w:t>
+            </w:r>
+          </w:p>
+        </w:tc>
+        <w:tc>
+          <w:tcPr>
+            <w:tcW w:w="2300" w:type="dxa"/>
+          </w:tcPr>
+          <w:p>
+            <w:pPr>
+              <w:keepNext/>
+              <w:spacing w:before="40" w:after="40"/>
+              <w:rPr>
+                <w:sz w:val="20"/>
+              </w:rPr>
+            </w:pPr>
+            <w:r>
+              <w:rPr>
+                <w:sz w:val="20"/>
+              </w:rPr>
+              <w:t>mou, commencement_letter, code_of_conduct or attendance_register</w:t>
+            </w:r>
+          </w:p>
+        </w:tc>
+        <w:tc>
+          <w:tcPr>
+            <w:tcW w:w="700" w:type="dxa"/>
+          </w:tcPr>
+          <w:p>
+            <w:pPr>
+              <w:keepNext/>
+              <w:spacing w:before="40" w:after="40"/>
+              <w:rPr>
+                <w:sz w:val="20"/>
+              </w:rPr>
+            </w:pPr>
+            <w:r>
+              <w:rPr>
+                <w:sz w:val="20"/>
+              </w:rPr>
+              <w:t>No</w:t>
+            </w:r>
+          </w:p>
+        </w:tc>
+        <w:tc>
+          <w:tcPr>
+            <w:tcW w:w="1000" w:type="dxa"/>
+          </w:tcPr>
+          <w:p>
+            <w:pPr>
+              <w:keepNext/>
+              <w:spacing w:before="40" w:after="40"/>
+              <w:rPr>
+                <w:sz w:val="20"/>
+              </w:rPr>
+            </w:pPr>
+          </w:p>
+        </w:tc>
+        <w:tc>
+          <w:tcPr>
+            <w:tcW w:w="2500" w:type="dxa"/>
+          </w:tcPr>
+          <w:p>
+            <w:pPr>
+              <w:keepNext/>
+              <w:spacing w:before="40" w:after="40"/>
+              <w:rPr>
+                <w:sz w:val="20"/>
+              </w:rPr>
+            </w:pPr>
+            <w:r>
+              <w:rPr>
+                <w:sz w:val="20"/>
+              </w:rPr>
+              <w:t>CHECK limits the value to the four WIL documents</w:t>
+            </w:r>
+          </w:p>
+        </w:tc>
+      </w:tr>
+      <w:tr>
+        <w:trPr>
+          <w:cantSplit/>
+        </w:trPr>
+        <w:tc>
+          <w:tcPr>
+            <w:tcW w:w="2220" w:type="dxa"/>
+          </w:tcPr>
+          <w:p>
+            <w:pPr>
+              <w:keepNext/>
+              <w:spacing w:before="40" w:after="40"/>
+              <w:rPr>
+                <w:sz w:val="20"/>
+              </w:rPr>
+            </w:pPr>
+            <w:r>
+              <w:rPr>
+                <w:sz w:val="20"/>
+              </w:rPr>
+              <w:t>semester</w:t>
+            </w:r>
+          </w:p>
+        </w:tc>
+        <w:tc>
+          <w:tcPr>
+            <w:tcW w:w="1240" w:type="dxa"/>
+          </w:tcPr>
+          <w:p>
+            <w:pPr>
+              <w:keepNext/>
+              <w:spacing w:before="40" w:after="40"/>
+              <w:rPr>
+                <w:sz w:val="20"/>
+              </w:rPr>
+            </w:pPr>
+            <w:r>
+              <w:rPr>
+                <w:sz w:val="20"/>
+              </w:rPr>
+              <w:t>TEXT</w:t>
+            </w:r>
+          </w:p>
+        </w:tc>
+        <w:tc>
+          <w:tcPr>
+            <w:tcW w:w="2300" w:type="dxa"/>
+          </w:tcPr>
+          <w:p>
+            <w:pPr>
+              <w:keepNext/>
+              <w:spacing w:before="40" w:after="40"/>
+              <w:rPr>
+                <w:sz w:val="20"/>
+              </w:rPr>
+            </w:pPr>
+            <w:r>
+              <w:rPr>
+                <w:sz w:val="20"/>
+              </w:rPr>
+              <w:t>YYYY-S1 or YYYY-S2</w:t>
+            </w:r>
+          </w:p>
+        </w:tc>
+        <w:tc>
+          <w:tcPr>
+            <w:tcW w:w="700" w:type="dxa"/>
+          </w:tcPr>
+          <w:p>
+            <w:pPr>
+              <w:keepNext/>
+              <w:spacing w:before="40" w:after="40"/>
+              <w:rPr>
+                <w:sz w:val="20"/>
+              </w:rPr>
+            </w:pPr>
+            <w:r>
+              <w:rPr>
+                <w:sz w:val="20"/>
+              </w:rPr>
+              <w:t>Yes</w:t>
+            </w:r>
+          </w:p>
+        </w:tc>
+        <w:tc>
+          <w:tcPr>
+            <w:tcW w:w="1000" w:type="dxa"/>
+          </w:tcPr>
+          <w:p>
+            <w:pPr>
+              <w:keepNext/>
+              <w:spacing w:before="40" w:after="40"/>
+              <w:rPr>
+                <w:sz w:val="20"/>
+              </w:rPr>
+            </w:pPr>
+          </w:p>
+        </w:tc>
+        <w:tc>
+          <w:tcPr>
+            <w:tcW w:w="2500" w:type="dxa"/>
+          </w:tcPr>
+          <w:p>
+            <w:pPr>
+              <w:keepNext/>
+              <w:spacing w:before="40" w:after="40"/>
+              <w:rPr>
+                <w:sz w:val="20"/>
+              </w:rPr>
+            </w:pPr>
+            <w:r>
+              <w:rPr>
+                <w:sz w:val="20"/>
+              </w:rPr>
+              <w:t>Only for attendance registers; CHECK requires a semester for a register and none for the other documents</w:t>
+            </w:r>
+          </w:p>
+        </w:tc>
+      </w:tr>
+      <w:tr>
+        <w:trPr>
+          <w:cantSplit/>
+        </w:trPr>
+        <w:tc>
+          <w:tcPr>
+            <w:tcW w:w="2220" w:type="dxa"/>
+          </w:tcPr>
+          <w:p>
+            <w:pPr>
+              <w:spacing w:before="40" w:after="40"/>
+              <w:rPr>
+                <w:sz w:val="20"/>
+              </w:rPr>
+            </w:pPr>
+            <w:r>
+              <w:rPr>
+                <w:sz w:val="20"/>
+              </w:rPr>
+              <w:t>original_file_name</w:t>
+            </w:r>
+          </w:p>
+        </w:tc>
+        <w:tc>
+          <w:tcPr>
+            <w:tcW w:w="1240" w:type="dxa"/>
+          </w:tcPr>
+          <w:p>
+            <w:pPr>
+              <w:spacing w:before="40" w:after="40"/>
+              <w:rPr>
+                <w:sz w:val="20"/>
+              </w:rPr>
+            </w:pPr>
+            <w:r>
+              <w:rPr>
+                <w:sz w:val="20"/>
+              </w:rPr>
+              <w:t>TEXT</w:t>
+            </w:r>
+          </w:p>
+        </w:tc>
+        <w:tc>
+          <w:tcPr>
+            <w:tcW w:w="2300" w:type="dxa"/>
+          </w:tcPr>
+          <w:p>
+            <w:pPr>
+              <w:spacing w:before="40" w:after="40"/>
+              <w:rPr>
+                <w:sz w:val="20"/>
+              </w:rPr>
+            </w:pPr>
+            <w:r>
+              <w:rPr>
+                <w:sz w:val="20"/>
+              </w:rPr>
+              <w:t>Up to 200 characters</w:t>
+            </w:r>
+          </w:p>
+        </w:tc>
+        <w:tc>
+          <w:tcPr>
+            <w:tcW w:w="700" w:type="dxa"/>
+          </w:tcPr>
+          <w:p>
+            <w:pPr>
+              <w:spacing w:before="40" w:after="40"/>
+              <w:rPr>
+                <w:sz w:val="20"/>
+              </w:rPr>
+            </w:pPr>
+            <w:r>
+              <w:rPr>
+                <w:sz w:val="20"/>
+              </w:rPr>
+              <w:t>No</w:t>
+            </w:r>
+          </w:p>
+        </w:tc>
+        <w:tc>
+          <w:tcPr>
+            <w:tcW w:w="1000" w:type="dxa"/>
+          </w:tcPr>
+          <w:p>
+            <w:pPr>
+              <w:spacing w:before="40" w:after="40"/>
+              <w:rPr>
+                <w:sz w:val="20"/>
+              </w:rPr>
+            </w:pPr>
+          </w:p>
+        </w:tc>
+        <w:tc>
+          <w:tcPr>
+            <w:tcW w:w="2500" w:type="dxa"/>
+          </w:tcPr>
+          <w:p>
+            <w:pPr>
+              <w:spacing w:before="40" w:after="40"/>
+              <w:rPr>
+                <w:sz w:val="20"/>
+              </w:rPr>
+            </w:pPr>
+            <w:r>
+              <w:rPr>
+                <w:sz w:val="20"/>
+              </w:rPr>
+              <w:t>The name of the uploaded file, shown to users</w:t>
+            </w:r>
+          </w:p>
+        </w:tc>
+      </w:tr>
+      <w:tr>
+        <w:trPr>
+          <w:cantSplit/>
+        </w:trPr>
+        <w:tc>
+          <w:tcPr>
+            <w:tcW w:w="2220" w:type="dxa"/>
+          </w:tcPr>
+          <w:p>
+            <w:pPr>
+              <w:spacing w:before="40" w:after="40"/>
+              <w:rPr>
+                <w:sz w:val="20"/>
+              </w:rPr>
+            </w:pPr>
+            <w:r>
+              <w:rPr>
+                <w:sz w:val="20"/>
+              </w:rPr>
+              <w:t>stored_file_name</w:t>
+            </w:r>
+          </w:p>
+        </w:tc>
+        <w:tc>
+          <w:tcPr>
+            <w:tcW w:w="1240" w:type="dxa"/>
+          </w:tcPr>
+          <w:p>
+            <w:pPr>
+              <w:spacing w:before="40" w:after="40"/>
+              <w:rPr>
+                <w:sz w:val="20"/>
+              </w:rPr>
+            </w:pPr>
+            <w:r>
+              <w:rPr>
+                <w:sz w:val="20"/>
+              </w:rPr>
+              <w:t>TEXT</w:t>
+            </w:r>
+          </w:p>
+        </w:tc>
+        <w:tc>
+          <w:tcPr>
+            <w:tcW w:w="2300" w:type="dxa"/>
+          </w:tcPr>
+          <w:p>
+            <w:pPr>
+              <w:spacing w:before="40" w:after="40"/>
+              <w:rPr>
+                <w:sz w:val="20"/>
+              </w:rPr>
+            </w:pPr>
+            <w:r>
+              <w:rPr>
+                <w:sz w:val="20"/>
+              </w:rPr>
+              <w:t>UUID plus extension</w:t>
+            </w:r>
+          </w:p>
+        </w:tc>
+        <w:tc>
+          <w:tcPr>
+            <w:tcW w:w="700" w:type="dxa"/>
+          </w:tcPr>
+          <w:p>
+            <w:pPr>
+              <w:spacing w:before="40" w:after="40"/>
+              <w:rPr>
+                <w:sz w:val="20"/>
+              </w:rPr>
+            </w:pPr>
+            <w:r>
+              <w:rPr>
+                <w:sz w:val="20"/>
+              </w:rPr>
+              <w:t>No</w:t>
+            </w:r>
+          </w:p>
+        </w:tc>
+        <w:tc>
+          <w:tcPr>
+            <w:tcW w:w="1000" w:type="dxa"/>
+          </w:tcPr>
+          <w:p>
+            <w:pPr>
+              <w:spacing w:before="40" w:after="40"/>
+              <w:rPr>
+                <w:sz w:val="20"/>
+              </w:rPr>
+            </w:pPr>
+            <w:r>
+              <w:rPr>
+                <w:sz w:val="20"/>
+              </w:rPr>
+              <w:t>Unique</w:t>
+            </w:r>
+          </w:p>
+        </w:tc>
+        <w:tc>
+          <w:tcPr>
+            <w:tcW w:w="2500" w:type="dxa"/>
+          </w:tcPr>
+          <w:p>
+            <w:pPr>
+              <w:spacing w:before="40" w:after="40"/>
+              <w:rPr>
+                <w:sz w:val="20"/>
+              </w:rPr>
+            </w:pPr>
+            <w:r>
+              <w:rPr>
+                <w:sz w:val="20"/>
+              </w:rPr>
+              <w:t>Name of the file in data/uploads/documents</w:t>
+            </w:r>
+          </w:p>
+        </w:tc>
+      </w:tr>
+      <w:tr>
+        <w:trPr>
+          <w:cantSplit/>
+        </w:trPr>
+        <w:tc>
+          <w:tcPr>
+            <w:tcW w:w="2220" w:type="dxa"/>
+          </w:tcPr>
+          <w:p>
+            <w:pPr>
+              <w:spacing w:before="40" w:after="40"/>
+              <w:rPr>
+                <w:sz w:val="20"/>
+              </w:rPr>
+            </w:pPr>
+            <w:r>
+              <w:rPr>
+                <w:sz w:val="20"/>
+              </w:rPr>
+              <w:t>file_size</w:t>
+            </w:r>
+          </w:p>
+        </w:tc>
+        <w:tc>
+          <w:tcPr>
+            <w:tcW w:w="1240" w:type="dxa"/>
+          </w:tcPr>
+          <w:p>
+            <w:pPr>
+              <w:spacing w:before="40" w:after="40"/>
+              <w:rPr>
+                <w:sz w:val="20"/>
+              </w:rPr>
+            </w:pPr>
+            <w:r>
+              <w:rPr>
+                <w:sz w:val="20"/>
+              </w:rPr>
+              <w:t>INTEGER</w:t>
+            </w:r>
+          </w:p>
+        </w:tc>
+        <w:tc>
+          <w:tcPr>
+            <w:tcW w:w="2300" w:type="dxa"/>
+          </w:tcPr>
+          <w:p>
+            <w:pPr>
+              <w:spacing w:before="40" w:after="40"/>
+              <w:rPr>
+                <w:sz w:val="20"/>
+              </w:rPr>
+            </w:pPr>
+            <w:r>
+              <w:rPr>
+                <w:sz w:val="20"/>
+              </w:rPr>
+              <w:t>Bytes</w:t>
+            </w:r>
+          </w:p>
+        </w:tc>
+        <w:tc>
+          <w:tcPr>
+            <w:tcW w:w="700" w:type="dxa"/>
+          </w:tcPr>
+          <w:p>
+            <w:pPr>
+              <w:spacing w:before="40" w:after="40"/>
+              <w:rPr>
+                <w:sz w:val="20"/>
+              </w:rPr>
+            </w:pPr>
+            <w:r>
+              <w:rPr>
+                <w:sz w:val="20"/>
+              </w:rPr>
+              <w:t>No</w:t>
+            </w:r>
+          </w:p>
+        </w:tc>
+        <w:tc>
+          <w:tcPr>
+            <w:tcW w:w="1000" w:type="dxa"/>
+          </w:tcPr>
+          <w:p>
+            <w:pPr>
+              <w:spacing w:before="40" w:after="40"/>
+              <w:rPr>
+                <w:sz w:val="20"/>
+              </w:rPr>
+            </w:pPr>
+          </w:p>
+        </w:tc>
+        <w:tc>
+          <w:tcPr>
+            <w:tcW w:w="2500" w:type="dxa"/>
+          </w:tcPr>
+          <w:p>
+            <w:pPr>
+              <w:spacing w:before="40" w:after="40"/>
+              <w:rPr>
+                <w:sz w:val="20"/>
+              </w:rPr>
+            </w:pPr>
+            <w:r>
+              <w:rPr>
+                <w:sz w:val="20"/>
+              </w:rPr>
+              <w:t>CHECK (file_size &gt; 0 AND file_size &lt;= 10485760), at most 10 MB</w:t>
+            </w:r>
+          </w:p>
+        </w:tc>
+      </w:tr>
+      <w:tr>
+        <w:trPr>
+          <w:cantSplit/>
+        </w:trPr>
+        <w:tc>
+          <w:tcPr>
+            <w:tcW w:w="2220" w:type="dxa"/>
+          </w:tcPr>
+          <w:p>
+            <w:pPr>
+              <w:spacing w:before="40" w:after="40"/>
+              <w:rPr>
+                <w:sz w:val="20"/>
+              </w:rPr>
+            </w:pPr>
+            <w:r>
+              <w:rPr>
+                <w:sz w:val="20"/>
+              </w:rPr>
+              <w:t>uploaded_at</w:t>
+            </w:r>
+          </w:p>
+        </w:tc>
+        <w:tc>
+          <w:tcPr>
+            <w:tcW w:w="1240" w:type="dxa"/>
+          </w:tcPr>
+          <w:p>
+            <w:pPr>
+              <w:spacing w:before="40" w:after="40"/>
+              <w:rPr>
+                <w:sz w:val="20"/>
+              </w:rPr>
+            </w:pPr>
+            <w:r>
+              <w:rPr>
+                <w:sz w:val="20"/>
+              </w:rPr>
+              <w:t>TEXT</w:t>
+            </w:r>
+          </w:p>
+        </w:tc>
+        <w:tc>
+          <w:tcPr>
+            <w:tcW w:w="2300" w:type="dxa"/>
+          </w:tcPr>
+          <w:p>
+            <w:pPr>
+              <w:spacing w:before="40" w:after="40"/>
+              <w:rPr>
+                <w:sz w:val="20"/>
+              </w:rPr>
+            </w:pPr>
+            <w:r>
+              <w:rPr>
+                <w:sz w:val="20"/>
+              </w:rPr>
+              <w:t>ISO-8601 UTC</w:t>
+            </w:r>
+          </w:p>
+        </w:tc>
+        <w:tc>
+          <w:tcPr>
+            <w:tcW w:w="700" w:type="dxa"/>
+          </w:tcPr>
+          <w:p>
+            <w:pPr>
+              <w:spacing w:before="40" w:after="40"/>
+              <w:rPr>
+                <w:sz w:val="20"/>
+              </w:rPr>
+            </w:pPr>
+            <w:r>
+              <w:rPr>
+                <w:sz w:val="20"/>
+              </w:rPr>
+              <w:t>No</w:t>
+            </w:r>
+          </w:p>
+        </w:tc>
+        <w:tc>
+          <w:tcPr>
+            <w:tcW w:w="1000" w:type="dxa"/>
+          </w:tcPr>
+          <w:p>
+            <w:pPr>
+              <w:spacing w:before="40" w:after="40"/>
+              <w:rPr>
+                <w:sz w:val="20"/>
+              </w:rPr>
+            </w:pPr>
+          </w:p>
+        </w:tc>
+        <w:tc>
+          <w:tcPr>
+            <w:tcW w:w="2500" w:type="dxa"/>
+          </w:tcPr>
+          <w:p>
+            <w:pPr>
+              <w:spacing w:before="40" w:after="40"/>
+              <w:rPr>
+                <w:sz w:val="20"/>
+              </w:rPr>
+            </w:pPr>
+            <w:r>
+              <w:rPr>
+                <w:sz w:val="20"/>
+              </w:rPr>
+              <w:t>When the file was uploaded or last replaced</w:t>
             </w:r>
           </w:p>
         </w:tc>
@@ -3841,11 +6232,16 @@
         <w:rPr>
           <w:b/>
         </w:rPr>
-        <w:lastRenderedPageBreak/>
         <w:t>Third normal form (3NF).</w:t>
       </w:r>
       <w:r>
-        <w:t xml:space="preserve"> No non-key column depends on another non-key column. A student's name and required hours are stored once in users, not repeated in every entry, so changing a name updates every screen at once (no update anomaly). Each token row holds only facts about that link.</w:t>
+        <w:t xml:space="preserve"> No non-key column depends on another non-key column. </w:t>
+      </w:r>
+      <w:r>
+        <w:t>A student's name is stored once in users and a placement's required hours once in wil_placements, not repeated in every entry, so changing them updates every screen at once (no update anomaly). An entry stores only its placement_id and not the student, because the student is found through the placement; storing both could let them disagree.</w:t>
+      </w:r>
+      <w:r>
+        <w:t xml:space="preserve"> Each token row holds only facts about that link.</w:t>
       </w:r>
     </w:p>
     <w:p>
@@ -3859,7 +6255,13 @@
         <w:t>Calculated values are not stored.</w:t>
       </w:r>
       <w:r>
-        <w:t xml:space="preserve"> A student's verified hours and their On track, Awaiting verification or Overdue status are calculated from the entries every time the dashboard is shown. Storing them would create duplicate data that could become wrong when an entry changes.</w:t>
+        <w:t xml:space="preserve"> </w:t>
+      </w:r>
+      <w:r>
+        <w:t>Verified hours, whether a placement is WIL completed and each student's status are calculated from the entries every time a page is shown.</w:t>
+      </w:r>
+      <w:r>
+        <w:t xml:space="preserve"> Storing them would create duplicate data that could become wrong when an entry changes.</w:t>
       </w:r>
     </w:p>
     <w:p>
@@ -3870,6 +6272,7 @@
         <w:rPr>
           <w:b/>
         </w:rPr>
+        <w:lastRenderedPageBreak/>
         <w:t>Change from the prototype.</w:t>
       </w:r>
       <w:r>
@@ -3898,10 +6301,7 @@
         <w:rPr>
           <w:b/>
         </w:rPr>
-        <w:t>Constraints:</w:t>
-      </w:r>
-      <w:r>
-        <w:t xml:space="preserve"> primary keys, UNIQUE (email, evidence file name), foreign keys with PRAGMA foreign_keys = ON, and CHECK constraints for roles, statuses, hours and the token decision.</w:t>
+        <w:t>Constraints: primary keys, UNIQUE (email, evidence file name, stored document name), a unique index that allows one document of each type per placement and one attendance register per semester, foreign keys with PRAGMA foreign_keys = ON, and CHECK constraints for roles, statuses, hours, required hours, document types, semesters, file sizes and the token decision.</w:t>
       </w:r>
     </w:p>
     <w:p>
@@ -3918,10 +6318,10 @@
         <w:rPr>
           <w:b/>
         </w:rPr>
-        <w:t>Transactions:</w:t>
+        <w:t>Transactions: submitting an entry (insert token and set Pending), recording a mentor decision (mark token used and update the entry) and saving a document (find its slot, then insert or replace) each run in a single transaction,</w:t>
       </w:r>
       <w:r>
-        <w:t xml:space="preserve"> submitting an entry (insert token and set Pending) and recording a mentor decision (mark token used and update the entry) each run in a single transaction, so a failure cannot leave a half-finished change. The token is marked used only WHERE used_at IS NULL, so a link cannot be used twice.</w:t>
+        <w:t xml:space="preserve"> so a failure cannot leave a half-finished change. The token is marked used only WHERE used_at IS NULL, so a link cannot be used twice.</w:t>
       </w:r>
     </w:p>
     <w:p>
@@ -4001,7 +6401,10 @@
         <w:t>Sensitive data:</w:t>
       </w:r>
       <w:r>
-        <w:t xml:space="preserve"> passwords are stored only as salted scrypt hashes. Evidence files are stored outside the public web folder under random names and served only to their owner and to staff.</w:t>
+        <w:t xml:space="preserve"> passwords are stored only as salted scrypt hashes. </w:t>
+      </w:r>
+      <w:r>
+        <w:t>Evidence files and WIL documents are stored outside the public web folder under random names and served only to their owner and to staff; a document is accepted only if its content matches its file type.</w:t>
       </w:r>
     </w:p>
     <w:p>
@@ -4049,7 +6452,6 @@
         <w:pStyle w:val="Heading2"/>
       </w:pPr>
       <w:r>
-        <w:lastRenderedPageBreak/>
         <w:t>SQL Scripts</w:t>
       </w:r>
     </w:p>
@@ -4091,7 +6493,7 @@
           <w:b w:val="0"/>
           <w:noProof/>
         </w:rPr>
-        <w:t>5</w:t>
+        <w:t>7</w:t>
       </w:r>
       <w:r>
         <w:rPr>
@@ -4253,7 +6655,7 @@
               <w:rPr>
                 <w:sz w:val="20"/>
               </w:rPr>
-              <w:t>Creates the three tables, keys, constraints and indexes</w:t>
+              <w:t>Creates the five tables, keys, constraints and indexes</w:t>
             </w:r>
           </w:p>
         </w:tc>
@@ -4318,7 +6720,7 @@
               <w:rPr>
                 <w:sz w:val="20"/>
               </w:rPr>
-              <w:t>Inserts synthetic demonstration users, entries and links, with dates relative to the current date</w:t>
+              <w:t>Inserts synthetic demonstration users, placements, entries, links and document records, with dates relative to the current date</w:t>
             </w:r>
           </w:p>
         </w:tc>
@@ -4343,7 +6745,7 @@
               <w:rPr>
                 <w:sz w:val="20"/>
               </w:rPr>
-              <w:t>reset-db.mjs</w:t>
+              <w:t>demo-documents/</w:t>
             </w:r>
           </w:p>
         </w:tc>
@@ -4363,7 +6765,7 @@
               <w:rPr>
                 <w:sz w:val="20"/>
               </w:rPr>
-              <w:t>05_Source_Code/trackwil/scripts/reset-db.mjs</w:t>
+              <w:t>05_Source_Code/trackwil/database/demo-documents</w:t>
             </w:r>
           </w:p>
         </w:tc>
@@ -4383,7 +6785,7 @@
               <w:rPr>
                 <w:sz w:val="20"/>
               </w:rPr>
-              <w:t>Deletes and rebuilds the database from the two scripts (npm run db:reset)</w:t>
+              <w:t>Synthetic PDFs that the seed data refers to</w:t>
             </w:r>
           </w:p>
         </w:tc>
@@ -4408,7 +6810,7 @@
               <w:rPr>
                 <w:sz w:val="20"/>
               </w:rPr>
-              <w:t>db.ts</w:t>
+              <w:t>reset-db.mjs</w:t>
             </w:r>
           </w:p>
         </w:tc>
@@ -4428,7 +6830,7 @@
               <w:rPr>
                 <w:sz w:val="20"/>
               </w:rPr>
-              <w:t>05_Source_Code/trackwil/src/lib/db.ts</w:t>
+              <w:t>05_Source_Code/trackwil/scripts/reset-db.mjs</w:t>
             </w:r>
           </w:p>
         </w:tc>
@@ -4448,7 +6850,7 @@
               <w:rPr>
                 <w:sz w:val="20"/>
               </w:rPr>
-              <w:t>Applies the schema on start-up and seeds an empty database</w:t>
+              <w:t>Deletes and rebuilds the database from the two scripts and restores the demo documents (npm run db:reset)</w:t>
             </w:r>
           </w:p>
         </w:tc>
@@ -4463,6 +6865,71 @@
           </w:tcPr>
           <w:p>
             <w:pPr>
+              <w:keepNext/>
+              <w:spacing w:before="40" w:after="40"/>
+              <w:rPr>
+                <w:sz w:val="20"/>
+              </w:rPr>
+            </w:pPr>
+            <w:r>
+              <w:rPr>
+                <w:sz w:val="20"/>
+              </w:rPr>
+              <w:t>db.ts</w:t>
+            </w:r>
+          </w:p>
+        </w:tc>
+        <w:tc>
+          <w:tcPr>
+            <w:tcW w:w="3971" w:type="dxa"/>
+          </w:tcPr>
+          <w:p>
+            <w:pPr>
+              <w:keepNext/>
+              <w:spacing w:before="40" w:after="40"/>
+              <w:rPr>
+                <w:sz w:val="20"/>
+              </w:rPr>
+            </w:pPr>
+            <w:r>
+              <w:rPr>
+                <w:sz w:val="20"/>
+              </w:rPr>
+              <w:t>05_Source_Code/trackwil/src/lib/db.ts</w:t>
+            </w:r>
+          </w:p>
+        </w:tc>
+        <w:tc>
+          <w:tcPr>
+            <w:tcW w:w="3711" w:type="dxa"/>
+          </w:tcPr>
+          <w:p>
+            <w:pPr>
+              <w:keepNext/>
+              <w:spacing w:before="40" w:after="40"/>
+              <w:rPr>
+                <w:sz w:val="20"/>
+              </w:rPr>
+            </w:pPr>
+            <w:r>
+              <w:rPr>
+                <w:sz w:val="20"/>
+              </w:rPr>
+              <w:t>Applies the schema on start-up and seeds an empty database</w:t>
+            </w:r>
+          </w:p>
+        </w:tc>
+      </w:tr>
+      <w:tr>
+        <w:trPr>
+          <w:cantSplit/>
+        </w:trPr>
+        <w:tc>
+          <w:tcPr>
+            <w:tcW w:w="2298" w:type="dxa"/>
+          </w:tcPr>
+          <w:p>
+            <w:pPr>
               <w:spacing w:before="40" w:after="40"/>
               <w:rPr>
                 <w:sz w:val="20"/>
@@ -4518,12 +6985,7 @@
     </w:tbl>
     <w:p/>
     <w:sectPr>
-      <w:headerReference w:type="even" r:id="rId9"/>
-      <w:headerReference w:type="default" r:id="rId10"/>
-      <w:footerReference w:type="even" r:id="rId11"/>
-      <w:footerReference w:type="default" r:id="rId12"/>
-      <w:headerReference w:type="first" r:id="rId13"/>
-      <w:footerReference w:type="first" r:id="rId14"/>
+      <w:headerReference w:type="default" r:id="rId9"/>
       <w:pgSz w:w="12240" w:h="15840"/>
       <w:pgMar w:top="964" w:right="1134" w:bottom="964" w:left="1134" w:header="720" w:footer="720" w:gutter="0"/>
       <w:cols w:space="720"/>
@@ -4558,36 +7020,6 @@
 </w:endnotes>
 </file>
 
-<file path=word/footer1.xml><?xml version="1.0" encoding="utf-8"?>
-<w:ftr xmlns:wpc="http://schemas.microsoft.com/office/word/2010/wordprocessingCanvas" xmlns:cx="http://schemas.microsoft.com/office/drawing/2014/chartex" xmlns:cx1="http://schemas.microsoft.com/office/drawing/2015/9/8/chartex" xmlns:cx2="http://schemas.microsoft.com/office/drawing/2015/10/21/chartex" xmlns:cx3="http://schemas.microsoft.com/office/drawing/2016/5/9/chartex" xmlns:cx4="http://schemas.microsoft.com/office/drawing/2016/5/10/chartex" xmlns:cx5="http://schemas.microsoft.com/office/drawing/2016/5/11/chartex" xmlns:cx6="http://schemas.microsoft.com/office/drawing/2016/5/12/chartex" xmlns:cx7="http://schemas.microsoft.com/office/drawing/2016/5/13/chartex" xmlns:cx8="http://schemas.microsoft.com/office/drawing/2016/5/14/chartex" xmlns:mc="http://schemas.openxmlformats.org/markup-compatibility/2006" xmlns:aink="http://schemas.microsoft.com/office/drawing/2016/ink" xmlns:am3d="http://schemas.microsoft.com/office/drawing/2017/model3d" xmlns:o="urn:schemas-microsoft-com:office:office" xmlns:oel="http://schemas.microsoft.com/office/2019/extlst" xmlns:r="http://schemas.openxmlformats.org/officeDocument/2006/relationships" xmlns:m="http://schemas.openxmlformats.org/officeDocument/2006/math" xmlns:v="urn:schemas-microsoft-com:vml" xmlns:wp14="http://schemas.microsoft.com/office/word/2010/wordprocessingDrawing" xmlns:wp="http://schemas.openxmlformats.org/drawingml/2006/wordprocessingDrawing" xmlns:w10="urn:schemas-microsoft-com:office:word" xmlns:w="http://schemas.openxmlformats.org/wordprocessingml/2006/main" xmlns:w14="http://schemas.microsoft.com/office/word/2010/wordml" xmlns:w15="http://schemas.microsoft.com/office/word/2012/wordml" xmlns:w16cex="http://schemas.microsoft.com/office/word/2018/wordml/cex" xmlns:w16cid="http://schemas.microsoft.com/office/word/2016/wordml/cid" xmlns:w16="http://schemas.microsoft.com/office/word/2018/wordml" xmlns:w16du="http://schemas.microsoft.com/office/word/2023/wordml/word16du" xmlns:w16sdtdh="http://schemas.microsoft.com/office/word/2020/wordml/sdtdatahash" xmlns:w16sdtfl="http://schemas.microsoft.com/office/word/2024/wordml/sdtformatlock" xmlns:w16se="http://schemas.microsoft.com/office/word/2015/wordml/symex" xmlns:wpg="http://schemas.microsoft.com/office/word/2010/wordprocessingGroup" xmlns:wpi="http://schemas.microsoft.com/office/word/2010/wordprocessingInk" xmlns:wne="http://schemas.microsoft.com/office/word/2006/wordml" xmlns:wps="http://schemas.microsoft.com/office/word/2010/wordprocessingShape" mc:Ignorable="w14 w15 w16se w16cid w16 w16cex w16sdtdh w16sdtfl w16du wp14">
-  <w:p>
-    <w:pPr>
-      <w:pStyle w:val="Footer"/>
-    </w:pPr>
-  </w:p>
-</w:ftr>
-</file>
-
-<file path=word/footer2.xml><?xml version="1.0" encoding="utf-8"?>
-<w:ftr xmlns:wpc="http://schemas.microsoft.com/office/word/2010/wordprocessingCanvas" xmlns:cx="http://schemas.microsoft.com/office/drawing/2014/chartex" xmlns:cx1="http://schemas.microsoft.com/office/drawing/2015/9/8/chartex" xmlns:cx2="http://schemas.microsoft.com/office/drawing/2015/10/21/chartex" xmlns:cx3="http://schemas.microsoft.com/office/drawing/2016/5/9/chartex" xmlns:cx4="http://schemas.microsoft.com/office/drawing/2016/5/10/chartex" xmlns:cx5="http://schemas.microsoft.com/office/drawing/2016/5/11/chartex" xmlns:cx6="http://schemas.microsoft.com/office/drawing/2016/5/12/chartex" xmlns:cx7="http://schemas.microsoft.com/office/drawing/2016/5/13/chartex" xmlns:cx8="http://schemas.microsoft.com/office/drawing/2016/5/14/chartex" xmlns:mc="http://schemas.openxmlformats.org/markup-compatibility/2006" xmlns:aink="http://schemas.microsoft.com/office/drawing/2016/ink" xmlns:am3d="http://schemas.microsoft.com/office/drawing/2017/model3d" xmlns:o="urn:schemas-microsoft-com:office:office" xmlns:oel="http://schemas.microsoft.com/office/2019/extlst" xmlns:r="http://schemas.openxmlformats.org/officeDocument/2006/relationships" xmlns:m="http://schemas.openxmlformats.org/officeDocument/2006/math" xmlns:v="urn:schemas-microsoft-com:vml" xmlns:wp14="http://schemas.microsoft.com/office/word/2010/wordprocessingDrawing" xmlns:wp="http://schemas.openxmlformats.org/drawingml/2006/wordprocessingDrawing" xmlns:w10="urn:schemas-microsoft-com:office:word" xmlns:w="http://schemas.openxmlformats.org/wordprocessingml/2006/main" xmlns:w14="http://schemas.microsoft.com/office/word/2010/wordml" xmlns:w15="http://schemas.microsoft.com/office/word/2012/wordml" xmlns:w16cex="http://schemas.microsoft.com/office/word/2018/wordml/cex" xmlns:w16cid="http://schemas.microsoft.com/office/word/2016/wordml/cid" xmlns:w16="http://schemas.microsoft.com/office/word/2018/wordml" xmlns:w16du="http://schemas.microsoft.com/office/word/2023/wordml/word16du" xmlns:w16sdtdh="http://schemas.microsoft.com/office/word/2020/wordml/sdtdatahash" xmlns:w16sdtfl="http://schemas.microsoft.com/office/word/2024/wordml/sdtformatlock" xmlns:w16se="http://schemas.microsoft.com/office/word/2015/wordml/symex" xmlns:wpg="http://schemas.microsoft.com/office/word/2010/wordprocessingGroup" xmlns:wpi="http://schemas.microsoft.com/office/word/2010/wordprocessingInk" xmlns:wne="http://schemas.microsoft.com/office/word/2006/wordml" xmlns:wps="http://schemas.microsoft.com/office/word/2010/wordprocessingShape" mc:Ignorable="w14 w15 w16se w16cid w16 w16cex w16sdtdh w16sdtfl w16du wp14">
-  <w:p>
-    <w:pPr>
-      <w:pStyle w:val="Footer"/>
-    </w:pPr>
-  </w:p>
-</w:ftr>
-</file>
-
-<file path=word/footer3.xml><?xml version="1.0" encoding="utf-8"?>
-<w:ftr xmlns:wpc="http://schemas.microsoft.com/office/word/2010/wordprocessingCanvas" xmlns:cx="http://schemas.microsoft.com/office/drawing/2014/chartex" xmlns:cx1="http://schemas.microsoft.com/office/drawing/2015/9/8/chartex" xmlns:cx2="http://schemas.microsoft.com/office/drawing/2015/10/21/chartex" xmlns:cx3="http://schemas.microsoft.com/office/drawing/2016/5/9/chartex" xmlns:cx4="http://schemas.microsoft.com/office/drawing/2016/5/10/chartex" xmlns:cx5="http://schemas.microsoft.com/office/drawing/2016/5/11/chartex" xmlns:cx6="http://schemas.microsoft.com/office/drawing/2016/5/12/chartex" xmlns:cx7="http://schemas.microsoft.com/office/drawing/2016/5/13/chartex" xmlns:cx8="http://schemas.microsoft.com/office/drawing/2016/5/14/chartex" xmlns:mc="http://schemas.openxmlformats.org/markup-compatibility/2006" xmlns:aink="http://schemas.microsoft.com/office/drawing/2016/ink" xmlns:am3d="http://schemas.microsoft.com/office/drawing/2017/model3d" xmlns:o="urn:schemas-microsoft-com:office:office" xmlns:oel="http://schemas.microsoft.com/office/2019/extlst" xmlns:r="http://schemas.openxmlformats.org/officeDocument/2006/relationships" xmlns:m="http://schemas.openxmlformats.org/officeDocument/2006/math" xmlns:v="urn:schemas-microsoft-com:vml" xmlns:wp14="http://schemas.microsoft.com/office/word/2010/wordprocessingDrawing" xmlns:wp="http://schemas.openxmlformats.org/drawingml/2006/wordprocessingDrawing" xmlns:w10="urn:schemas-microsoft-com:office:word" xmlns:w="http://schemas.openxmlformats.org/wordprocessingml/2006/main" xmlns:w14="http://schemas.microsoft.com/office/word/2010/wordml" xmlns:w15="http://schemas.microsoft.com/office/word/2012/wordml" xmlns:w16cex="http://schemas.microsoft.com/office/word/2018/wordml/cex" xmlns:w16cid="http://schemas.microsoft.com/office/word/2016/wordml/cid" xmlns:w16="http://schemas.microsoft.com/office/word/2018/wordml" xmlns:w16du="http://schemas.microsoft.com/office/word/2023/wordml/word16du" xmlns:w16sdtdh="http://schemas.microsoft.com/office/word/2020/wordml/sdtdatahash" xmlns:w16sdtfl="http://schemas.microsoft.com/office/word/2024/wordml/sdtformatlock" xmlns:w16se="http://schemas.microsoft.com/office/word/2015/wordml/symex" xmlns:wpg="http://schemas.microsoft.com/office/word/2010/wordprocessingGroup" xmlns:wpi="http://schemas.microsoft.com/office/word/2010/wordprocessingInk" xmlns:wne="http://schemas.microsoft.com/office/word/2006/wordml" xmlns:wps="http://schemas.microsoft.com/office/word/2010/wordprocessingShape" mc:Ignorable="w14 w15 w16se w16cid w16 w16cex w16sdtdh w16sdtfl w16du wp14">
-  <w:p>
-    <w:pPr>
-      <w:pStyle w:val="Footer"/>
-    </w:pPr>
-  </w:p>
-</w:ftr>
-</file>
-
 <file path=word/footnotes.xml><?xml version="1.0" encoding="utf-8"?>
 <w:footnotes xmlns:wpc="http://schemas.microsoft.com/office/word/2010/wordprocessingCanvas" xmlns:cx="http://schemas.microsoft.com/office/drawing/2014/chartex" xmlns:cx1="http://schemas.microsoft.com/office/drawing/2015/9/8/chartex" xmlns:cx2="http://schemas.microsoft.com/office/drawing/2015/10/21/chartex" xmlns:cx3="http://schemas.microsoft.com/office/drawing/2016/5/9/chartex" xmlns:cx4="http://schemas.microsoft.com/office/drawing/2016/5/10/chartex" xmlns:cx5="http://schemas.microsoft.com/office/drawing/2016/5/11/chartex" xmlns:cx6="http://schemas.microsoft.com/office/drawing/2016/5/12/chartex" xmlns:cx7="http://schemas.microsoft.com/office/drawing/2016/5/13/chartex" xmlns:cx8="http://schemas.microsoft.com/office/drawing/2016/5/14/chartex" xmlns:mc="http://schemas.openxmlformats.org/markup-compatibility/2006" xmlns:aink="http://schemas.microsoft.com/office/drawing/2016/ink" xmlns:am3d="http://schemas.microsoft.com/office/drawing/2017/model3d" xmlns:o="urn:schemas-microsoft-com:office:office" xmlns:oel="http://schemas.microsoft.com/office/2019/extlst" xmlns:r="http://schemas.openxmlformats.org/officeDocument/2006/relationships" xmlns:m="http://schemas.openxmlformats.org/officeDocument/2006/math" xmlns:v="urn:schemas-microsoft-com:vml" xmlns:wp14="http://schemas.microsoft.com/office/word/2010/wordprocessingDrawing" xmlns:wp="http://schemas.openxmlformats.org/drawingml/2006/wordprocessingDrawing" xmlns:w10="urn:schemas-microsoft-com:office:word" xmlns:w="http://schemas.openxmlformats.org/wordprocessingml/2006/main" xmlns:w14="http://schemas.microsoft.com/office/word/2010/wordml" xmlns:w15="http://schemas.microsoft.com/office/word/2012/wordml" xmlns:w16cex="http://schemas.microsoft.com/office/word/2018/wordml/cex" xmlns:w16cid="http://schemas.microsoft.com/office/word/2016/wordml/cid" xmlns:w16="http://schemas.microsoft.com/office/word/2018/wordml" xmlns:w16du="http://schemas.microsoft.com/office/word/2023/wordml/word16du" xmlns:w16sdtdh="http://schemas.microsoft.com/office/word/2020/wordml/sdtdatahash" xmlns:w16sdtfl="http://schemas.microsoft.com/office/word/2024/wordml/sdtformatlock" xmlns:w16se="http://schemas.microsoft.com/office/word/2015/wordml/symex" xmlns:wpg="http://schemas.microsoft.com/office/word/2010/wordprocessingGroup" xmlns:wpi="http://schemas.microsoft.com/office/word/2010/wordprocessingInk" xmlns:wne="http://schemas.microsoft.com/office/word/2006/wordml" xmlns:wps="http://schemas.microsoft.com/office/word/2010/wordprocessingShape" mc:Ignorable="w14 w15 w16se w16cid w16 w16cex w16sdtdh w16sdtfl w16du wp14">
   <w:footnote w:type="separator" w:id="-1">
@@ -4617,27 +7049,7 @@
 <w:hdr xmlns:wpc="http://schemas.microsoft.com/office/word/2010/wordprocessingCanvas" xmlns:cx="http://schemas.microsoft.com/office/drawing/2014/chartex" xmlns:cx1="http://schemas.microsoft.com/office/drawing/2015/9/8/chartex" xmlns:cx2="http://schemas.microsoft.com/office/drawing/2015/10/21/chartex" xmlns:cx3="http://schemas.microsoft.com/office/drawing/2016/5/9/chartex" xmlns:cx4="http://schemas.microsoft.com/office/drawing/2016/5/10/chartex" xmlns:cx5="http://schemas.microsoft.com/office/drawing/2016/5/11/chartex" xmlns:cx6="http://schemas.microsoft.com/office/drawing/2016/5/12/chartex" xmlns:cx7="http://schemas.microsoft.com/office/drawing/2016/5/13/chartex" xmlns:cx8="http://schemas.microsoft.com/office/drawing/2016/5/14/chartex" xmlns:mc="http://schemas.openxmlformats.org/markup-compatibility/2006" xmlns:aink="http://schemas.microsoft.com/office/drawing/2016/ink" xmlns:am3d="http://schemas.microsoft.com/office/drawing/2017/model3d" xmlns:o="urn:schemas-microsoft-com:office:office" xmlns:oel="http://schemas.microsoft.com/office/2019/extlst" xmlns:r="http://schemas.openxmlformats.org/officeDocument/2006/relationships" xmlns:m="http://schemas.openxmlformats.org/officeDocument/2006/math" xmlns:v="urn:schemas-microsoft-com:vml" xmlns:wp14="http://schemas.microsoft.com/office/word/2010/wordprocessingDrawing" xmlns:wp="http://schemas.openxmlformats.org/drawingml/2006/wordprocessingDrawing" xmlns:w10="urn:schemas-microsoft-com:office:word" xmlns:w="http://schemas.openxmlformats.org/wordprocessingml/2006/main" xmlns:w14="http://schemas.microsoft.com/office/word/2010/wordml" xmlns:w15="http://schemas.microsoft.com/office/word/2012/wordml" xmlns:w16cex="http://schemas.microsoft.com/office/word/2018/wordml/cex" xmlns:w16cid="http://schemas.microsoft.com/office/word/2016/wordml/cid" xmlns:w16="http://schemas.microsoft.com/office/word/2018/wordml" xmlns:w16du="http://schemas.microsoft.com/office/word/2023/wordml/word16du" xmlns:w16sdtdh="http://schemas.microsoft.com/office/word/2020/wordml/sdtdatahash" xmlns:w16sdtfl="http://schemas.microsoft.com/office/word/2024/wordml/sdtformatlock" xmlns:w16se="http://schemas.microsoft.com/office/word/2015/wordml/symex" xmlns:wpg="http://schemas.microsoft.com/office/word/2010/wordprocessingGroup" xmlns:wpi="http://schemas.microsoft.com/office/word/2010/wordprocessingInk" xmlns:wne="http://schemas.microsoft.com/office/word/2006/wordml" xmlns:wps="http://schemas.microsoft.com/office/word/2010/wordprocessingShape" mc:Ignorable="w14 w15 w16se w16cid w16 w16cex w16sdtdh w16sdtfl w16du wp14">
   <w:p>
     <w:pPr>
-      <w:pStyle w:val="Header"/>
-    </w:pPr>
-  </w:p>
-</w:hdr>
-</file>
-
-<file path=word/header2.xml><?xml version="1.0" encoding="utf-8"?>
-<w:hdr xmlns:wpc="http://schemas.microsoft.com/office/word/2010/wordprocessingCanvas" xmlns:cx="http://schemas.microsoft.com/office/drawing/2014/chartex" xmlns:cx1="http://schemas.microsoft.com/office/drawing/2015/9/8/chartex" xmlns:cx2="http://schemas.microsoft.com/office/drawing/2015/10/21/chartex" xmlns:cx3="http://schemas.microsoft.com/office/drawing/2016/5/9/chartex" xmlns:cx4="http://schemas.microsoft.com/office/drawing/2016/5/10/chartex" xmlns:cx5="http://schemas.microsoft.com/office/drawing/2016/5/11/chartex" xmlns:cx6="http://schemas.microsoft.com/office/drawing/2016/5/12/chartex" xmlns:cx7="http://schemas.microsoft.com/office/drawing/2016/5/13/chartex" xmlns:cx8="http://schemas.microsoft.com/office/drawing/2016/5/14/chartex" xmlns:mc="http://schemas.openxmlformats.org/markup-compatibility/2006" xmlns:aink="http://schemas.microsoft.com/office/drawing/2016/ink" xmlns:am3d="http://schemas.microsoft.com/office/drawing/2017/model3d" xmlns:o="urn:schemas-microsoft-com:office:office" xmlns:oel="http://schemas.microsoft.com/office/2019/extlst" xmlns:r="http://schemas.openxmlformats.org/officeDocument/2006/relationships" xmlns:m="http://schemas.openxmlformats.org/officeDocument/2006/math" xmlns:v="urn:schemas-microsoft-com:vml" xmlns:wp14="http://schemas.microsoft.com/office/word/2010/wordprocessingDrawing" xmlns:wp="http://schemas.openxmlformats.org/drawingml/2006/wordprocessingDrawing" xmlns:w10="urn:schemas-microsoft-com:office:word" xmlns:w="http://schemas.openxmlformats.org/wordprocessingml/2006/main" xmlns:w14="http://schemas.microsoft.com/office/word/2010/wordml" xmlns:w15="http://schemas.microsoft.com/office/word/2012/wordml" xmlns:w16cex="http://schemas.microsoft.com/office/word/2018/wordml/cex" xmlns:w16cid="http://schemas.microsoft.com/office/word/2016/wordml/cid" xmlns:w16="http://schemas.microsoft.com/office/word/2018/wordml" xmlns:w16du="http://schemas.microsoft.com/office/word/2023/wordml/word16du" xmlns:w16sdtdh="http://schemas.microsoft.com/office/word/2020/wordml/sdtdatahash" xmlns:w16sdtfl="http://schemas.microsoft.com/office/word/2024/wordml/sdtformatlock" xmlns:w16se="http://schemas.microsoft.com/office/word/2015/wordml/symex" xmlns:wpg="http://schemas.microsoft.com/office/word/2010/wordprocessingGroup" xmlns:wpi="http://schemas.microsoft.com/office/word/2010/wordprocessingInk" xmlns:wne="http://schemas.microsoft.com/office/word/2006/wordml" xmlns:wps="http://schemas.microsoft.com/office/word/2010/wordprocessingShape" mc:Ignorable="w14 w15 w16se w16cid w16 w16cex w16sdtdh w16sdtfl w16du wp14">
-  <w:p>
-    <w:pPr>
       <w:jc w:val="center"/>
-    </w:pPr>
-  </w:p>
-</w:hdr>
-</file>
-
-<file path=word/header3.xml><?xml version="1.0" encoding="utf-8"?>
-<w:hdr xmlns:wpc="http://schemas.microsoft.com/office/word/2010/wordprocessingCanvas" xmlns:cx="http://schemas.microsoft.com/office/drawing/2014/chartex" xmlns:cx1="http://schemas.microsoft.com/office/drawing/2015/9/8/chartex" xmlns:cx2="http://schemas.microsoft.com/office/drawing/2015/10/21/chartex" xmlns:cx3="http://schemas.microsoft.com/office/drawing/2016/5/9/chartex" xmlns:cx4="http://schemas.microsoft.com/office/drawing/2016/5/10/chartex" xmlns:cx5="http://schemas.microsoft.com/office/drawing/2016/5/11/chartex" xmlns:cx6="http://schemas.microsoft.com/office/drawing/2016/5/12/chartex" xmlns:cx7="http://schemas.microsoft.com/office/drawing/2016/5/13/chartex" xmlns:cx8="http://schemas.microsoft.com/office/drawing/2016/5/14/chartex" xmlns:mc="http://schemas.openxmlformats.org/markup-compatibility/2006" xmlns:aink="http://schemas.microsoft.com/office/drawing/2016/ink" xmlns:am3d="http://schemas.microsoft.com/office/drawing/2017/model3d" xmlns:o="urn:schemas-microsoft-com:office:office" xmlns:oel="http://schemas.microsoft.com/office/2019/extlst" xmlns:r="http://schemas.openxmlformats.org/officeDocument/2006/relationships" xmlns:m="http://schemas.openxmlformats.org/officeDocument/2006/math" xmlns:v="urn:schemas-microsoft-com:vml" xmlns:wp14="http://schemas.microsoft.com/office/word/2010/wordprocessingDrawing" xmlns:wp="http://schemas.openxmlformats.org/drawingml/2006/wordprocessingDrawing" xmlns:w10="urn:schemas-microsoft-com:office:word" xmlns:w="http://schemas.openxmlformats.org/wordprocessingml/2006/main" xmlns:w14="http://schemas.microsoft.com/office/word/2010/wordml" xmlns:w15="http://schemas.microsoft.com/office/word/2012/wordml" xmlns:w16cex="http://schemas.microsoft.com/office/word/2018/wordml/cex" xmlns:w16cid="http://schemas.microsoft.com/office/word/2016/wordml/cid" xmlns:w16="http://schemas.microsoft.com/office/word/2018/wordml" xmlns:w16du="http://schemas.microsoft.com/office/word/2023/wordml/word16du" xmlns:w16sdtdh="http://schemas.microsoft.com/office/word/2020/wordml/sdtdatahash" xmlns:w16sdtfl="http://schemas.microsoft.com/office/word/2024/wordml/sdtformatlock" xmlns:w16se="http://schemas.microsoft.com/office/word/2015/wordml/symex" xmlns:wpg="http://schemas.microsoft.com/office/word/2010/wordprocessingGroup" xmlns:wpi="http://schemas.microsoft.com/office/word/2010/wordprocessingInk" xmlns:wne="http://schemas.microsoft.com/office/word/2006/wordml" xmlns:wps="http://schemas.microsoft.com/office/word/2010/wordprocessingShape" mc:Ignorable="w14 w15 w16se w16cid w16 w16cex w16sdtdh w16sdtfl w16du wp14">
-  <w:p>
-    <w:pPr>
-      <w:pStyle w:val="Header"/>
     </w:pPr>
   </w:p>
 </w:hdr>
